--- a/project/Documentation Projet/Phase 2 Concevoir les algorithmes de gestion du tournoi/Phase 2 Dossier analyse et conception.docx
+++ b/project/Documentation Projet/Phase 2 Concevoir les algorithmes de gestion du tournoi/Phase 2 Dossier analyse et conception.docx
@@ -11,16 +11,31 @@
       </w:r>
     </w:p>
     <w:p>
+      <w:pPr>
+        <w:pStyle w:val="Titre2"/>
+      </w:pPr>
       <w:r>
         <w:t>Identification des utilisateurs</w:t>
       </w:r>
     </w:p>
     <w:p>
       <w:r>
-        <w:t xml:space="preserve">Utilisateur de la base de donnée </w:t>
-      </w:r>
-    </w:p>
-    <w:p>
+        <w:t xml:space="preserve">Utilisateur de la base de </w:t>
+      </w:r>
+      <w:r>
+        <w:t>données</w:t>
+      </w:r>
+      <w:r>
+        <w:t>, organisateur, chef d’équipe, arbitre, spectateur</w:t>
+      </w:r>
+      <w:r>
+        <w:t xml:space="preserve"> </w:t>
+      </w:r>
+    </w:p>
+    <w:p>
+      <w:pPr>
+        <w:pStyle w:val="Titre2"/>
+      </w:pPr>
       <w:r>
         <w:t>Cas d’usage</w:t>
       </w:r>
@@ -31,21 +46,1980 @@
       </w:r>
     </w:p>
     <w:p>
+      <w:pPr>
+        <w:pStyle w:val="Titre2"/>
+        <w:numPr>
+          <w:ilvl w:val="0"/>
+          <w:numId w:val="1"/>
+        </w:numPr>
+      </w:pPr>
+      <w:r>
+        <w:t>loginManager.py</w:t>
+      </w:r>
+    </w:p>
+    <w:p>
+      <w:r>
+        <w:t>Ce programme est un gestionnaire de connexions et d'identifiants pour un système de gestion de tournois. Il utilise une base de données SQLite pour stocker et vérifier les informations d'identification des utilisateurs (nom du tournoi et mot de passe). Voici les principales fonctionnalités :</w:t>
+      </w:r>
+    </w:p>
+    <w:p>
+      <w:r>
+        <w:t xml:space="preserve">La fonction </w:t>
+      </w:r>
+      <w:proofErr w:type="spellStart"/>
+      <w:r>
+        <w:t>IsUniqueTeamID</w:t>
+      </w:r>
+      <w:proofErr w:type="spellEnd"/>
+      <w:r>
+        <w:t xml:space="preserve"> vérifie si un nom d’équipe est unique dans une base de données spécifique au tournoi</w:t>
+      </w:r>
+    </w:p>
+    <w:tbl>
+      <w:tblPr>
+        <w:tblStyle w:val="Grilledutableau"/>
+        <w:tblW w:w="11624" w:type="dxa"/>
+        <w:tblInd w:w="-1281" w:type="dxa"/>
+        <w:tblLook w:val="04A0" w:firstRow="1" w:lastRow="0" w:firstColumn="1" w:lastColumn="0" w:noHBand="0" w:noVBand="1"/>
+      </w:tblPr>
+      <w:tblGrid>
+        <w:gridCol w:w="3544"/>
+        <w:gridCol w:w="8080"/>
+      </w:tblGrid>
+      <w:tr>
+        <w:tc>
+          <w:tcPr>
+            <w:tcW w:w="3544" w:type="dxa"/>
+          </w:tcPr>
+          <w:p>
+            <w:r>
+              <w:t>Vérification des identifiants</w:t>
+            </w:r>
+          </w:p>
+        </w:tc>
+        <w:tc>
+          <w:tcPr>
+            <w:tcW w:w="8080" w:type="dxa"/>
+          </w:tcPr>
+          <w:p>
+            <w:r>
+              <w:t xml:space="preserve">La fonction </w:t>
+            </w:r>
+            <w:proofErr w:type="spellStart"/>
+            <w:r>
+              <w:t>IsLoginCorrect</w:t>
+            </w:r>
+            <w:proofErr w:type="spellEnd"/>
+            <w:r>
+              <w:t xml:space="preserve"> vérifie si un nom de tournoi et un mot de passe données existent dans la table Login.</w:t>
+            </w:r>
+          </w:p>
+        </w:tc>
+      </w:tr>
+      <w:tr>
+        <w:tc>
+          <w:tcPr>
+            <w:tcW w:w="3544" w:type="dxa"/>
+          </w:tcPr>
+          <w:p>
+            <w:r>
+              <w:t>Ajout de nouveaux identifiants</w:t>
+            </w:r>
+          </w:p>
+        </w:tc>
+        <w:tc>
+          <w:tcPr>
+            <w:tcW w:w="8080" w:type="dxa"/>
+          </w:tcPr>
+          <w:p>
+            <w:r>
+              <w:t xml:space="preserve">La fonction </w:t>
+            </w:r>
+            <w:proofErr w:type="spellStart"/>
+            <w:r>
+              <w:t>AddNewLogin</w:t>
+            </w:r>
+            <w:proofErr w:type="spellEnd"/>
+            <w:r>
+              <w:t xml:space="preserve"> permet d’ajouter un nouveau tournoi avec un mot de passe dans la table Login</w:t>
+            </w:r>
+          </w:p>
+        </w:tc>
+      </w:tr>
+      <w:tr>
+        <w:tc>
+          <w:tcPr>
+            <w:tcW w:w="3544" w:type="dxa"/>
+          </w:tcPr>
+          <w:p>
+            <w:r>
+              <w:t>Vérification de l’unicité d’un identifiant</w:t>
+            </w:r>
+          </w:p>
+        </w:tc>
+        <w:tc>
+          <w:tcPr>
+            <w:tcW w:w="8080" w:type="dxa"/>
+          </w:tcPr>
+          <w:p>
+            <w:r>
+              <w:t xml:space="preserve">La fonction </w:t>
+            </w:r>
+            <w:proofErr w:type="spellStart"/>
+            <w:r>
+              <w:t>IsUniqueld</w:t>
+            </w:r>
+            <w:proofErr w:type="spellEnd"/>
+            <w:r>
+              <w:t xml:space="preserve"> vérifie si un nom de tournoi est unique dans la table Login.</w:t>
+            </w:r>
+          </w:p>
+        </w:tc>
+      </w:tr>
+      <w:tr>
+        <w:tc>
+          <w:tcPr>
+            <w:tcW w:w="3544" w:type="dxa"/>
+          </w:tcPr>
+          <w:p>
+            <w:r>
+              <w:t>Récupération des paramètres d’un tournoi</w:t>
+            </w:r>
+          </w:p>
+        </w:tc>
+        <w:tc>
+          <w:tcPr>
+            <w:tcW w:w="8080" w:type="dxa"/>
+          </w:tcPr>
+          <w:p>
+            <w:r>
+              <w:t xml:space="preserve">La fonction </w:t>
+            </w:r>
+            <w:proofErr w:type="spellStart"/>
+            <w:r>
+              <w:t>GetParamastersList</w:t>
+            </w:r>
+            <w:proofErr w:type="spellEnd"/>
+            <w:r>
+              <w:t xml:space="preserve"> lit un fichier </w:t>
+            </w:r>
+            <w:proofErr w:type="spellStart"/>
+            <w:r>
+              <w:t>yexye</w:t>
+            </w:r>
+            <w:proofErr w:type="spellEnd"/>
+            <w:r>
+              <w:t xml:space="preserve"> associé à un tournoi pour récupérer une liste de paramètres.</w:t>
+            </w:r>
+          </w:p>
+        </w:tc>
+      </w:tr>
+      <w:tr>
+        <w:tc>
+          <w:tcPr>
+            <w:tcW w:w="3544" w:type="dxa"/>
+          </w:tcPr>
+          <w:p>
+            <w:r>
+              <w:t>Récupération du mot de passe d’un tournoi</w:t>
+            </w:r>
+          </w:p>
+          <w:p/>
+        </w:tc>
+        <w:tc>
+          <w:tcPr>
+            <w:tcW w:w="8080" w:type="dxa"/>
+          </w:tcPr>
+          <w:p>
+            <w:r>
+              <w:t xml:space="preserve">La fonction </w:t>
+            </w:r>
+            <w:proofErr w:type="spellStart"/>
+            <w:r>
+              <w:t>GetPassword</w:t>
+            </w:r>
+            <w:proofErr w:type="spellEnd"/>
+            <w:r>
+              <w:t xml:space="preserve"> récupère le mot de passe associé à un tournoi spécifique dans la table Login</w:t>
+            </w:r>
+          </w:p>
+        </w:tc>
+      </w:tr>
+      <w:tr>
+        <w:tc>
+          <w:tcPr>
+            <w:tcW w:w="3544" w:type="dxa"/>
+          </w:tcPr>
+          <w:p>
+            <w:r>
+              <w:t>Vérification de l’existence d’un tournoi</w:t>
+            </w:r>
+          </w:p>
+          <w:p/>
+        </w:tc>
+        <w:tc>
+          <w:tcPr>
+            <w:tcW w:w="8080" w:type="dxa"/>
+          </w:tcPr>
+          <w:p>
+            <w:r>
+              <w:t xml:space="preserve">La fonction </w:t>
+            </w:r>
+            <w:proofErr w:type="spellStart"/>
+            <w:r>
+              <w:t>IsExistingTournament</w:t>
+            </w:r>
+            <w:proofErr w:type="spellEnd"/>
+            <w:r>
+              <w:t xml:space="preserve"> </w:t>
+            </w:r>
+            <w:proofErr w:type="spellStart"/>
+            <w:r>
+              <w:t>verifie</w:t>
+            </w:r>
+            <w:proofErr w:type="spellEnd"/>
+            <w:r>
+              <w:t xml:space="preserve"> si un tournoi existe dans la table Login.</w:t>
+            </w:r>
+          </w:p>
+        </w:tc>
+      </w:tr>
+      <w:tr>
+        <w:tc>
+          <w:tcPr>
+            <w:tcW w:w="3544" w:type="dxa"/>
+          </w:tcPr>
+          <w:p>
+            <w:r>
+              <w:t>Vérification de l’unicité d’une équipe dans un tournoi</w:t>
+            </w:r>
+          </w:p>
+        </w:tc>
+        <w:tc>
+          <w:tcPr>
+            <w:tcW w:w="8080" w:type="dxa"/>
+          </w:tcPr>
+          <w:p>
+            <w:r>
+              <w:t xml:space="preserve">La fonction </w:t>
+            </w:r>
+            <w:proofErr w:type="spellStart"/>
+            <w:r>
+              <w:t>IsUniqueTeamID</w:t>
+            </w:r>
+            <w:proofErr w:type="spellEnd"/>
+            <w:r>
+              <w:t xml:space="preserve"> vérifie si un nom d’équipe est unique dans une base de données spécifique au tournoi</w:t>
+            </w:r>
+          </w:p>
+        </w:tc>
+      </w:tr>
+    </w:tbl>
+    <w:p/>
+    <w:p>
+      <w:pPr>
+        <w:pStyle w:val="Titre3"/>
+      </w:pPr>
       <w:r>
         <w:t>Contraintes techniques et fonctionnelles</w:t>
       </w:r>
     </w:p>
     <w:p>
+      <w:pPr>
+        <w:pStyle w:val="Paragraphedeliste"/>
+        <w:numPr>
+          <w:ilvl w:val="0"/>
+          <w:numId w:val="9"/>
+        </w:numPr>
+      </w:pPr>
+      <w:r>
+        <w:t>Contraintes techniques</w:t>
+      </w:r>
+    </w:p>
+    <w:tbl>
+      <w:tblPr>
+        <w:tblStyle w:val="Grilledutableau"/>
+        <w:tblW w:w="11482" w:type="dxa"/>
+        <w:tblInd w:w="-1281" w:type="dxa"/>
+        <w:tblLook w:val="04A0" w:firstRow="1" w:lastRow="0" w:firstColumn="1" w:lastColumn="0" w:noHBand="0" w:noVBand="1"/>
+      </w:tblPr>
+      <w:tblGrid>
+        <w:gridCol w:w="2552"/>
+        <w:gridCol w:w="8930"/>
+      </w:tblGrid>
+      <w:tr>
+        <w:tc>
+          <w:tcPr>
+            <w:tcW w:w="2552" w:type="dxa"/>
+          </w:tcPr>
+          <w:p>
+            <w:r>
+              <w:t>Base de données SQLite</w:t>
+            </w:r>
+          </w:p>
+        </w:tc>
+        <w:tc>
+          <w:tcPr>
+            <w:tcW w:w="8930" w:type="dxa"/>
+          </w:tcPr>
+          <w:p>
+            <w:r>
+              <w:t>Le programme utilise SQLite pour gérer les données des tournois et des équipes. Les bases de données sont stockées localement.</w:t>
+            </w:r>
+          </w:p>
+        </w:tc>
+      </w:tr>
+      <w:tr>
+        <w:tc>
+          <w:tcPr>
+            <w:tcW w:w="2552" w:type="dxa"/>
+          </w:tcPr>
+          <w:p>
+            <w:r>
+              <w:t>Fichier texte pour les paramètres</w:t>
+            </w:r>
+          </w:p>
+        </w:tc>
+        <w:tc>
+          <w:tcPr>
+            <w:tcW w:w="8930" w:type="dxa"/>
+          </w:tcPr>
+          <w:p>
+            <w:r>
+              <w:t>Les paramètres des tournois sont stockés dans des fichiers texte dans un dossier</w:t>
+            </w:r>
+            <w:r>
+              <w:t xml:space="preserve"> : </w:t>
+            </w:r>
+            <w:proofErr w:type="spellStart"/>
+            <w:r>
+              <w:t>databases</w:t>
+            </w:r>
+            <w:proofErr w:type="spellEnd"/>
+          </w:p>
+        </w:tc>
+      </w:tr>
+    </w:tbl>
+    <w:p/>
+    <w:p>
+      <w:pPr>
+        <w:pStyle w:val="Paragraphedeliste"/>
+        <w:numPr>
+          <w:ilvl w:val="0"/>
+          <w:numId w:val="9"/>
+        </w:numPr>
+      </w:pPr>
+      <w:r>
+        <w:t>Contraintes fonctionnelles</w:t>
+      </w:r>
+    </w:p>
+    <w:tbl>
+      <w:tblPr>
+        <w:tblStyle w:val="Grilledutableau"/>
+        <w:tblW w:w="11624" w:type="dxa"/>
+        <w:tblInd w:w="-1281" w:type="dxa"/>
+        <w:tblLook w:val="04A0" w:firstRow="1" w:lastRow="0" w:firstColumn="1" w:lastColumn="0" w:noHBand="0" w:noVBand="1"/>
+      </w:tblPr>
+      <w:tblGrid>
+        <w:gridCol w:w="3119"/>
+        <w:gridCol w:w="8505"/>
+      </w:tblGrid>
+      <w:tr>
+        <w:tc>
+          <w:tcPr>
+            <w:tcW w:w="3119" w:type="dxa"/>
+          </w:tcPr>
+          <w:p>
+            <w:r>
+              <w:lastRenderedPageBreak/>
+              <w:t>Gestion des tournois</w:t>
+            </w:r>
+          </w:p>
+        </w:tc>
+        <w:tc>
+          <w:tcPr>
+            <w:tcW w:w="8505" w:type="dxa"/>
+          </w:tcPr>
+          <w:p>
+            <w:r>
+              <w:t>Ajouter vérifier et récupérer les informations des tournois. Vérifier l’unicité des noms de tournois et des équipes.</w:t>
+            </w:r>
+          </w:p>
+        </w:tc>
+      </w:tr>
+      <w:tr>
+        <w:tc>
+          <w:tcPr>
+            <w:tcW w:w="3119" w:type="dxa"/>
+          </w:tcPr>
+          <w:p>
+            <w:r>
+              <w:t>Gestion des équipes</w:t>
+            </w:r>
+          </w:p>
+        </w:tc>
+        <w:tc>
+          <w:tcPr>
+            <w:tcW w:w="8505" w:type="dxa"/>
+          </w:tcPr>
+          <w:p>
+            <w:r>
+              <w:t>Vérifier l’unicité des noms d’équipes dans un tournoi spécifique</w:t>
+            </w:r>
+          </w:p>
+        </w:tc>
+      </w:tr>
+      <w:tr>
+        <w:tc>
+          <w:tcPr>
+            <w:tcW w:w="3119" w:type="dxa"/>
+          </w:tcPr>
+          <w:p>
+            <w:r>
+              <w:t>Paramètres personnalisés</w:t>
+            </w:r>
+          </w:p>
+        </w:tc>
+        <w:tc>
+          <w:tcPr>
+            <w:tcW w:w="8505" w:type="dxa"/>
+          </w:tcPr>
+          <w:p>
+            <w:r>
+              <w:t>Lire et interpréter des paramètres spécifiques) chaque tournoi depuis des fichier texte.</w:t>
+            </w:r>
+          </w:p>
+        </w:tc>
+      </w:tr>
+    </w:tbl>
+    <w:p/>
+    <w:p>
+      <w:pPr>
+        <w:pStyle w:val="Titre3"/>
+      </w:pPr>
       <w:r>
         <w:t>Schéma de la base de données (tables, relations…)</w:t>
       </w:r>
     </w:p>
     <w:p>
+      <w:pPr>
+        <w:pStyle w:val="Titre3"/>
+      </w:pPr>
       <w:r>
         <w:t>Architecture logicielle et matérielle</w:t>
       </w:r>
     </w:p>
     <w:p>
+      <w:pPr>
+        <w:spacing w:after="0"/>
+      </w:pPr>
+      <w:r>
+        <w:t>Architecture logicielle :</w:t>
+      </w:r>
+    </w:p>
+    <w:p>
+      <w:pPr>
+        <w:pStyle w:val="Paragraphedeliste"/>
+        <w:numPr>
+          <w:ilvl w:val="0"/>
+          <w:numId w:val="10"/>
+        </w:numPr>
+        <w:spacing w:after="0"/>
+      </w:pPr>
+      <w:r>
+        <w:t xml:space="preserve">Fond : </w:t>
+      </w:r>
+    </w:p>
+    <w:p>
+      <w:pPr>
+        <w:pStyle w:val="Paragraphedeliste"/>
+        <w:numPr>
+          <w:ilvl w:val="0"/>
+          <w:numId w:val="11"/>
+        </w:numPr>
+        <w:spacing w:after="0"/>
+      </w:pPr>
+      <w:r>
+        <w:t xml:space="preserve">Langage : </w:t>
+      </w:r>
+      <w:proofErr w:type="spellStart"/>
+      <w:r>
+        <w:t>Pyton</w:t>
+      </w:r>
+      <w:proofErr w:type="spellEnd"/>
+    </w:p>
+    <w:p>
+      <w:pPr>
+        <w:pStyle w:val="Paragraphedeliste"/>
+        <w:numPr>
+          <w:ilvl w:val="0"/>
+          <w:numId w:val="11"/>
+        </w:numPr>
+        <w:spacing w:after="0"/>
+      </w:pPr>
+      <w:r>
+        <w:t>Base de données : SQLite</w:t>
+      </w:r>
+    </w:p>
+    <w:p>
+      <w:pPr>
+        <w:pStyle w:val="Paragraphedeliste"/>
+        <w:numPr>
+          <w:ilvl w:val="0"/>
+          <w:numId w:val="10"/>
+        </w:numPr>
+        <w:spacing w:after="0"/>
+      </w:pPr>
+      <w:r>
+        <w:t>Organisation des fichiers</w:t>
+      </w:r>
+    </w:p>
+    <w:p>
+      <w:pPr>
+        <w:pStyle w:val="Paragraphedeliste"/>
+        <w:numPr>
+          <w:ilvl w:val="0"/>
+          <w:numId w:val="11"/>
+        </w:numPr>
+        <w:spacing w:after="0"/>
+      </w:pPr>
+      <w:proofErr w:type="spellStart"/>
+      <w:r>
+        <w:t>passwordsDatabase.db</w:t>
+      </w:r>
+      <w:proofErr w:type="spellEnd"/>
+      <w:r>
+        <w:t> : bas de données principales pour les informations de connexion</w:t>
+      </w:r>
+    </w:p>
+    <w:p>
+      <w:pPr>
+        <w:pStyle w:val="Paragraphedeliste"/>
+        <w:numPr>
+          <w:ilvl w:val="0"/>
+          <w:numId w:val="11"/>
+        </w:numPr>
+        <w:spacing w:after="0"/>
+      </w:pPr>
+      <w:proofErr w:type="spellStart"/>
+      <w:proofErr w:type="gramStart"/>
+      <w:r>
+        <w:t>databases</w:t>
+      </w:r>
+      <w:proofErr w:type="spellEnd"/>
+      <w:proofErr w:type="gramEnd"/>
+      <w:r>
+        <w:t>/{</w:t>
+      </w:r>
+      <w:proofErr w:type="spellStart"/>
+      <w:r>
+        <w:t>databaseId</w:t>
+      </w:r>
+      <w:proofErr w:type="spellEnd"/>
+      <w:r>
+        <w:t>}.</w:t>
+      </w:r>
+      <w:proofErr w:type="spellStart"/>
+      <w:r>
+        <w:t>db</w:t>
+      </w:r>
+      <w:proofErr w:type="spellEnd"/>
+      <w:r>
+        <w:t> : fichier texte contenant les paramètres du tournoi.</w:t>
+      </w:r>
+    </w:p>
+    <w:p>
+      <w:pPr>
+        <w:spacing w:after="0"/>
+      </w:pPr>
+      <w:r>
+        <w:t>Architecture matérielle :</w:t>
+      </w:r>
+    </w:p>
+    <w:p>
+      <w:pPr>
+        <w:pStyle w:val="Paragraphedeliste"/>
+        <w:numPr>
+          <w:ilvl w:val="0"/>
+          <w:numId w:val="11"/>
+        </w:numPr>
+        <w:spacing w:after="0"/>
+      </w:pPr>
+      <w:r>
+        <w:t>Le programme est conçu pour fonctionner sur une machine locale</w:t>
+      </w:r>
+    </w:p>
+    <w:p>
+      <w:pPr>
+        <w:pStyle w:val="Paragraphedeliste"/>
+        <w:numPr>
+          <w:ilvl w:val="0"/>
+          <w:numId w:val="11"/>
+        </w:numPr>
+        <w:spacing w:after="0"/>
+      </w:pPr>
+      <w:r>
+        <w:t>Nécessite un stockage local pour les fichiers .</w:t>
+      </w:r>
+      <w:proofErr w:type="spellStart"/>
+      <w:r>
+        <w:t>db</w:t>
+      </w:r>
+      <w:proofErr w:type="spellEnd"/>
+      <w:r>
+        <w:t xml:space="preserve"> et .txt</w:t>
+      </w:r>
+    </w:p>
+    <w:p/>
+    <w:p>
+      <w:pPr>
+        <w:pStyle w:val="Titre3"/>
+      </w:pPr>
+      <w:r>
+        <w:t>Interface utilisateur : Maquettes des écrans, Navigation entre les pages</w:t>
+      </w:r>
+    </w:p>
+    <w:p>
+      <w:pPr>
+        <w:spacing w:after="0"/>
+      </w:pPr>
+      <w:r>
+        <w:t>Maquettes des écrans</w:t>
+      </w:r>
+    </w:p>
+    <w:p>
+      <w:pPr>
+        <w:numPr>
+          <w:ilvl w:val="0"/>
+          <w:numId w:val="12"/>
+        </w:numPr>
+        <w:spacing w:after="0"/>
+      </w:pPr>
+      <w:r>
+        <w:t>Écran de connexion :</w:t>
+      </w:r>
+    </w:p>
+    <w:p>
+      <w:pPr>
+        <w:pStyle w:val="Paragraphedeliste"/>
+        <w:numPr>
+          <w:ilvl w:val="0"/>
+          <w:numId w:val="11"/>
+        </w:numPr>
+        <w:spacing w:after="0"/>
+      </w:pPr>
+      <w:r>
+        <w:t>Champs : Nom du tournoi, mot de passe.</w:t>
+      </w:r>
+    </w:p>
+    <w:p>
+      <w:pPr>
+        <w:pStyle w:val="Paragraphedeliste"/>
+        <w:numPr>
+          <w:ilvl w:val="0"/>
+          <w:numId w:val="11"/>
+        </w:numPr>
+        <w:spacing w:after="0"/>
+      </w:pPr>
+      <w:r>
+        <w:t>Boutons : "Se connecter", "Créer un tournoi".</w:t>
+      </w:r>
+    </w:p>
+    <w:p>
+      <w:pPr>
+        <w:numPr>
+          <w:ilvl w:val="0"/>
+          <w:numId w:val="12"/>
+        </w:numPr>
+        <w:spacing w:after="0"/>
+      </w:pPr>
+      <w:r>
+        <w:t>Écran de création de tournoi :</w:t>
+      </w:r>
+    </w:p>
+    <w:p>
+      <w:pPr>
+        <w:pStyle w:val="Paragraphedeliste"/>
+        <w:numPr>
+          <w:ilvl w:val="0"/>
+          <w:numId w:val="11"/>
+        </w:numPr>
+        <w:spacing w:after="0"/>
+      </w:pPr>
+      <w:r>
+        <w:t>Champs : Nom du tournoi, mot de passe.</w:t>
+      </w:r>
+    </w:p>
+    <w:p>
+      <w:pPr>
+        <w:pStyle w:val="Paragraphedeliste"/>
+        <w:numPr>
+          <w:ilvl w:val="0"/>
+          <w:numId w:val="11"/>
+        </w:numPr>
+        <w:spacing w:after="0"/>
+      </w:pPr>
+      <w:r>
+        <w:t>Boutons : "Créer", "Annuler".</w:t>
+      </w:r>
+    </w:p>
+    <w:p>
+      <w:pPr>
+        <w:numPr>
+          <w:ilvl w:val="0"/>
+          <w:numId w:val="12"/>
+        </w:numPr>
+        <w:spacing w:after="0"/>
+      </w:pPr>
+      <w:r>
+        <w:t>Écran de gestion des équipes :</w:t>
+      </w:r>
+    </w:p>
+    <w:p>
+      <w:pPr>
+        <w:pStyle w:val="Paragraphedeliste"/>
+        <w:numPr>
+          <w:ilvl w:val="0"/>
+          <w:numId w:val="11"/>
+        </w:numPr>
+        <w:spacing w:after="0"/>
+      </w:pPr>
+      <w:r>
+        <w:t>Liste des équipes existantes.</w:t>
+      </w:r>
+    </w:p>
+    <w:p>
+      <w:pPr>
+        <w:pStyle w:val="Paragraphedeliste"/>
+        <w:numPr>
+          <w:ilvl w:val="0"/>
+          <w:numId w:val="11"/>
+        </w:numPr>
+        <w:spacing w:after="0"/>
+      </w:pPr>
+      <w:r>
+        <w:t>Champs : Nom de l'équipe.</w:t>
+      </w:r>
+    </w:p>
+    <w:p>
+      <w:pPr>
+        <w:pStyle w:val="Paragraphedeliste"/>
+        <w:numPr>
+          <w:ilvl w:val="0"/>
+          <w:numId w:val="11"/>
+        </w:numPr>
+        <w:spacing w:after="0"/>
+      </w:pPr>
+      <w:r>
+        <w:t>Boutons : "Ajouter une équipe", "Supprimer une équipe".</w:t>
+      </w:r>
+    </w:p>
+    <w:p>
+      <w:pPr>
+        <w:numPr>
+          <w:ilvl w:val="0"/>
+          <w:numId w:val="12"/>
+        </w:numPr>
+        <w:spacing w:after="0"/>
+      </w:pPr>
+      <w:r>
+        <w:t>Écran des paramètres du tournoi :</w:t>
+      </w:r>
+    </w:p>
+    <w:p>
+      <w:pPr>
+        <w:pStyle w:val="Paragraphedeliste"/>
+        <w:numPr>
+          <w:ilvl w:val="0"/>
+          <w:numId w:val="11"/>
+        </w:numPr>
+        <w:spacing w:after="0"/>
+      </w:pPr>
+      <w:r>
+        <w:t>Liste des paramètres du tournoi.</w:t>
+      </w:r>
+    </w:p>
+    <w:p>
+      <w:pPr>
+        <w:pStyle w:val="Paragraphedeliste"/>
+        <w:numPr>
+          <w:ilvl w:val="0"/>
+          <w:numId w:val="11"/>
+        </w:numPr>
+        <w:spacing w:after="0"/>
+      </w:pPr>
+      <w:r>
+        <w:t>Boutons : "Modifier les paramètres", "Retour".</w:t>
+      </w:r>
+    </w:p>
+    <w:p>
+      <w:pPr>
+        <w:spacing w:after="0"/>
+      </w:pPr>
+      <w:r>
+        <w:t>Navigation entre les pages</w:t>
+      </w:r>
+    </w:p>
+    <w:p>
+      <w:pPr>
+        <w:numPr>
+          <w:ilvl w:val="0"/>
+          <w:numId w:val="13"/>
+        </w:numPr>
+        <w:spacing w:after="0"/>
+      </w:pPr>
+      <w:r>
+        <w:t>Connexion réussie → Écran de gestion des équipes.</w:t>
+      </w:r>
+    </w:p>
+    <w:p>
+      <w:pPr>
+        <w:numPr>
+          <w:ilvl w:val="0"/>
+          <w:numId w:val="13"/>
+        </w:numPr>
+        <w:spacing w:after="0"/>
+      </w:pPr>
+      <w:r>
+        <w:t>Créer un tournoi → Écran de création de tournoi.</w:t>
+      </w:r>
+    </w:p>
+    <w:p>
+      <w:pPr>
+        <w:numPr>
+          <w:ilvl w:val="0"/>
+          <w:numId w:val="13"/>
+        </w:numPr>
+        <w:spacing w:after="0"/>
+      </w:pPr>
+      <w:r>
+        <w:t>Gestion des équipes → Écran des paramètres du tournoi (via un bouton ou un menu).</w:t>
+      </w:r>
+    </w:p>
+    <w:p>
+      <w:pPr>
+        <w:numPr>
+          <w:ilvl w:val="0"/>
+          <w:numId w:val="13"/>
+        </w:numPr>
+        <w:spacing w:after="0"/>
+      </w:pPr>
+      <w:r>
+        <w:t>Retour → Retour à l'écran précédent</w:t>
+      </w:r>
+      <w:r>
+        <w:t>, menu Home</w:t>
+      </w:r>
+    </w:p>
+    <w:p>
+      <w:pPr>
+        <w:pStyle w:val="Titre2"/>
+        <w:numPr>
+          <w:ilvl w:val="0"/>
+          <w:numId w:val="1"/>
+        </w:numPr>
+      </w:pPr>
+      <w:r>
+        <w:t>encryptionManager.py</w:t>
+      </w:r>
+    </w:p>
+    <w:p>
+      <w:r>
+        <w:t xml:space="preserve">Le programme encryptionManager.py implémente un système de chiffrement et de déchiffrement basé sur une version modifiée du chiffrement de César, appelée ici "Caesar </w:t>
+      </w:r>
+      <w:proofErr w:type="spellStart"/>
+      <w:r>
+        <w:t>Boosted</w:t>
+      </w:r>
+      <w:proofErr w:type="spellEnd"/>
+      <w:r>
+        <w:t>". Ce système utilise une liste de caractères personnalisée (</w:t>
+      </w:r>
+      <w:proofErr w:type="spellStart"/>
+      <w:r>
+        <w:t>encryptingList</w:t>
+      </w:r>
+      <w:proofErr w:type="spellEnd"/>
+      <w:r>
+        <w:t>) et permet un chiffrement/déchiffrement récursif avec une profondeur configurable.</w:t>
+      </w:r>
+    </w:p>
+    <w:p>
+      <w:r>
+        <w:t>Fonctionnalités principales :</w:t>
+      </w:r>
+    </w:p>
+    <w:tbl>
+      <w:tblPr>
+        <w:tblStyle w:val="Grilledutableau"/>
+        <w:tblW w:w="0" w:type="auto"/>
+        <w:tblLook w:val="04A0" w:firstRow="1" w:lastRow="0" w:firstColumn="1" w:lastColumn="0" w:noHBand="0" w:noVBand="1"/>
+      </w:tblPr>
+      <w:tblGrid>
+        <w:gridCol w:w="4531"/>
+        <w:gridCol w:w="4531"/>
+      </w:tblGrid>
+      <w:tr>
+        <w:tc>
+          <w:tcPr>
+            <w:tcW w:w="4531" w:type="dxa"/>
+          </w:tcPr>
+          <w:p>
+            <w:r>
+              <w:t>Liste de caractères pour le chiffrement :</w:t>
+            </w:r>
+          </w:p>
+        </w:tc>
+        <w:tc>
+          <w:tcPr>
+            <w:tcW w:w="4531" w:type="dxa"/>
+          </w:tcPr>
+          <w:p>
+            <w:proofErr w:type="spellStart"/>
+            <w:proofErr w:type="gramStart"/>
+            <w:r>
+              <w:t>encryptingList</w:t>
+            </w:r>
+            <w:proofErr w:type="spellEnd"/>
+            <w:proofErr w:type="gramEnd"/>
+            <w:r>
+              <w:t xml:space="preserve"> contient les caractères utilisables pour le chiffrement, allant des caractères ASCII imprimables (33 à 126) et des caractères étendus (161 à 382).</w:t>
+            </w:r>
+          </w:p>
+        </w:tc>
+      </w:tr>
+      <w:tr>
+        <w:tc>
+          <w:tcPr>
+            <w:tcW w:w="4531" w:type="dxa"/>
+          </w:tcPr>
+          <w:p/>
+        </w:tc>
+        <w:tc>
+          <w:tcPr>
+            <w:tcW w:w="4531" w:type="dxa"/>
+          </w:tcPr>
+          <w:p/>
+        </w:tc>
+      </w:tr>
+      <w:tr>
+        <w:tc>
+          <w:tcPr>
+            <w:tcW w:w="4531" w:type="dxa"/>
+          </w:tcPr>
+          <w:p/>
+        </w:tc>
+        <w:tc>
+          <w:tcPr>
+            <w:tcW w:w="4531" w:type="dxa"/>
+          </w:tcPr>
+          <w:p/>
+        </w:tc>
+      </w:tr>
+      <w:tr>
+        <w:tc>
+          <w:tcPr>
+            <w:tcW w:w="4531" w:type="dxa"/>
+          </w:tcPr>
+          <w:p/>
+        </w:tc>
+        <w:tc>
+          <w:tcPr>
+            <w:tcW w:w="4531" w:type="dxa"/>
+          </w:tcPr>
+          <w:p/>
+        </w:tc>
+      </w:tr>
+      <w:tr>
+        <w:tc>
+          <w:tcPr>
+            <w:tcW w:w="4531" w:type="dxa"/>
+          </w:tcPr>
+          <w:p/>
+        </w:tc>
+        <w:tc>
+          <w:tcPr>
+            <w:tcW w:w="4531" w:type="dxa"/>
+          </w:tcPr>
+          <w:p/>
+        </w:tc>
+      </w:tr>
+    </w:tbl>
+    <w:p/>
+    <w:p>
+      <w:pPr>
+        <w:pStyle w:val="Titre3"/>
+      </w:pPr>
+      <w:r>
+        <w:t>Contraintes techniques et fonctionnelles</w:t>
+      </w:r>
+    </w:p>
+    <w:p>
+      <w:pPr>
+        <w:pStyle w:val="Titre3"/>
+      </w:pPr>
+      <w:r>
+        <w:t>Schéma de la base de données (tables, relations…)</w:t>
+      </w:r>
+    </w:p>
+    <w:p>
+      <w:pPr>
+        <w:pStyle w:val="Titre3"/>
+      </w:pPr>
+      <w:r>
+        <w:t>Architecture logicielle et matérielle</w:t>
+      </w:r>
+    </w:p>
+    <w:p>
+      <w:pPr>
+        <w:pStyle w:val="Titre3"/>
+      </w:pPr>
+      <w:r>
+        <w:t>Interface utilisateur : Maquettes des écrans, Navigation entre les pages</w:t>
+      </w:r>
+    </w:p>
+    <w:p/>
+    <w:p/>
+    <w:p>
+      <w:pPr>
+        <w:pStyle w:val="Titre2"/>
+        <w:numPr>
+          <w:ilvl w:val="0"/>
+          <w:numId w:val="1"/>
+        </w:numPr>
+      </w:pPr>
+      <w:r>
+        <w:t>dbManager.py</w:t>
+      </w:r>
+    </w:p>
+    <w:p>
+      <w:r>
+        <w:t>Le fichier dbManager.py est un module Python qui gère la création et la manipulation des bases de données pour un système de gestion de tournois. Il utilise SQLite pour stocker les informations relatives aux tournois, aux équipes, aux joueurs, aux matchs, et aux points. Voici les principales fonctionnalités :</w:t>
+      </w:r>
+    </w:p>
+    <w:tbl>
+      <w:tblPr>
+        <w:tblStyle w:val="Grilledutableau"/>
+        <w:tblW w:w="0" w:type="auto"/>
+        <w:tblLook w:val="04A0" w:firstRow="1" w:lastRow="0" w:firstColumn="1" w:lastColumn="0" w:noHBand="0" w:noVBand="1"/>
+      </w:tblPr>
+      <w:tblGrid>
+        <w:gridCol w:w="4531"/>
+        <w:gridCol w:w="4531"/>
+      </w:tblGrid>
+      <w:tr>
+        <w:tc>
+          <w:tcPr>
+            <w:tcW w:w="4531" w:type="dxa"/>
+          </w:tcPr>
+          <w:p>
+            <w:r>
+              <w:t>Création de bases de données pour les tournois</w:t>
+            </w:r>
+          </w:p>
+        </w:tc>
+        <w:tc>
+          <w:tcPr>
+            <w:tcW w:w="4531" w:type="dxa"/>
+          </w:tcPr>
+          <w:p>
+            <w:r>
+              <w:t xml:space="preserve">La fonction </w:t>
+            </w:r>
+            <w:proofErr w:type="spellStart"/>
+            <w:r>
+              <w:t>CreateTournament</w:t>
+            </w:r>
+            <w:proofErr w:type="spellEnd"/>
+            <w:r>
+              <w:t xml:space="preserve"> crée une base de données SQLite pour un tournoi donné, avec des tables prédéfinies pour les équipes, les joueurs, les disponibilités, les matchs, et les points.</w:t>
+            </w:r>
+          </w:p>
+        </w:tc>
+      </w:tr>
+      <w:tr>
+        <w:tc>
+          <w:tcPr>
+            <w:tcW w:w="4531" w:type="dxa"/>
+          </w:tcPr>
+          <w:p>
+            <w:r>
+              <w:t>Ajout de données</w:t>
+            </w:r>
+          </w:p>
+        </w:tc>
+        <w:tc>
+          <w:tcPr>
+            <w:tcW w:w="4531" w:type="dxa"/>
+          </w:tcPr>
+          <w:p>
+            <w:r>
+              <w:t>Ajout d'équipes (</w:t>
+            </w:r>
+            <w:proofErr w:type="spellStart"/>
+            <w:r>
+              <w:t>AddTeam</w:t>
+            </w:r>
+            <w:proofErr w:type="spellEnd"/>
+            <w:r>
+              <w:t>), de terrains (</w:t>
+            </w:r>
+            <w:proofErr w:type="spellStart"/>
+            <w:r>
+              <w:t>AddFields</w:t>
+            </w:r>
+            <w:proofErr w:type="spellEnd"/>
+            <w:r>
+              <w:t>), de matchs (</w:t>
+            </w:r>
+            <w:proofErr w:type="spellStart"/>
+            <w:r>
+              <w:t>AddMatches</w:t>
+            </w:r>
+            <w:proofErr w:type="spellEnd"/>
+            <w:r>
+              <w:t>), et de points (</w:t>
+            </w:r>
+            <w:proofErr w:type="spellStart"/>
+            <w:r>
+              <w:t>AddPoint</w:t>
+            </w:r>
+            <w:proofErr w:type="spellEnd"/>
+            <w:r>
+              <w:t>).</w:t>
+            </w:r>
+          </w:p>
+          <w:p>
+            <w:r>
+              <w:t>Ajout d'une équipe vide avec un nombre de joueurs spécifié (</w:t>
+            </w:r>
+            <w:proofErr w:type="spellStart"/>
+            <w:r>
+              <w:t>AddVoidTeam</w:t>
+            </w:r>
+            <w:proofErr w:type="spellEnd"/>
+            <w:r>
+              <w:t>).</w:t>
+            </w:r>
+          </w:p>
+        </w:tc>
+      </w:tr>
+      <w:tr>
+        <w:tc>
+          <w:tcPr>
+            <w:tcW w:w="4531" w:type="dxa"/>
+          </w:tcPr>
+          <w:p>
+            <w:r>
+              <w:t>Mise à jour des données :</w:t>
+            </w:r>
+          </w:p>
+        </w:tc>
+        <w:tc>
+          <w:tcPr>
+            <w:tcW w:w="4531" w:type="dxa"/>
+          </w:tcPr>
+          <w:p>
+            <w:r>
+              <w:t>Mise à jour des informations d'une équipe (</w:t>
+            </w:r>
+            <w:proofErr w:type="spellStart"/>
+            <w:r>
+              <w:t>UpdateTeam</w:t>
+            </w:r>
+            <w:proofErr w:type="spellEnd"/>
+            <w:r>
+              <w:t>).</w:t>
+            </w:r>
+          </w:p>
+        </w:tc>
+      </w:tr>
+      <w:tr>
+        <w:tc>
+          <w:tcPr>
+            <w:tcW w:w="4531" w:type="dxa"/>
+          </w:tcPr>
+          <w:p>
+            <w:r>
+              <w:t>Récupération des données :</w:t>
+            </w:r>
+          </w:p>
+        </w:tc>
+        <w:tc>
+          <w:tcPr>
+            <w:tcW w:w="4531" w:type="dxa"/>
+          </w:tcPr>
+          <w:p>
+            <w:r>
+              <w:t>Récupération des matchs (</w:t>
+            </w:r>
+            <w:proofErr w:type="spellStart"/>
+            <w:r>
+              <w:t>GetMatches</w:t>
+            </w:r>
+            <w:proofErr w:type="spellEnd"/>
+            <w:r>
+              <w:t xml:space="preserve">, </w:t>
+            </w:r>
+            <w:proofErr w:type="spellStart"/>
+            <w:r>
+              <w:t>GetMatch</w:t>
+            </w:r>
+            <w:proofErr w:type="spellEnd"/>
+            <w:r>
+              <w:t>), des joueurs d'une équipe (</w:t>
+            </w:r>
+            <w:proofErr w:type="spellStart"/>
+            <w:r>
+              <w:t>GetTeamPlayers</w:t>
+            </w:r>
+            <w:proofErr w:type="spellEnd"/>
+            <w:r>
+              <w:t>), et des points d'un match (</w:t>
+            </w:r>
+            <w:proofErr w:type="spellStart"/>
+            <w:r>
+              <w:t>GetPoints</w:t>
+            </w:r>
+            <w:proofErr w:type="spellEnd"/>
+            <w:r>
+              <w:t>).</w:t>
+            </w:r>
+          </w:p>
+        </w:tc>
+      </w:tr>
+      <w:tr>
+        <w:tc>
+          <w:tcPr>
+            <w:tcW w:w="4531" w:type="dxa"/>
+          </w:tcPr>
+          <w:p>
+            <w:r>
+              <w:t>Vérification des identifiants</w:t>
+            </w:r>
+          </w:p>
+        </w:tc>
+        <w:tc>
+          <w:tcPr>
+            <w:tcW w:w="4531" w:type="dxa"/>
+          </w:tcPr>
+          <w:p>
+            <w:r>
+              <w:t>Vérification des identifiants d'une équipe (</w:t>
+            </w:r>
+            <w:proofErr w:type="spellStart"/>
+            <w:r>
+              <w:t>IsTeamLoginCorrect</w:t>
+            </w:r>
+            <w:proofErr w:type="spellEnd"/>
+            <w:r>
+              <w:t>).</w:t>
+            </w:r>
+          </w:p>
+        </w:tc>
+      </w:tr>
+      <w:tr>
+        <w:tc>
+          <w:tcPr>
+            <w:tcW w:w="4531" w:type="dxa"/>
+          </w:tcPr>
+          <w:p>
+            <w:r>
+              <w:t>Écriture des paramètres du tournoi</w:t>
+            </w:r>
+          </w:p>
+        </w:tc>
+        <w:tc>
+          <w:tcPr>
+            <w:tcW w:w="4531" w:type="dxa"/>
+          </w:tcPr>
+          <w:p>
+            <w:r>
+              <w:t xml:space="preserve">La fonction </w:t>
+            </w:r>
+            <w:proofErr w:type="spellStart"/>
+            <w:r>
+              <w:t>WriteTournamentParameters</w:t>
+            </w:r>
+            <w:proofErr w:type="spellEnd"/>
+            <w:r>
+              <w:t xml:space="preserve"> écrit les paramètres d'un tournoi dans un fichier texte.</w:t>
+            </w:r>
+          </w:p>
+        </w:tc>
+      </w:tr>
+    </w:tbl>
+    <w:p/>
+    <w:p>
+      <w:pPr>
+        <w:pStyle w:val="Titre3"/>
+      </w:pPr>
+      <w:r>
+        <w:t>Contraintes techniques et fonctionnelles</w:t>
+      </w:r>
+    </w:p>
+    <w:p>
+      <w:r>
+        <w:t>Contraintes techniques :</w:t>
+      </w:r>
+    </w:p>
+    <w:p>
+      <w:pPr>
+        <w:pStyle w:val="Paragraphedeliste"/>
+        <w:numPr>
+          <w:ilvl w:val="0"/>
+          <w:numId w:val="19"/>
+        </w:numPr>
+      </w:pPr>
+      <w:r>
+        <w:t xml:space="preserve">Base de sonnées : Chaque tournoi possède sa propre base de données SQLite, stockée dans un dossier </w:t>
+      </w:r>
+      <w:proofErr w:type="spellStart"/>
+      <w:r>
+        <w:t>database</w:t>
+      </w:r>
+      <w:proofErr w:type="spellEnd"/>
+      <w:r>
+        <w:t>.</w:t>
+      </w:r>
+    </w:p>
+    <w:p>
+      <w:pPr>
+        <w:pStyle w:val="Paragraphedeliste"/>
+        <w:numPr>
+          <w:ilvl w:val="0"/>
+          <w:numId w:val="19"/>
+        </w:numPr>
+      </w:pPr>
+      <w:r>
+        <w:t xml:space="preserve">Structure des tables : </w:t>
+      </w:r>
+      <w:r>
+        <w:t>Les tables sont créées avec des relations entre elles (par exemple, les joueurs sont liés aux équipes, les matchs sont liés aux disponibilités et aux équipes).</w:t>
+      </w:r>
+    </w:p>
+    <w:p>
+      <w:pPr>
+        <w:pStyle w:val="Paragraphedeliste"/>
+        <w:numPr>
+          <w:ilvl w:val="0"/>
+          <w:numId w:val="19"/>
+        </w:numPr>
+      </w:pPr>
+      <w:r>
+        <w:t xml:space="preserve">Gestion des fichiers texte : </w:t>
+      </w:r>
+      <w:r>
+        <w:t>Les paramètres des tournois sont stockés dans des fichiers texte</w:t>
+      </w:r>
+      <w:r>
+        <w:t>.</w:t>
+      </w:r>
+    </w:p>
+    <w:p>
+      <w:pPr>
+        <w:pStyle w:val="Paragraphedeliste"/>
+        <w:numPr>
+          <w:ilvl w:val="0"/>
+          <w:numId w:val="19"/>
+        </w:numPr>
+      </w:pPr>
+      <w:r>
+        <w:t xml:space="preserve">Validations des données : </w:t>
+      </w:r>
+      <w:r>
+        <w:t>Certaines fonctions effectuent des vérifications de type et de format (par exemple, les identifiants doivent être des entiers).</w:t>
+      </w:r>
+    </w:p>
+    <w:p>
+      <w:r>
+        <w:t>Contraintes fonctionnelles :</w:t>
+      </w:r>
+    </w:p>
+    <w:p>
+      <w:pPr>
+        <w:pStyle w:val="Paragraphedeliste"/>
+        <w:numPr>
+          <w:ilvl w:val="0"/>
+          <w:numId w:val="14"/>
+        </w:numPr>
+      </w:pPr>
+      <w:r>
+        <w:t xml:space="preserve">Création et gestion des tournois : </w:t>
+      </w:r>
+      <w:r>
+        <w:t>Le programme doit permettre de créer un tournoi, d'ajouter des équipes, des joueurs, des matchs, et des points.</w:t>
+      </w:r>
+    </w:p>
+    <w:p>
+      <w:pPr>
+        <w:pStyle w:val="Paragraphedeliste"/>
+        <w:numPr>
+          <w:ilvl w:val="0"/>
+          <w:numId w:val="14"/>
+        </w:numPr>
+      </w:pPr>
+      <w:r>
+        <w:t xml:space="preserve">Relations entre les entités : </w:t>
+      </w:r>
+      <w:r>
+        <w:t>Les joueurs doivent être associés à des équipes, les matchs doivent être associés à des équipes et des disponibilités.</w:t>
+      </w:r>
+    </w:p>
+    <w:p>
+      <w:pPr>
+        <w:pStyle w:val="Paragraphedeliste"/>
+        <w:numPr>
+          <w:ilvl w:val="0"/>
+          <w:numId w:val="14"/>
+        </w:numPr>
+      </w:pPr>
+      <w:r>
+        <w:t xml:space="preserve">Récupération des données : </w:t>
+      </w:r>
+      <w:r>
+        <w:t>Les utilisateurs doivent pouvoir récupérer les informations sur les matchs, les joueurs, et les points.</w:t>
+      </w:r>
+    </w:p>
+    <w:p>
+      <w:pPr>
+        <w:pStyle w:val="Paragraphedeliste"/>
+        <w:numPr>
+          <w:ilvl w:val="0"/>
+          <w:numId w:val="14"/>
+        </w:numPr>
+      </w:pPr>
+      <w:r>
+        <w:t xml:space="preserve">Gestions des identifiants : </w:t>
+      </w:r>
+      <w:r>
+        <w:t>Les identifiants des équipes doivent être vérifiés avant d'autoriser l'accès.</w:t>
+      </w:r>
+    </w:p>
+    <w:p>
+      <w:pPr>
+        <w:pStyle w:val="Titre3"/>
+      </w:pPr>
+      <w:r>
+        <w:t>Schéma de la base de données (tables, relations…)</w:t>
+      </w:r>
+    </w:p>
+    <w:p>
+      <w:pPr>
+        <w:pStyle w:val="Titre3"/>
+      </w:pPr>
+      <w:r>
+        <w:t>Architecture logicielle et matérielle</w:t>
+      </w:r>
+    </w:p>
+    <w:p>
+      <w:pPr>
+        <w:spacing w:after="0"/>
+      </w:pPr>
+      <w:r>
+        <w:t xml:space="preserve">Architecture logicielle </w:t>
+      </w:r>
+    </w:p>
+    <w:p>
+      <w:pPr>
+        <w:numPr>
+          <w:ilvl w:val="0"/>
+          <w:numId w:val="23"/>
+        </w:numPr>
+        <w:spacing w:after="0"/>
+      </w:pPr>
+      <w:r>
+        <w:t>Fond</w:t>
+      </w:r>
+      <w:r>
+        <w:t> :</w:t>
+      </w:r>
+    </w:p>
+    <w:p>
+      <w:pPr>
+        <w:pStyle w:val="Paragraphedeliste"/>
+        <w:numPr>
+          <w:ilvl w:val="0"/>
+          <w:numId w:val="11"/>
+        </w:numPr>
+        <w:spacing w:after="0"/>
+      </w:pPr>
+      <w:r>
+        <w:t>Langage : Python.</w:t>
+      </w:r>
+    </w:p>
+    <w:p>
+      <w:pPr>
+        <w:pStyle w:val="Paragraphedeliste"/>
+        <w:numPr>
+          <w:ilvl w:val="0"/>
+          <w:numId w:val="11"/>
+        </w:numPr>
+        <w:spacing w:after="0"/>
+      </w:pPr>
+      <w:r>
+        <w:t>Base de données : SQLite.</w:t>
+      </w:r>
+    </w:p>
+    <w:p>
+      <w:pPr>
+        <w:pStyle w:val="Paragraphedeliste"/>
+        <w:numPr>
+          <w:ilvl w:val="0"/>
+          <w:numId w:val="11"/>
+        </w:numPr>
+        <w:spacing w:after="0"/>
+      </w:pPr>
+      <w:r>
+        <w:t>Gestion des fichiers : Lecture/écriture de fichiers texte pour les paramètres des tournois.</w:t>
+      </w:r>
+    </w:p>
+    <w:p>
+      <w:pPr>
+        <w:numPr>
+          <w:ilvl w:val="0"/>
+          <w:numId w:val="23"/>
+        </w:numPr>
+        <w:spacing w:after="0"/>
+      </w:pPr>
+      <w:r>
+        <w:t>Organisation des fichiers :</w:t>
+      </w:r>
+    </w:p>
+    <w:p>
+      <w:pPr>
+        <w:pStyle w:val="Paragraphedeliste"/>
+        <w:numPr>
+          <w:ilvl w:val="0"/>
+          <w:numId w:val="11"/>
+        </w:numPr>
+        <w:spacing w:after="0"/>
+      </w:pPr>
+      <w:proofErr w:type="spellStart"/>
+      <w:proofErr w:type="gramStart"/>
+      <w:r>
+        <w:t>databases</w:t>
+      </w:r>
+      <w:proofErr w:type="spellEnd"/>
+      <w:proofErr w:type="gramEnd"/>
+      <w:r>
+        <w:t>/{</w:t>
+      </w:r>
+      <w:proofErr w:type="spellStart"/>
+      <w:r>
+        <w:t>tournamentName</w:t>
+      </w:r>
+      <w:proofErr w:type="spellEnd"/>
+      <w:r>
+        <w:t>}.</w:t>
+      </w:r>
+      <w:proofErr w:type="spellStart"/>
+      <w:r>
+        <w:t>db</w:t>
+      </w:r>
+      <w:proofErr w:type="spellEnd"/>
+      <w:r>
+        <w:t> : Base de données SQLite pour chaque tournoi.</w:t>
+      </w:r>
+    </w:p>
+    <w:p>
+      <w:pPr>
+        <w:pStyle w:val="Paragraphedeliste"/>
+        <w:numPr>
+          <w:ilvl w:val="0"/>
+          <w:numId w:val="11"/>
+        </w:numPr>
+        <w:spacing w:after="0"/>
+      </w:pPr>
+      <w:proofErr w:type="spellStart"/>
+      <w:proofErr w:type="gramStart"/>
+      <w:r>
+        <w:t>databases</w:t>
+      </w:r>
+      <w:proofErr w:type="spellEnd"/>
+      <w:proofErr w:type="gramEnd"/>
+      <w:r>
+        <w:t>/{tournamentName}.txt : Fichier texte contenant les paramètres du tournoi.</w:t>
+      </w:r>
+    </w:p>
+    <w:p>
+      <w:pPr>
+        <w:numPr>
+          <w:ilvl w:val="0"/>
+          <w:numId w:val="23"/>
+        </w:numPr>
+        <w:spacing w:after="0"/>
+      </w:pPr>
+      <w:r>
+        <w:t>Extensions possibles :</w:t>
+      </w:r>
+    </w:p>
+    <w:p>
+      <w:pPr>
+        <w:pStyle w:val="Paragraphedeliste"/>
+        <w:numPr>
+          <w:ilvl w:val="0"/>
+          <w:numId w:val="11"/>
+        </w:numPr>
+        <w:spacing w:after="0"/>
+      </w:pPr>
+      <w:r>
+        <w:t>Ajouter une interface utilisateur pour interagir avec les fonctions.</w:t>
+      </w:r>
+    </w:p>
+    <w:p>
+      <w:pPr>
+        <w:pStyle w:val="Paragraphedeliste"/>
+        <w:numPr>
+          <w:ilvl w:val="0"/>
+          <w:numId w:val="11"/>
+        </w:numPr>
+        <w:spacing w:after="0"/>
+      </w:pPr>
+      <w:r>
+        <w:t>Intégrer un système de gestion des erreurs pour les entrées invalides.</w:t>
+      </w:r>
+    </w:p>
+    <w:p>
+      <w:pPr>
+        <w:spacing w:after="0"/>
+      </w:pPr>
+      <w:r>
+        <w:t>Architecture matérielle :</w:t>
+      </w:r>
+    </w:p>
+    <w:p>
+      <w:pPr>
+        <w:numPr>
+          <w:ilvl w:val="0"/>
+          <w:numId w:val="24"/>
+        </w:numPr>
+        <w:spacing w:after="0"/>
+      </w:pPr>
+      <w:r>
+        <w:t>Exécution locale :</w:t>
+      </w:r>
+    </w:p>
+    <w:p>
+      <w:pPr>
+        <w:pStyle w:val="Paragraphedeliste"/>
+        <w:numPr>
+          <w:ilvl w:val="0"/>
+          <w:numId w:val="11"/>
+        </w:numPr>
+        <w:spacing w:after="0"/>
+      </w:pPr>
+      <w:r>
+        <w:t>Le programme est conçu pour fonctionner sur une machine locale.</w:t>
+      </w:r>
+    </w:p>
+    <w:p>
+      <w:pPr>
+        <w:pStyle w:val="Paragraphedeliste"/>
+        <w:numPr>
+          <w:ilvl w:val="0"/>
+          <w:numId w:val="11"/>
+        </w:numPr>
+        <w:spacing w:after="0"/>
+      </w:pPr>
+      <w:r>
+        <w:t>Nécessite un stockage local pour les fichiers .</w:t>
+      </w:r>
+      <w:proofErr w:type="spellStart"/>
+      <w:r>
+        <w:t>db</w:t>
+      </w:r>
+      <w:proofErr w:type="spellEnd"/>
+      <w:r>
+        <w:t> et .txt.</w:t>
+      </w:r>
+    </w:p>
+    <w:p/>
+    <w:p>
+      <w:pPr>
+        <w:pStyle w:val="Titre3"/>
+      </w:pPr>
+      <w:r>
+        <w:t>Interface utilisateur : Maquettes des écrans, Navigation entre les pages</w:t>
+      </w:r>
+    </w:p>
+    <w:p>
+      <w:pPr>
+        <w:numPr>
+          <w:ilvl w:val="0"/>
+          <w:numId w:val="25"/>
+        </w:numPr>
+        <w:spacing w:after="0"/>
+      </w:pPr>
+      <w:r>
+        <w:t>Écran de création de tournoi :</w:t>
+      </w:r>
+    </w:p>
+    <w:p>
+      <w:pPr>
+        <w:pStyle w:val="Paragraphedeliste"/>
+        <w:numPr>
+          <w:ilvl w:val="0"/>
+          <w:numId w:val="11"/>
+        </w:numPr>
+        <w:spacing w:after="0"/>
+      </w:pPr>
+      <w:r>
+        <w:t>Champs : Nom du tournoi, paramètres (sport, durée, taille des équipes, etc.).</w:t>
+      </w:r>
+    </w:p>
+    <w:p>
+      <w:pPr>
+        <w:pStyle w:val="Paragraphedeliste"/>
+        <w:numPr>
+          <w:ilvl w:val="0"/>
+          <w:numId w:val="11"/>
+        </w:numPr>
+        <w:spacing w:after="0"/>
+      </w:pPr>
+      <w:r>
+        <w:t>Boutons : "Créer", "Annuler".</w:t>
+      </w:r>
+    </w:p>
+    <w:p>
+      <w:pPr>
+        <w:numPr>
+          <w:ilvl w:val="0"/>
+          <w:numId w:val="25"/>
+        </w:numPr>
+        <w:spacing w:after="0"/>
+      </w:pPr>
+      <w:r>
+        <w:t>Écran de gestion des équipes :</w:t>
+      </w:r>
+    </w:p>
+    <w:p>
+      <w:pPr>
+        <w:pStyle w:val="Paragraphedeliste"/>
+        <w:numPr>
+          <w:ilvl w:val="0"/>
+          <w:numId w:val="11"/>
+        </w:numPr>
+        <w:spacing w:after="0"/>
+      </w:pPr>
+      <w:r>
+        <w:t>Liste des équipes existantes.</w:t>
+      </w:r>
+    </w:p>
+    <w:p>
+      <w:pPr>
+        <w:pStyle w:val="Paragraphedeliste"/>
+        <w:numPr>
+          <w:ilvl w:val="0"/>
+          <w:numId w:val="11"/>
+        </w:numPr>
+        <w:spacing w:after="0"/>
+      </w:pPr>
+      <w:r>
+        <w:t>Champs : Nom de l'équipe, joueurs, mot de passe.</w:t>
+      </w:r>
+    </w:p>
+    <w:p>
+      <w:pPr>
+        <w:pStyle w:val="Paragraphedeliste"/>
+        <w:numPr>
+          <w:ilvl w:val="0"/>
+          <w:numId w:val="11"/>
+        </w:numPr>
+        <w:spacing w:after="0"/>
+      </w:pPr>
+      <w:r>
+        <w:t>Boutons : "Ajouter une équipe", "Modifier une équipe", "Supprimer une équipe".</w:t>
+      </w:r>
+    </w:p>
+    <w:p>
+      <w:pPr>
+        <w:numPr>
+          <w:ilvl w:val="0"/>
+          <w:numId w:val="25"/>
+        </w:numPr>
+        <w:spacing w:after="0"/>
+      </w:pPr>
+      <w:r>
+        <w:t>Écran de gestion des matchs :</w:t>
+      </w:r>
+    </w:p>
+    <w:p>
+      <w:pPr>
+        <w:pStyle w:val="Paragraphedeliste"/>
+        <w:numPr>
+          <w:ilvl w:val="0"/>
+          <w:numId w:val="11"/>
+        </w:numPr>
+        <w:spacing w:after="0"/>
+      </w:pPr>
+      <w:r>
+        <w:t>Liste des matchs programmés.</w:t>
+      </w:r>
+    </w:p>
+    <w:p>
+      <w:pPr>
+        <w:pStyle w:val="Paragraphedeliste"/>
+        <w:numPr>
+          <w:ilvl w:val="0"/>
+          <w:numId w:val="11"/>
+        </w:numPr>
+        <w:spacing w:after="0"/>
+      </w:pPr>
+      <w:r>
+        <w:t>Champs : Date, terrain, équipes.</w:t>
+      </w:r>
+    </w:p>
+    <w:p>
+      <w:pPr>
+        <w:pStyle w:val="Paragraphedeliste"/>
+        <w:numPr>
+          <w:ilvl w:val="0"/>
+          <w:numId w:val="11"/>
+        </w:numPr>
+        <w:spacing w:after="0"/>
+      </w:pPr>
+      <w:r>
+        <w:t>Boutons : "Ajouter un match", "Modifier un match", "Supprimer un match".</w:t>
+      </w:r>
+    </w:p>
+    <w:p>
+      <w:pPr>
+        <w:numPr>
+          <w:ilvl w:val="0"/>
+          <w:numId w:val="25"/>
+        </w:numPr>
+        <w:spacing w:after="0"/>
+      </w:pPr>
+      <w:r>
+        <w:t>Écran de gestion des points :</w:t>
+      </w:r>
+    </w:p>
+    <w:p>
+      <w:pPr>
+        <w:pStyle w:val="Paragraphedeliste"/>
+        <w:numPr>
+          <w:ilvl w:val="0"/>
+          <w:numId w:val="11"/>
+        </w:numPr>
+        <w:spacing w:after="0"/>
+      </w:pPr>
+      <w:r>
+        <w:t>Liste des points marqués.</w:t>
+      </w:r>
+    </w:p>
+    <w:p>
+      <w:pPr>
+        <w:pStyle w:val="Paragraphedeliste"/>
+        <w:numPr>
+          <w:ilvl w:val="0"/>
+          <w:numId w:val="11"/>
+        </w:numPr>
+        <w:spacing w:after="0"/>
+      </w:pPr>
+      <w:r>
+        <w:t>Champs : Joueur, match, nombre de points.</w:t>
+      </w:r>
+    </w:p>
+    <w:p>
+      <w:pPr>
+        <w:pStyle w:val="Paragraphedeliste"/>
+        <w:numPr>
+          <w:ilvl w:val="0"/>
+          <w:numId w:val="11"/>
+        </w:numPr>
+        <w:spacing w:after="0"/>
+      </w:pPr>
+      <w:r>
+        <w:t>Boutons : "Ajouter des points", "Modifier des points".</w:t>
+      </w:r>
+    </w:p>
+    <w:p>
+      <w:pPr>
+        <w:spacing w:after="0"/>
+      </w:pPr>
+      <w:r>
+        <w:t>Navigation entre les pages</w:t>
+      </w:r>
+    </w:p>
+    <w:p>
+      <w:pPr>
+        <w:numPr>
+          <w:ilvl w:val="0"/>
+          <w:numId w:val="26"/>
+        </w:numPr>
+        <w:spacing w:after="0"/>
+      </w:pPr>
+      <w:r>
+        <w:t>Écran principal → Écran de création de tournoi ou gestion des tournois existants.</w:t>
+      </w:r>
+    </w:p>
+    <w:p>
+      <w:pPr>
+        <w:numPr>
+          <w:ilvl w:val="0"/>
+          <w:numId w:val="26"/>
+        </w:numPr>
+        <w:spacing w:after="0"/>
+      </w:pPr>
+      <w:r>
+        <w:t>Gestion des tournois → Gestion des équipes, matchs, ou points.</w:t>
+      </w:r>
+    </w:p>
+    <w:p>
+      <w:pPr>
+        <w:numPr>
+          <w:ilvl w:val="0"/>
+          <w:numId w:val="26"/>
+        </w:numPr>
+        <w:spacing w:after="0"/>
+      </w:pPr>
+      <w:r>
+        <w:t>Retour → Retour à l'écran précédent.</w:t>
+      </w:r>
+    </w:p>
+    <w:p/>
+    <w:p/>
+    <w:p>
+      <w:pPr>
+        <w:pStyle w:val="Titre2"/>
+        <w:numPr>
+          <w:ilvl w:val="0"/>
+          <w:numId w:val="1"/>
+        </w:numPr>
+      </w:pPr>
+      <w:r>
+        <w:t>app.py</w:t>
+      </w:r>
+    </w:p>
+    <w:p>
+      <w:pPr>
+        <w:pStyle w:val="Titre3"/>
+      </w:pPr>
+      <w:r>
+        <w:t>Contraintes techniques et fonctionnelles</w:t>
+      </w:r>
+    </w:p>
+    <w:p>
+      <w:pPr>
+        <w:pStyle w:val="Titre3"/>
+      </w:pPr>
+      <w:r>
+        <w:t>Schéma de la base de données (tables, relations…)</w:t>
+      </w:r>
+    </w:p>
+    <w:p>
+      <w:pPr>
+        <w:pStyle w:val="Titre3"/>
+      </w:pPr>
+      <w:r>
+        <w:t>Architecture logicielle et matérielle</w:t>
+      </w:r>
+    </w:p>
+    <w:p>
+      <w:pPr>
+        <w:pStyle w:val="Titre3"/>
+      </w:pPr>
       <w:r>
         <w:t>Interface utilisateur : Maquettes des écrans, Navigation entre les pages</w:t>
       </w:r>
@@ -58,6 +2032,3039 @@
     </w:sectPr>
   </w:body>
 </w:document>
+</file>
+
+<file path=word/numbering.xml><?xml version="1.0" encoding="utf-8"?>
+<w:numbering xmlns:wpc="http://schemas.microsoft.com/office/word/2010/wordprocessingCanvas" xmlns:cx="http://schemas.microsoft.com/office/drawing/2014/chartex" xmlns:cx1="http://schemas.microsoft.com/office/drawing/2015/9/8/chartex" xmlns:cx2="http://schemas.microsoft.com/office/drawing/2015/10/21/chartex" xmlns:cx3="http://schemas.microsoft.com/office/drawing/2016/5/9/chartex" xmlns:cx4="http://schemas.microsoft.com/office/drawing/2016/5/10/chartex" xmlns:cx5="http://schemas.microsoft.com/office/drawing/2016/5/11/chartex" xmlns:cx6="http://schemas.microsoft.com/office/drawing/2016/5/12/chartex" xmlns:cx7="http://schemas.microsoft.com/office/drawing/2016/5/13/chartex" xmlns:cx8="http://schemas.microsoft.com/office/drawing/2016/5/14/chartex" xmlns:mc="http://schemas.openxmlformats.org/markup-compatibility/2006" xmlns:aink="http://schemas.microsoft.com/office/drawing/2016/ink" xmlns:am3d="http://schemas.microsoft.com/office/drawing/2017/model3d" xmlns:o="urn:schemas-microsoft-com:office:office" xmlns:oel="http://schemas.microsoft.com/office/2019/extlst" xmlns:r="http://schemas.openxmlformats.org/officeDocument/2006/relationships" xmlns:m="http://schemas.openxmlformats.org/officeDocument/2006/math" xmlns:v="urn:schemas-microsoft-com:vml" xmlns:wp14="http://schemas.microsoft.com/office/word/2010/wordprocessingDrawing" xmlns:wp="http://schemas.openxmlformats.org/drawingml/2006/wordprocessingDrawing" xmlns:w10="urn:schemas-microsoft-com:office:word" xmlns:w="http://schemas.openxmlformats.org/wordprocessingml/2006/main" xmlns:w14="http://schemas.microsoft.com/office/word/2010/wordml" xmlns:w15="http://schemas.microsoft.com/office/word/2012/wordml" xmlns:w16cex="http://schemas.microsoft.com/office/word/2018/wordml/cex" xmlns:w16cid="http://schemas.microsoft.com/office/word/2016/wordml/cid" xmlns:w16="http://schemas.microsoft.com/office/word/2018/wordml" xmlns:w16du="http://schemas.microsoft.com/office/word/2023/wordml/word16du" xmlns:w16sdtdh="http://schemas.microsoft.com/office/word/2020/wordml/sdtdatahash" xmlns:w16sdtfl="http://schemas.microsoft.com/office/word/2024/wordml/sdtformatlock" xmlns:w16se="http://schemas.microsoft.com/office/word/2015/wordml/symex" xmlns:wpg="http://schemas.microsoft.com/office/word/2010/wordprocessingGroup" xmlns:wpi="http://schemas.microsoft.com/office/word/2010/wordprocessingInk" xmlns:wne="http://schemas.microsoft.com/office/word/2006/wordml" xmlns:wps="http://schemas.microsoft.com/office/word/2010/wordprocessingShape" mc:Ignorable="w14 w15 w16se w16cid w16 w16cex w16sdtdh w16sdtfl w16du wp14">
+  <w:abstractNum w:abstractNumId="0" w15:restartNumberingAfterBreak="0">
+    <w:nsid w:val="04C40C0A"/>
+    <w:multiLevelType w:val="multilevel"/>
+    <w:tmpl w:val="35346AD8"/>
+    <w:lvl w:ilvl="0">
+      <w:start w:val="1"/>
+      <w:numFmt w:val="bullet"/>
+      <w:lvlText w:val=""/>
+      <w:lvlJc w:val="left"/>
+      <w:pPr>
+        <w:tabs>
+          <w:tab w:val="num" w:pos="720"/>
+        </w:tabs>
+        <w:ind w:left="720" w:hanging="360"/>
+      </w:pPr>
+      <w:rPr>
+        <w:rFonts w:ascii="Symbol" w:hAnsi="Symbol" w:hint="default"/>
+        <w:sz w:val="20"/>
+      </w:rPr>
+    </w:lvl>
+    <w:lvl w:ilvl="1" w:tentative="1">
+      <w:start w:val="1"/>
+      <w:numFmt w:val="bullet"/>
+      <w:lvlText w:val="o"/>
+      <w:lvlJc w:val="left"/>
+      <w:pPr>
+        <w:tabs>
+          <w:tab w:val="num" w:pos="1440"/>
+        </w:tabs>
+        <w:ind w:left="1440" w:hanging="360"/>
+      </w:pPr>
+      <w:rPr>
+        <w:rFonts w:ascii="Courier New" w:hAnsi="Courier New" w:hint="default"/>
+        <w:sz w:val="20"/>
+      </w:rPr>
+    </w:lvl>
+    <w:lvl w:ilvl="2" w:tentative="1">
+      <w:start w:val="1"/>
+      <w:numFmt w:val="bullet"/>
+      <w:lvlText w:val=""/>
+      <w:lvlJc w:val="left"/>
+      <w:pPr>
+        <w:tabs>
+          <w:tab w:val="num" w:pos="2160"/>
+        </w:tabs>
+        <w:ind w:left="2160" w:hanging="360"/>
+      </w:pPr>
+      <w:rPr>
+        <w:rFonts w:ascii="Wingdings" w:hAnsi="Wingdings" w:hint="default"/>
+        <w:sz w:val="20"/>
+      </w:rPr>
+    </w:lvl>
+    <w:lvl w:ilvl="3" w:tentative="1">
+      <w:start w:val="1"/>
+      <w:numFmt w:val="bullet"/>
+      <w:lvlText w:val=""/>
+      <w:lvlJc w:val="left"/>
+      <w:pPr>
+        <w:tabs>
+          <w:tab w:val="num" w:pos="2880"/>
+        </w:tabs>
+        <w:ind w:left="2880" w:hanging="360"/>
+      </w:pPr>
+      <w:rPr>
+        <w:rFonts w:ascii="Wingdings" w:hAnsi="Wingdings" w:hint="default"/>
+        <w:sz w:val="20"/>
+      </w:rPr>
+    </w:lvl>
+    <w:lvl w:ilvl="4" w:tentative="1">
+      <w:start w:val="1"/>
+      <w:numFmt w:val="bullet"/>
+      <w:lvlText w:val=""/>
+      <w:lvlJc w:val="left"/>
+      <w:pPr>
+        <w:tabs>
+          <w:tab w:val="num" w:pos="3600"/>
+        </w:tabs>
+        <w:ind w:left="3600" w:hanging="360"/>
+      </w:pPr>
+      <w:rPr>
+        <w:rFonts w:ascii="Wingdings" w:hAnsi="Wingdings" w:hint="default"/>
+        <w:sz w:val="20"/>
+      </w:rPr>
+    </w:lvl>
+    <w:lvl w:ilvl="5" w:tentative="1">
+      <w:start w:val="1"/>
+      <w:numFmt w:val="bullet"/>
+      <w:lvlText w:val=""/>
+      <w:lvlJc w:val="left"/>
+      <w:pPr>
+        <w:tabs>
+          <w:tab w:val="num" w:pos="4320"/>
+        </w:tabs>
+        <w:ind w:left="4320" w:hanging="360"/>
+      </w:pPr>
+      <w:rPr>
+        <w:rFonts w:ascii="Wingdings" w:hAnsi="Wingdings" w:hint="default"/>
+        <w:sz w:val="20"/>
+      </w:rPr>
+    </w:lvl>
+    <w:lvl w:ilvl="6" w:tentative="1">
+      <w:start w:val="1"/>
+      <w:numFmt w:val="bullet"/>
+      <w:lvlText w:val=""/>
+      <w:lvlJc w:val="left"/>
+      <w:pPr>
+        <w:tabs>
+          <w:tab w:val="num" w:pos="5040"/>
+        </w:tabs>
+        <w:ind w:left="5040" w:hanging="360"/>
+      </w:pPr>
+      <w:rPr>
+        <w:rFonts w:ascii="Wingdings" w:hAnsi="Wingdings" w:hint="default"/>
+        <w:sz w:val="20"/>
+      </w:rPr>
+    </w:lvl>
+    <w:lvl w:ilvl="7" w:tentative="1">
+      <w:start w:val="1"/>
+      <w:numFmt w:val="bullet"/>
+      <w:lvlText w:val=""/>
+      <w:lvlJc w:val="left"/>
+      <w:pPr>
+        <w:tabs>
+          <w:tab w:val="num" w:pos="5760"/>
+        </w:tabs>
+        <w:ind w:left="5760" w:hanging="360"/>
+      </w:pPr>
+      <w:rPr>
+        <w:rFonts w:ascii="Wingdings" w:hAnsi="Wingdings" w:hint="default"/>
+        <w:sz w:val="20"/>
+      </w:rPr>
+    </w:lvl>
+    <w:lvl w:ilvl="8" w:tentative="1">
+      <w:start w:val="1"/>
+      <w:numFmt w:val="bullet"/>
+      <w:lvlText w:val=""/>
+      <w:lvlJc w:val="left"/>
+      <w:pPr>
+        <w:tabs>
+          <w:tab w:val="num" w:pos="6480"/>
+        </w:tabs>
+        <w:ind w:left="6480" w:hanging="360"/>
+      </w:pPr>
+      <w:rPr>
+        <w:rFonts w:ascii="Wingdings" w:hAnsi="Wingdings" w:hint="default"/>
+        <w:sz w:val="20"/>
+      </w:rPr>
+    </w:lvl>
+  </w:abstractNum>
+  <w:abstractNum w:abstractNumId="1" w15:restartNumberingAfterBreak="0">
+    <w:nsid w:val="09332930"/>
+    <w:multiLevelType w:val="multilevel"/>
+    <w:tmpl w:val="9C981F5A"/>
+    <w:lvl w:ilvl="0">
+      <w:start w:val="1"/>
+      <w:numFmt w:val="bullet"/>
+      <w:lvlText w:val=""/>
+      <w:lvlJc w:val="left"/>
+      <w:pPr>
+        <w:tabs>
+          <w:tab w:val="num" w:pos="720"/>
+        </w:tabs>
+        <w:ind w:left="720" w:hanging="360"/>
+      </w:pPr>
+      <w:rPr>
+        <w:rFonts w:ascii="Symbol" w:hAnsi="Symbol" w:hint="default"/>
+        <w:sz w:val="20"/>
+      </w:rPr>
+    </w:lvl>
+    <w:lvl w:ilvl="1" w:tentative="1">
+      <w:start w:val="1"/>
+      <w:numFmt w:val="bullet"/>
+      <w:lvlText w:val="o"/>
+      <w:lvlJc w:val="left"/>
+      <w:pPr>
+        <w:tabs>
+          <w:tab w:val="num" w:pos="1440"/>
+        </w:tabs>
+        <w:ind w:left="1440" w:hanging="360"/>
+      </w:pPr>
+      <w:rPr>
+        <w:rFonts w:ascii="Courier New" w:hAnsi="Courier New" w:hint="default"/>
+        <w:sz w:val="20"/>
+      </w:rPr>
+    </w:lvl>
+    <w:lvl w:ilvl="2" w:tentative="1">
+      <w:start w:val="1"/>
+      <w:numFmt w:val="bullet"/>
+      <w:lvlText w:val=""/>
+      <w:lvlJc w:val="left"/>
+      <w:pPr>
+        <w:tabs>
+          <w:tab w:val="num" w:pos="2160"/>
+        </w:tabs>
+        <w:ind w:left="2160" w:hanging="360"/>
+      </w:pPr>
+      <w:rPr>
+        <w:rFonts w:ascii="Wingdings" w:hAnsi="Wingdings" w:hint="default"/>
+        <w:sz w:val="20"/>
+      </w:rPr>
+    </w:lvl>
+    <w:lvl w:ilvl="3" w:tentative="1">
+      <w:start w:val="1"/>
+      <w:numFmt w:val="bullet"/>
+      <w:lvlText w:val=""/>
+      <w:lvlJc w:val="left"/>
+      <w:pPr>
+        <w:tabs>
+          <w:tab w:val="num" w:pos="2880"/>
+        </w:tabs>
+        <w:ind w:left="2880" w:hanging="360"/>
+      </w:pPr>
+      <w:rPr>
+        <w:rFonts w:ascii="Wingdings" w:hAnsi="Wingdings" w:hint="default"/>
+        <w:sz w:val="20"/>
+      </w:rPr>
+    </w:lvl>
+    <w:lvl w:ilvl="4" w:tentative="1">
+      <w:start w:val="1"/>
+      <w:numFmt w:val="bullet"/>
+      <w:lvlText w:val=""/>
+      <w:lvlJc w:val="left"/>
+      <w:pPr>
+        <w:tabs>
+          <w:tab w:val="num" w:pos="3600"/>
+        </w:tabs>
+        <w:ind w:left="3600" w:hanging="360"/>
+      </w:pPr>
+      <w:rPr>
+        <w:rFonts w:ascii="Wingdings" w:hAnsi="Wingdings" w:hint="default"/>
+        <w:sz w:val="20"/>
+      </w:rPr>
+    </w:lvl>
+    <w:lvl w:ilvl="5" w:tentative="1">
+      <w:start w:val="1"/>
+      <w:numFmt w:val="bullet"/>
+      <w:lvlText w:val=""/>
+      <w:lvlJc w:val="left"/>
+      <w:pPr>
+        <w:tabs>
+          <w:tab w:val="num" w:pos="4320"/>
+        </w:tabs>
+        <w:ind w:left="4320" w:hanging="360"/>
+      </w:pPr>
+      <w:rPr>
+        <w:rFonts w:ascii="Wingdings" w:hAnsi="Wingdings" w:hint="default"/>
+        <w:sz w:val="20"/>
+      </w:rPr>
+    </w:lvl>
+    <w:lvl w:ilvl="6" w:tentative="1">
+      <w:start w:val="1"/>
+      <w:numFmt w:val="bullet"/>
+      <w:lvlText w:val=""/>
+      <w:lvlJc w:val="left"/>
+      <w:pPr>
+        <w:tabs>
+          <w:tab w:val="num" w:pos="5040"/>
+        </w:tabs>
+        <w:ind w:left="5040" w:hanging="360"/>
+      </w:pPr>
+      <w:rPr>
+        <w:rFonts w:ascii="Wingdings" w:hAnsi="Wingdings" w:hint="default"/>
+        <w:sz w:val="20"/>
+      </w:rPr>
+    </w:lvl>
+    <w:lvl w:ilvl="7" w:tentative="1">
+      <w:start w:val="1"/>
+      <w:numFmt w:val="bullet"/>
+      <w:lvlText w:val=""/>
+      <w:lvlJc w:val="left"/>
+      <w:pPr>
+        <w:tabs>
+          <w:tab w:val="num" w:pos="5760"/>
+        </w:tabs>
+        <w:ind w:left="5760" w:hanging="360"/>
+      </w:pPr>
+      <w:rPr>
+        <w:rFonts w:ascii="Wingdings" w:hAnsi="Wingdings" w:hint="default"/>
+        <w:sz w:val="20"/>
+      </w:rPr>
+    </w:lvl>
+    <w:lvl w:ilvl="8" w:tentative="1">
+      <w:start w:val="1"/>
+      <w:numFmt w:val="bullet"/>
+      <w:lvlText w:val=""/>
+      <w:lvlJc w:val="left"/>
+      <w:pPr>
+        <w:tabs>
+          <w:tab w:val="num" w:pos="6480"/>
+        </w:tabs>
+        <w:ind w:left="6480" w:hanging="360"/>
+      </w:pPr>
+      <w:rPr>
+        <w:rFonts w:ascii="Wingdings" w:hAnsi="Wingdings" w:hint="default"/>
+        <w:sz w:val="20"/>
+      </w:rPr>
+    </w:lvl>
+  </w:abstractNum>
+  <w:abstractNum w:abstractNumId="2" w15:restartNumberingAfterBreak="0">
+    <w:nsid w:val="0E173190"/>
+    <w:multiLevelType w:val="multilevel"/>
+    <w:tmpl w:val="3FB09688"/>
+    <w:lvl w:ilvl="0">
+      <w:start w:val="1"/>
+      <w:numFmt w:val="decimal"/>
+      <w:lvlText w:val="%1."/>
+      <w:lvlJc w:val="left"/>
+      <w:pPr>
+        <w:tabs>
+          <w:tab w:val="num" w:pos="720"/>
+        </w:tabs>
+        <w:ind w:left="720" w:hanging="360"/>
+      </w:pPr>
+    </w:lvl>
+    <w:lvl w:ilvl="1" w:tentative="1">
+      <w:start w:val="1"/>
+      <w:numFmt w:val="decimal"/>
+      <w:lvlText w:val="%2."/>
+      <w:lvlJc w:val="left"/>
+      <w:pPr>
+        <w:tabs>
+          <w:tab w:val="num" w:pos="1440"/>
+        </w:tabs>
+        <w:ind w:left="1440" w:hanging="360"/>
+      </w:pPr>
+    </w:lvl>
+    <w:lvl w:ilvl="2" w:tentative="1">
+      <w:start w:val="1"/>
+      <w:numFmt w:val="decimal"/>
+      <w:lvlText w:val="%3."/>
+      <w:lvlJc w:val="left"/>
+      <w:pPr>
+        <w:tabs>
+          <w:tab w:val="num" w:pos="2160"/>
+        </w:tabs>
+        <w:ind w:left="2160" w:hanging="360"/>
+      </w:pPr>
+    </w:lvl>
+    <w:lvl w:ilvl="3" w:tentative="1">
+      <w:start w:val="1"/>
+      <w:numFmt w:val="decimal"/>
+      <w:lvlText w:val="%4."/>
+      <w:lvlJc w:val="left"/>
+      <w:pPr>
+        <w:tabs>
+          <w:tab w:val="num" w:pos="2880"/>
+        </w:tabs>
+        <w:ind w:left="2880" w:hanging="360"/>
+      </w:pPr>
+    </w:lvl>
+    <w:lvl w:ilvl="4" w:tentative="1">
+      <w:start w:val="1"/>
+      <w:numFmt w:val="decimal"/>
+      <w:lvlText w:val="%5."/>
+      <w:lvlJc w:val="left"/>
+      <w:pPr>
+        <w:tabs>
+          <w:tab w:val="num" w:pos="3600"/>
+        </w:tabs>
+        <w:ind w:left="3600" w:hanging="360"/>
+      </w:pPr>
+    </w:lvl>
+    <w:lvl w:ilvl="5" w:tentative="1">
+      <w:start w:val="1"/>
+      <w:numFmt w:val="decimal"/>
+      <w:lvlText w:val="%6."/>
+      <w:lvlJc w:val="left"/>
+      <w:pPr>
+        <w:tabs>
+          <w:tab w:val="num" w:pos="4320"/>
+        </w:tabs>
+        <w:ind w:left="4320" w:hanging="360"/>
+      </w:pPr>
+    </w:lvl>
+    <w:lvl w:ilvl="6" w:tentative="1">
+      <w:start w:val="1"/>
+      <w:numFmt w:val="decimal"/>
+      <w:lvlText w:val="%7."/>
+      <w:lvlJc w:val="left"/>
+      <w:pPr>
+        <w:tabs>
+          <w:tab w:val="num" w:pos="5040"/>
+        </w:tabs>
+        <w:ind w:left="5040" w:hanging="360"/>
+      </w:pPr>
+    </w:lvl>
+    <w:lvl w:ilvl="7" w:tentative="1">
+      <w:start w:val="1"/>
+      <w:numFmt w:val="decimal"/>
+      <w:lvlText w:val="%8."/>
+      <w:lvlJc w:val="left"/>
+      <w:pPr>
+        <w:tabs>
+          <w:tab w:val="num" w:pos="5760"/>
+        </w:tabs>
+        <w:ind w:left="5760" w:hanging="360"/>
+      </w:pPr>
+    </w:lvl>
+    <w:lvl w:ilvl="8" w:tentative="1">
+      <w:start w:val="1"/>
+      <w:numFmt w:val="decimal"/>
+      <w:lvlText w:val="%9."/>
+      <w:lvlJc w:val="left"/>
+      <w:pPr>
+        <w:tabs>
+          <w:tab w:val="num" w:pos="6480"/>
+        </w:tabs>
+        <w:ind w:left="6480" w:hanging="360"/>
+      </w:pPr>
+    </w:lvl>
+  </w:abstractNum>
+  <w:abstractNum w:abstractNumId="3" w15:restartNumberingAfterBreak="0">
+    <w:nsid w:val="0E981FA2"/>
+    <w:multiLevelType w:val="hybridMultilevel"/>
+    <w:tmpl w:val="25AA6432"/>
+    <w:lvl w:ilvl="0" w:tplc="040C000F">
+      <w:start w:val="1"/>
+      <w:numFmt w:val="decimal"/>
+      <w:lvlText w:val="%1."/>
+      <w:lvlJc w:val="left"/>
+      <w:pPr>
+        <w:ind w:left="720" w:hanging="360"/>
+      </w:pPr>
+      <w:rPr>
+        <w:rFonts w:hint="default"/>
+      </w:rPr>
+    </w:lvl>
+    <w:lvl w:ilvl="1" w:tplc="040C0019" w:tentative="1">
+      <w:start w:val="1"/>
+      <w:numFmt w:val="lowerLetter"/>
+      <w:lvlText w:val="%2."/>
+      <w:lvlJc w:val="left"/>
+      <w:pPr>
+        <w:ind w:left="1440" w:hanging="360"/>
+      </w:pPr>
+    </w:lvl>
+    <w:lvl w:ilvl="2" w:tplc="040C001B" w:tentative="1">
+      <w:start w:val="1"/>
+      <w:numFmt w:val="lowerRoman"/>
+      <w:lvlText w:val="%3."/>
+      <w:lvlJc w:val="right"/>
+      <w:pPr>
+        <w:ind w:left="2160" w:hanging="180"/>
+      </w:pPr>
+    </w:lvl>
+    <w:lvl w:ilvl="3" w:tplc="040C000F" w:tentative="1">
+      <w:start w:val="1"/>
+      <w:numFmt w:val="decimal"/>
+      <w:lvlText w:val="%4."/>
+      <w:lvlJc w:val="left"/>
+      <w:pPr>
+        <w:ind w:left="2880" w:hanging="360"/>
+      </w:pPr>
+    </w:lvl>
+    <w:lvl w:ilvl="4" w:tplc="040C0019" w:tentative="1">
+      <w:start w:val="1"/>
+      <w:numFmt w:val="lowerLetter"/>
+      <w:lvlText w:val="%5."/>
+      <w:lvlJc w:val="left"/>
+      <w:pPr>
+        <w:ind w:left="3600" w:hanging="360"/>
+      </w:pPr>
+    </w:lvl>
+    <w:lvl w:ilvl="5" w:tplc="040C001B" w:tentative="1">
+      <w:start w:val="1"/>
+      <w:numFmt w:val="lowerRoman"/>
+      <w:lvlText w:val="%6."/>
+      <w:lvlJc w:val="right"/>
+      <w:pPr>
+        <w:ind w:left="4320" w:hanging="180"/>
+      </w:pPr>
+    </w:lvl>
+    <w:lvl w:ilvl="6" w:tplc="040C000F" w:tentative="1">
+      <w:start w:val="1"/>
+      <w:numFmt w:val="decimal"/>
+      <w:lvlText w:val="%7."/>
+      <w:lvlJc w:val="left"/>
+      <w:pPr>
+        <w:ind w:left="5040" w:hanging="360"/>
+      </w:pPr>
+    </w:lvl>
+    <w:lvl w:ilvl="7" w:tplc="040C0019" w:tentative="1">
+      <w:start w:val="1"/>
+      <w:numFmt w:val="lowerLetter"/>
+      <w:lvlText w:val="%8."/>
+      <w:lvlJc w:val="left"/>
+      <w:pPr>
+        <w:ind w:left="5760" w:hanging="360"/>
+      </w:pPr>
+    </w:lvl>
+    <w:lvl w:ilvl="8" w:tplc="040C001B" w:tentative="1">
+      <w:start w:val="1"/>
+      <w:numFmt w:val="lowerRoman"/>
+      <w:lvlText w:val="%9."/>
+      <w:lvlJc w:val="right"/>
+      <w:pPr>
+        <w:ind w:left="6480" w:hanging="180"/>
+      </w:pPr>
+    </w:lvl>
+  </w:abstractNum>
+  <w:abstractNum w:abstractNumId="4" w15:restartNumberingAfterBreak="0">
+    <w:nsid w:val="0FF67528"/>
+    <w:multiLevelType w:val="multilevel"/>
+    <w:tmpl w:val="89BA3EBA"/>
+    <w:lvl w:ilvl="0">
+      <w:start w:val="1"/>
+      <w:numFmt w:val="decimal"/>
+      <w:lvlText w:val="%1."/>
+      <w:lvlJc w:val="left"/>
+      <w:pPr>
+        <w:tabs>
+          <w:tab w:val="num" w:pos="720"/>
+        </w:tabs>
+        <w:ind w:left="720" w:hanging="360"/>
+      </w:pPr>
+    </w:lvl>
+    <w:lvl w:ilvl="1">
+      <w:start w:val="1"/>
+      <w:numFmt w:val="bullet"/>
+      <w:lvlText w:val="o"/>
+      <w:lvlJc w:val="left"/>
+      <w:pPr>
+        <w:tabs>
+          <w:tab w:val="num" w:pos="1440"/>
+        </w:tabs>
+        <w:ind w:left="1440" w:hanging="360"/>
+      </w:pPr>
+      <w:rPr>
+        <w:rFonts w:ascii="Courier New" w:hAnsi="Courier New" w:hint="default"/>
+        <w:sz w:val="20"/>
+      </w:rPr>
+    </w:lvl>
+    <w:lvl w:ilvl="2" w:tentative="1">
+      <w:start w:val="1"/>
+      <w:numFmt w:val="decimal"/>
+      <w:lvlText w:val="%3."/>
+      <w:lvlJc w:val="left"/>
+      <w:pPr>
+        <w:tabs>
+          <w:tab w:val="num" w:pos="2160"/>
+        </w:tabs>
+        <w:ind w:left="2160" w:hanging="360"/>
+      </w:pPr>
+    </w:lvl>
+    <w:lvl w:ilvl="3" w:tentative="1">
+      <w:start w:val="1"/>
+      <w:numFmt w:val="decimal"/>
+      <w:lvlText w:val="%4."/>
+      <w:lvlJc w:val="left"/>
+      <w:pPr>
+        <w:tabs>
+          <w:tab w:val="num" w:pos="2880"/>
+        </w:tabs>
+        <w:ind w:left="2880" w:hanging="360"/>
+      </w:pPr>
+    </w:lvl>
+    <w:lvl w:ilvl="4" w:tentative="1">
+      <w:start w:val="1"/>
+      <w:numFmt w:val="decimal"/>
+      <w:lvlText w:val="%5."/>
+      <w:lvlJc w:val="left"/>
+      <w:pPr>
+        <w:tabs>
+          <w:tab w:val="num" w:pos="3600"/>
+        </w:tabs>
+        <w:ind w:left="3600" w:hanging="360"/>
+      </w:pPr>
+    </w:lvl>
+    <w:lvl w:ilvl="5" w:tentative="1">
+      <w:start w:val="1"/>
+      <w:numFmt w:val="decimal"/>
+      <w:lvlText w:val="%6."/>
+      <w:lvlJc w:val="left"/>
+      <w:pPr>
+        <w:tabs>
+          <w:tab w:val="num" w:pos="4320"/>
+        </w:tabs>
+        <w:ind w:left="4320" w:hanging="360"/>
+      </w:pPr>
+    </w:lvl>
+    <w:lvl w:ilvl="6" w:tentative="1">
+      <w:start w:val="1"/>
+      <w:numFmt w:val="decimal"/>
+      <w:lvlText w:val="%7."/>
+      <w:lvlJc w:val="left"/>
+      <w:pPr>
+        <w:tabs>
+          <w:tab w:val="num" w:pos="5040"/>
+        </w:tabs>
+        <w:ind w:left="5040" w:hanging="360"/>
+      </w:pPr>
+    </w:lvl>
+    <w:lvl w:ilvl="7" w:tentative="1">
+      <w:start w:val="1"/>
+      <w:numFmt w:val="decimal"/>
+      <w:lvlText w:val="%8."/>
+      <w:lvlJc w:val="left"/>
+      <w:pPr>
+        <w:tabs>
+          <w:tab w:val="num" w:pos="5760"/>
+        </w:tabs>
+        <w:ind w:left="5760" w:hanging="360"/>
+      </w:pPr>
+    </w:lvl>
+    <w:lvl w:ilvl="8" w:tentative="1">
+      <w:start w:val="1"/>
+      <w:numFmt w:val="decimal"/>
+      <w:lvlText w:val="%9."/>
+      <w:lvlJc w:val="left"/>
+      <w:pPr>
+        <w:tabs>
+          <w:tab w:val="num" w:pos="6480"/>
+        </w:tabs>
+        <w:ind w:left="6480" w:hanging="360"/>
+      </w:pPr>
+    </w:lvl>
+  </w:abstractNum>
+  <w:abstractNum w:abstractNumId="5" w15:restartNumberingAfterBreak="0">
+    <w:nsid w:val="161A1AAB"/>
+    <w:multiLevelType w:val="hybridMultilevel"/>
+    <w:tmpl w:val="59069388"/>
+    <w:lvl w:ilvl="0" w:tplc="016E4DD6">
+      <w:start w:val="1"/>
+      <w:numFmt w:val="bullet"/>
+      <w:lvlText w:val="-"/>
+      <w:lvlJc w:val="left"/>
+      <w:pPr>
+        <w:ind w:left="1080" w:hanging="360"/>
+      </w:pPr>
+      <w:rPr>
+        <w:rFonts w:ascii="Aptos" w:eastAsiaTheme="minorHAnsi" w:hAnsi="Aptos" w:cstheme="minorBidi" w:hint="default"/>
+      </w:rPr>
+    </w:lvl>
+    <w:lvl w:ilvl="1" w:tplc="040C0003" w:tentative="1">
+      <w:start w:val="1"/>
+      <w:numFmt w:val="bullet"/>
+      <w:lvlText w:val="o"/>
+      <w:lvlJc w:val="left"/>
+      <w:pPr>
+        <w:ind w:left="1800" w:hanging="360"/>
+      </w:pPr>
+      <w:rPr>
+        <w:rFonts w:ascii="Courier New" w:hAnsi="Courier New" w:cs="Courier New" w:hint="default"/>
+      </w:rPr>
+    </w:lvl>
+    <w:lvl w:ilvl="2" w:tplc="040C0005" w:tentative="1">
+      <w:start w:val="1"/>
+      <w:numFmt w:val="bullet"/>
+      <w:lvlText w:val=""/>
+      <w:lvlJc w:val="left"/>
+      <w:pPr>
+        <w:ind w:left="2520" w:hanging="360"/>
+      </w:pPr>
+      <w:rPr>
+        <w:rFonts w:ascii="Wingdings" w:hAnsi="Wingdings" w:hint="default"/>
+      </w:rPr>
+    </w:lvl>
+    <w:lvl w:ilvl="3" w:tplc="040C0001" w:tentative="1">
+      <w:start w:val="1"/>
+      <w:numFmt w:val="bullet"/>
+      <w:lvlText w:val=""/>
+      <w:lvlJc w:val="left"/>
+      <w:pPr>
+        <w:ind w:left="3240" w:hanging="360"/>
+      </w:pPr>
+      <w:rPr>
+        <w:rFonts w:ascii="Symbol" w:hAnsi="Symbol" w:hint="default"/>
+      </w:rPr>
+    </w:lvl>
+    <w:lvl w:ilvl="4" w:tplc="040C0003" w:tentative="1">
+      <w:start w:val="1"/>
+      <w:numFmt w:val="bullet"/>
+      <w:lvlText w:val="o"/>
+      <w:lvlJc w:val="left"/>
+      <w:pPr>
+        <w:ind w:left="3960" w:hanging="360"/>
+      </w:pPr>
+      <w:rPr>
+        <w:rFonts w:ascii="Courier New" w:hAnsi="Courier New" w:cs="Courier New" w:hint="default"/>
+      </w:rPr>
+    </w:lvl>
+    <w:lvl w:ilvl="5" w:tplc="040C0005" w:tentative="1">
+      <w:start w:val="1"/>
+      <w:numFmt w:val="bullet"/>
+      <w:lvlText w:val=""/>
+      <w:lvlJc w:val="left"/>
+      <w:pPr>
+        <w:ind w:left="4680" w:hanging="360"/>
+      </w:pPr>
+      <w:rPr>
+        <w:rFonts w:ascii="Wingdings" w:hAnsi="Wingdings" w:hint="default"/>
+      </w:rPr>
+    </w:lvl>
+    <w:lvl w:ilvl="6" w:tplc="040C0001" w:tentative="1">
+      <w:start w:val="1"/>
+      <w:numFmt w:val="bullet"/>
+      <w:lvlText w:val=""/>
+      <w:lvlJc w:val="left"/>
+      <w:pPr>
+        <w:ind w:left="5400" w:hanging="360"/>
+      </w:pPr>
+      <w:rPr>
+        <w:rFonts w:ascii="Symbol" w:hAnsi="Symbol" w:hint="default"/>
+      </w:rPr>
+    </w:lvl>
+    <w:lvl w:ilvl="7" w:tplc="040C0003" w:tentative="1">
+      <w:start w:val="1"/>
+      <w:numFmt w:val="bullet"/>
+      <w:lvlText w:val="o"/>
+      <w:lvlJc w:val="left"/>
+      <w:pPr>
+        <w:ind w:left="6120" w:hanging="360"/>
+      </w:pPr>
+      <w:rPr>
+        <w:rFonts w:ascii="Courier New" w:hAnsi="Courier New" w:cs="Courier New" w:hint="default"/>
+      </w:rPr>
+    </w:lvl>
+    <w:lvl w:ilvl="8" w:tplc="040C0005" w:tentative="1">
+      <w:start w:val="1"/>
+      <w:numFmt w:val="bullet"/>
+      <w:lvlText w:val=""/>
+      <w:lvlJc w:val="left"/>
+      <w:pPr>
+        <w:ind w:left="6840" w:hanging="360"/>
+      </w:pPr>
+      <w:rPr>
+        <w:rFonts w:ascii="Wingdings" w:hAnsi="Wingdings" w:hint="default"/>
+      </w:rPr>
+    </w:lvl>
+  </w:abstractNum>
+  <w:abstractNum w:abstractNumId="6" w15:restartNumberingAfterBreak="0">
+    <w:nsid w:val="16C52ADE"/>
+    <w:multiLevelType w:val="hybridMultilevel"/>
+    <w:tmpl w:val="62E674BE"/>
+    <w:lvl w:ilvl="0" w:tplc="FFFFFFFF">
+      <w:start w:val="1"/>
+      <w:numFmt w:val="decimal"/>
+      <w:lvlText w:val="%1."/>
+      <w:lvlJc w:val="left"/>
+      <w:pPr>
+        <w:ind w:left="720" w:hanging="360"/>
+      </w:pPr>
+      <w:rPr>
+        <w:rFonts w:hint="default"/>
+      </w:rPr>
+    </w:lvl>
+    <w:lvl w:ilvl="1" w:tplc="FFFFFFFF" w:tentative="1">
+      <w:start w:val="1"/>
+      <w:numFmt w:val="lowerLetter"/>
+      <w:lvlText w:val="%2."/>
+      <w:lvlJc w:val="left"/>
+      <w:pPr>
+        <w:ind w:left="1440" w:hanging="360"/>
+      </w:pPr>
+    </w:lvl>
+    <w:lvl w:ilvl="2" w:tplc="FFFFFFFF" w:tentative="1">
+      <w:start w:val="1"/>
+      <w:numFmt w:val="lowerRoman"/>
+      <w:lvlText w:val="%3."/>
+      <w:lvlJc w:val="right"/>
+      <w:pPr>
+        <w:ind w:left="2160" w:hanging="180"/>
+      </w:pPr>
+    </w:lvl>
+    <w:lvl w:ilvl="3" w:tplc="FFFFFFFF" w:tentative="1">
+      <w:start w:val="1"/>
+      <w:numFmt w:val="decimal"/>
+      <w:lvlText w:val="%4."/>
+      <w:lvlJc w:val="left"/>
+      <w:pPr>
+        <w:ind w:left="2880" w:hanging="360"/>
+      </w:pPr>
+    </w:lvl>
+    <w:lvl w:ilvl="4" w:tplc="FFFFFFFF" w:tentative="1">
+      <w:start w:val="1"/>
+      <w:numFmt w:val="lowerLetter"/>
+      <w:lvlText w:val="%5."/>
+      <w:lvlJc w:val="left"/>
+      <w:pPr>
+        <w:ind w:left="3600" w:hanging="360"/>
+      </w:pPr>
+    </w:lvl>
+    <w:lvl w:ilvl="5" w:tplc="FFFFFFFF" w:tentative="1">
+      <w:start w:val="1"/>
+      <w:numFmt w:val="lowerRoman"/>
+      <w:lvlText w:val="%6."/>
+      <w:lvlJc w:val="right"/>
+      <w:pPr>
+        <w:ind w:left="4320" w:hanging="180"/>
+      </w:pPr>
+    </w:lvl>
+    <w:lvl w:ilvl="6" w:tplc="FFFFFFFF" w:tentative="1">
+      <w:start w:val="1"/>
+      <w:numFmt w:val="decimal"/>
+      <w:lvlText w:val="%7."/>
+      <w:lvlJc w:val="left"/>
+      <w:pPr>
+        <w:ind w:left="5040" w:hanging="360"/>
+      </w:pPr>
+    </w:lvl>
+    <w:lvl w:ilvl="7" w:tplc="FFFFFFFF" w:tentative="1">
+      <w:start w:val="1"/>
+      <w:numFmt w:val="lowerLetter"/>
+      <w:lvlText w:val="%8."/>
+      <w:lvlJc w:val="left"/>
+      <w:pPr>
+        <w:ind w:left="5760" w:hanging="360"/>
+      </w:pPr>
+    </w:lvl>
+    <w:lvl w:ilvl="8" w:tplc="FFFFFFFF" w:tentative="1">
+      <w:start w:val="1"/>
+      <w:numFmt w:val="lowerRoman"/>
+      <w:lvlText w:val="%9."/>
+      <w:lvlJc w:val="right"/>
+      <w:pPr>
+        <w:ind w:left="6480" w:hanging="180"/>
+      </w:pPr>
+    </w:lvl>
+  </w:abstractNum>
+  <w:abstractNum w:abstractNumId="7" w15:restartNumberingAfterBreak="0">
+    <w:nsid w:val="17B527D5"/>
+    <w:multiLevelType w:val="multilevel"/>
+    <w:tmpl w:val="88BC3722"/>
+    <w:lvl w:ilvl="0">
+      <w:start w:val="1"/>
+      <w:numFmt w:val="decimal"/>
+      <w:lvlText w:val="%1."/>
+      <w:lvlJc w:val="left"/>
+      <w:pPr>
+        <w:tabs>
+          <w:tab w:val="num" w:pos="720"/>
+        </w:tabs>
+        <w:ind w:left="720" w:hanging="360"/>
+      </w:pPr>
+    </w:lvl>
+    <w:lvl w:ilvl="1">
+      <w:start w:val="1"/>
+      <w:numFmt w:val="bullet"/>
+      <w:lvlText w:val="o"/>
+      <w:lvlJc w:val="left"/>
+      <w:pPr>
+        <w:tabs>
+          <w:tab w:val="num" w:pos="1440"/>
+        </w:tabs>
+        <w:ind w:left="1440" w:hanging="360"/>
+      </w:pPr>
+      <w:rPr>
+        <w:rFonts w:ascii="Courier New" w:hAnsi="Courier New" w:hint="default"/>
+        <w:sz w:val="20"/>
+      </w:rPr>
+    </w:lvl>
+    <w:lvl w:ilvl="2" w:tentative="1">
+      <w:start w:val="1"/>
+      <w:numFmt w:val="decimal"/>
+      <w:lvlText w:val="%3."/>
+      <w:lvlJc w:val="left"/>
+      <w:pPr>
+        <w:tabs>
+          <w:tab w:val="num" w:pos="2160"/>
+        </w:tabs>
+        <w:ind w:left="2160" w:hanging="360"/>
+      </w:pPr>
+    </w:lvl>
+    <w:lvl w:ilvl="3" w:tentative="1">
+      <w:start w:val="1"/>
+      <w:numFmt w:val="decimal"/>
+      <w:lvlText w:val="%4."/>
+      <w:lvlJc w:val="left"/>
+      <w:pPr>
+        <w:tabs>
+          <w:tab w:val="num" w:pos="2880"/>
+        </w:tabs>
+        <w:ind w:left="2880" w:hanging="360"/>
+      </w:pPr>
+    </w:lvl>
+    <w:lvl w:ilvl="4" w:tentative="1">
+      <w:start w:val="1"/>
+      <w:numFmt w:val="decimal"/>
+      <w:lvlText w:val="%5."/>
+      <w:lvlJc w:val="left"/>
+      <w:pPr>
+        <w:tabs>
+          <w:tab w:val="num" w:pos="3600"/>
+        </w:tabs>
+        <w:ind w:left="3600" w:hanging="360"/>
+      </w:pPr>
+    </w:lvl>
+    <w:lvl w:ilvl="5" w:tentative="1">
+      <w:start w:val="1"/>
+      <w:numFmt w:val="decimal"/>
+      <w:lvlText w:val="%6."/>
+      <w:lvlJc w:val="left"/>
+      <w:pPr>
+        <w:tabs>
+          <w:tab w:val="num" w:pos="4320"/>
+        </w:tabs>
+        <w:ind w:left="4320" w:hanging="360"/>
+      </w:pPr>
+    </w:lvl>
+    <w:lvl w:ilvl="6" w:tentative="1">
+      <w:start w:val="1"/>
+      <w:numFmt w:val="decimal"/>
+      <w:lvlText w:val="%7."/>
+      <w:lvlJc w:val="left"/>
+      <w:pPr>
+        <w:tabs>
+          <w:tab w:val="num" w:pos="5040"/>
+        </w:tabs>
+        <w:ind w:left="5040" w:hanging="360"/>
+      </w:pPr>
+    </w:lvl>
+    <w:lvl w:ilvl="7" w:tentative="1">
+      <w:start w:val="1"/>
+      <w:numFmt w:val="decimal"/>
+      <w:lvlText w:val="%8."/>
+      <w:lvlJc w:val="left"/>
+      <w:pPr>
+        <w:tabs>
+          <w:tab w:val="num" w:pos="5760"/>
+        </w:tabs>
+        <w:ind w:left="5760" w:hanging="360"/>
+      </w:pPr>
+    </w:lvl>
+    <w:lvl w:ilvl="8" w:tentative="1">
+      <w:start w:val="1"/>
+      <w:numFmt w:val="decimal"/>
+      <w:lvlText w:val="%9."/>
+      <w:lvlJc w:val="left"/>
+      <w:pPr>
+        <w:tabs>
+          <w:tab w:val="num" w:pos="6480"/>
+        </w:tabs>
+        <w:ind w:left="6480" w:hanging="360"/>
+      </w:pPr>
+    </w:lvl>
+  </w:abstractNum>
+  <w:abstractNum w:abstractNumId="8" w15:restartNumberingAfterBreak="0">
+    <w:nsid w:val="17C2258B"/>
+    <w:multiLevelType w:val="multilevel"/>
+    <w:tmpl w:val="EA86ABB8"/>
+    <w:lvl w:ilvl="0">
+      <w:start w:val="1"/>
+      <w:numFmt w:val="decimal"/>
+      <w:lvlText w:val="%1."/>
+      <w:lvlJc w:val="left"/>
+      <w:pPr>
+        <w:tabs>
+          <w:tab w:val="num" w:pos="720"/>
+        </w:tabs>
+        <w:ind w:left="720" w:hanging="360"/>
+      </w:pPr>
+    </w:lvl>
+    <w:lvl w:ilvl="1">
+      <w:start w:val="1"/>
+      <w:numFmt w:val="bullet"/>
+      <w:lvlText w:val="o"/>
+      <w:lvlJc w:val="left"/>
+      <w:pPr>
+        <w:tabs>
+          <w:tab w:val="num" w:pos="1440"/>
+        </w:tabs>
+        <w:ind w:left="1440" w:hanging="360"/>
+      </w:pPr>
+      <w:rPr>
+        <w:rFonts w:ascii="Courier New" w:hAnsi="Courier New" w:hint="default"/>
+        <w:sz w:val="20"/>
+      </w:rPr>
+    </w:lvl>
+    <w:lvl w:ilvl="2" w:tentative="1">
+      <w:start w:val="1"/>
+      <w:numFmt w:val="decimal"/>
+      <w:lvlText w:val="%3."/>
+      <w:lvlJc w:val="left"/>
+      <w:pPr>
+        <w:tabs>
+          <w:tab w:val="num" w:pos="2160"/>
+        </w:tabs>
+        <w:ind w:left="2160" w:hanging="360"/>
+      </w:pPr>
+    </w:lvl>
+    <w:lvl w:ilvl="3" w:tentative="1">
+      <w:start w:val="1"/>
+      <w:numFmt w:val="decimal"/>
+      <w:lvlText w:val="%4."/>
+      <w:lvlJc w:val="left"/>
+      <w:pPr>
+        <w:tabs>
+          <w:tab w:val="num" w:pos="2880"/>
+        </w:tabs>
+        <w:ind w:left="2880" w:hanging="360"/>
+      </w:pPr>
+    </w:lvl>
+    <w:lvl w:ilvl="4" w:tentative="1">
+      <w:start w:val="1"/>
+      <w:numFmt w:val="decimal"/>
+      <w:lvlText w:val="%5."/>
+      <w:lvlJc w:val="left"/>
+      <w:pPr>
+        <w:tabs>
+          <w:tab w:val="num" w:pos="3600"/>
+        </w:tabs>
+        <w:ind w:left="3600" w:hanging="360"/>
+      </w:pPr>
+    </w:lvl>
+    <w:lvl w:ilvl="5" w:tentative="1">
+      <w:start w:val="1"/>
+      <w:numFmt w:val="decimal"/>
+      <w:lvlText w:val="%6."/>
+      <w:lvlJc w:val="left"/>
+      <w:pPr>
+        <w:tabs>
+          <w:tab w:val="num" w:pos="4320"/>
+        </w:tabs>
+        <w:ind w:left="4320" w:hanging="360"/>
+      </w:pPr>
+    </w:lvl>
+    <w:lvl w:ilvl="6" w:tentative="1">
+      <w:start w:val="1"/>
+      <w:numFmt w:val="decimal"/>
+      <w:lvlText w:val="%7."/>
+      <w:lvlJc w:val="left"/>
+      <w:pPr>
+        <w:tabs>
+          <w:tab w:val="num" w:pos="5040"/>
+        </w:tabs>
+        <w:ind w:left="5040" w:hanging="360"/>
+      </w:pPr>
+    </w:lvl>
+    <w:lvl w:ilvl="7" w:tentative="1">
+      <w:start w:val="1"/>
+      <w:numFmt w:val="decimal"/>
+      <w:lvlText w:val="%8."/>
+      <w:lvlJc w:val="left"/>
+      <w:pPr>
+        <w:tabs>
+          <w:tab w:val="num" w:pos="5760"/>
+        </w:tabs>
+        <w:ind w:left="5760" w:hanging="360"/>
+      </w:pPr>
+    </w:lvl>
+    <w:lvl w:ilvl="8" w:tentative="1">
+      <w:start w:val="1"/>
+      <w:numFmt w:val="decimal"/>
+      <w:lvlText w:val="%9."/>
+      <w:lvlJc w:val="left"/>
+      <w:pPr>
+        <w:tabs>
+          <w:tab w:val="num" w:pos="6480"/>
+        </w:tabs>
+        <w:ind w:left="6480" w:hanging="360"/>
+      </w:pPr>
+    </w:lvl>
+  </w:abstractNum>
+  <w:abstractNum w:abstractNumId="9" w15:restartNumberingAfterBreak="0">
+    <w:nsid w:val="1BF3768C"/>
+    <w:multiLevelType w:val="multilevel"/>
+    <w:tmpl w:val="31AAD1D4"/>
+    <w:lvl w:ilvl="0">
+      <w:start w:val="1"/>
+      <w:numFmt w:val="bullet"/>
+      <w:lvlText w:val=""/>
+      <w:lvlJc w:val="left"/>
+      <w:pPr>
+        <w:tabs>
+          <w:tab w:val="num" w:pos="720"/>
+        </w:tabs>
+        <w:ind w:left="720" w:hanging="360"/>
+      </w:pPr>
+      <w:rPr>
+        <w:rFonts w:ascii="Symbol" w:hAnsi="Symbol" w:hint="default"/>
+        <w:sz w:val="20"/>
+      </w:rPr>
+    </w:lvl>
+    <w:lvl w:ilvl="1" w:tentative="1">
+      <w:start w:val="1"/>
+      <w:numFmt w:val="bullet"/>
+      <w:lvlText w:val="o"/>
+      <w:lvlJc w:val="left"/>
+      <w:pPr>
+        <w:tabs>
+          <w:tab w:val="num" w:pos="1440"/>
+        </w:tabs>
+        <w:ind w:left="1440" w:hanging="360"/>
+      </w:pPr>
+      <w:rPr>
+        <w:rFonts w:ascii="Courier New" w:hAnsi="Courier New" w:hint="default"/>
+        <w:sz w:val="20"/>
+      </w:rPr>
+    </w:lvl>
+    <w:lvl w:ilvl="2" w:tentative="1">
+      <w:start w:val="1"/>
+      <w:numFmt w:val="bullet"/>
+      <w:lvlText w:val=""/>
+      <w:lvlJc w:val="left"/>
+      <w:pPr>
+        <w:tabs>
+          <w:tab w:val="num" w:pos="2160"/>
+        </w:tabs>
+        <w:ind w:left="2160" w:hanging="360"/>
+      </w:pPr>
+      <w:rPr>
+        <w:rFonts w:ascii="Wingdings" w:hAnsi="Wingdings" w:hint="default"/>
+        <w:sz w:val="20"/>
+      </w:rPr>
+    </w:lvl>
+    <w:lvl w:ilvl="3" w:tentative="1">
+      <w:start w:val="1"/>
+      <w:numFmt w:val="bullet"/>
+      <w:lvlText w:val=""/>
+      <w:lvlJc w:val="left"/>
+      <w:pPr>
+        <w:tabs>
+          <w:tab w:val="num" w:pos="2880"/>
+        </w:tabs>
+        <w:ind w:left="2880" w:hanging="360"/>
+      </w:pPr>
+      <w:rPr>
+        <w:rFonts w:ascii="Wingdings" w:hAnsi="Wingdings" w:hint="default"/>
+        <w:sz w:val="20"/>
+      </w:rPr>
+    </w:lvl>
+    <w:lvl w:ilvl="4" w:tentative="1">
+      <w:start w:val="1"/>
+      <w:numFmt w:val="bullet"/>
+      <w:lvlText w:val=""/>
+      <w:lvlJc w:val="left"/>
+      <w:pPr>
+        <w:tabs>
+          <w:tab w:val="num" w:pos="3600"/>
+        </w:tabs>
+        <w:ind w:left="3600" w:hanging="360"/>
+      </w:pPr>
+      <w:rPr>
+        <w:rFonts w:ascii="Wingdings" w:hAnsi="Wingdings" w:hint="default"/>
+        <w:sz w:val="20"/>
+      </w:rPr>
+    </w:lvl>
+    <w:lvl w:ilvl="5" w:tentative="1">
+      <w:start w:val="1"/>
+      <w:numFmt w:val="bullet"/>
+      <w:lvlText w:val=""/>
+      <w:lvlJc w:val="left"/>
+      <w:pPr>
+        <w:tabs>
+          <w:tab w:val="num" w:pos="4320"/>
+        </w:tabs>
+        <w:ind w:left="4320" w:hanging="360"/>
+      </w:pPr>
+      <w:rPr>
+        <w:rFonts w:ascii="Wingdings" w:hAnsi="Wingdings" w:hint="default"/>
+        <w:sz w:val="20"/>
+      </w:rPr>
+    </w:lvl>
+    <w:lvl w:ilvl="6" w:tentative="1">
+      <w:start w:val="1"/>
+      <w:numFmt w:val="bullet"/>
+      <w:lvlText w:val=""/>
+      <w:lvlJc w:val="left"/>
+      <w:pPr>
+        <w:tabs>
+          <w:tab w:val="num" w:pos="5040"/>
+        </w:tabs>
+        <w:ind w:left="5040" w:hanging="360"/>
+      </w:pPr>
+      <w:rPr>
+        <w:rFonts w:ascii="Wingdings" w:hAnsi="Wingdings" w:hint="default"/>
+        <w:sz w:val="20"/>
+      </w:rPr>
+    </w:lvl>
+    <w:lvl w:ilvl="7" w:tentative="1">
+      <w:start w:val="1"/>
+      <w:numFmt w:val="bullet"/>
+      <w:lvlText w:val=""/>
+      <w:lvlJc w:val="left"/>
+      <w:pPr>
+        <w:tabs>
+          <w:tab w:val="num" w:pos="5760"/>
+        </w:tabs>
+        <w:ind w:left="5760" w:hanging="360"/>
+      </w:pPr>
+      <w:rPr>
+        <w:rFonts w:ascii="Wingdings" w:hAnsi="Wingdings" w:hint="default"/>
+        <w:sz w:val="20"/>
+      </w:rPr>
+    </w:lvl>
+    <w:lvl w:ilvl="8" w:tentative="1">
+      <w:start w:val="1"/>
+      <w:numFmt w:val="bullet"/>
+      <w:lvlText w:val=""/>
+      <w:lvlJc w:val="left"/>
+      <w:pPr>
+        <w:tabs>
+          <w:tab w:val="num" w:pos="6480"/>
+        </w:tabs>
+        <w:ind w:left="6480" w:hanging="360"/>
+      </w:pPr>
+      <w:rPr>
+        <w:rFonts w:ascii="Wingdings" w:hAnsi="Wingdings" w:hint="default"/>
+        <w:sz w:val="20"/>
+      </w:rPr>
+    </w:lvl>
+  </w:abstractNum>
+  <w:abstractNum w:abstractNumId="10" w15:restartNumberingAfterBreak="0">
+    <w:nsid w:val="27482793"/>
+    <w:multiLevelType w:val="hybridMultilevel"/>
+    <w:tmpl w:val="62E674BE"/>
+    <w:lvl w:ilvl="0" w:tplc="FFFFFFFF">
+      <w:start w:val="1"/>
+      <w:numFmt w:val="decimal"/>
+      <w:lvlText w:val="%1."/>
+      <w:lvlJc w:val="left"/>
+      <w:pPr>
+        <w:ind w:left="720" w:hanging="360"/>
+      </w:pPr>
+      <w:rPr>
+        <w:rFonts w:hint="default"/>
+      </w:rPr>
+    </w:lvl>
+    <w:lvl w:ilvl="1" w:tplc="FFFFFFFF" w:tentative="1">
+      <w:start w:val="1"/>
+      <w:numFmt w:val="lowerLetter"/>
+      <w:lvlText w:val="%2."/>
+      <w:lvlJc w:val="left"/>
+      <w:pPr>
+        <w:ind w:left="1440" w:hanging="360"/>
+      </w:pPr>
+    </w:lvl>
+    <w:lvl w:ilvl="2" w:tplc="FFFFFFFF" w:tentative="1">
+      <w:start w:val="1"/>
+      <w:numFmt w:val="lowerRoman"/>
+      <w:lvlText w:val="%3."/>
+      <w:lvlJc w:val="right"/>
+      <w:pPr>
+        <w:ind w:left="2160" w:hanging="180"/>
+      </w:pPr>
+    </w:lvl>
+    <w:lvl w:ilvl="3" w:tplc="FFFFFFFF" w:tentative="1">
+      <w:start w:val="1"/>
+      <w:numFmt w:val="decimal"/>
+      <w:lvlText w:val="%4."/>
+      <w:lvlJc w:val="left"/>
+      <w:pPr>
+        <w:ind w:left="2880" w:hanging="360"/>
+      </w:pPr>
+    </w:lvl>
+    <w:lvl w:ilvl="4" w:tplc="FFFFFFFF" w:tentative="1">
+      <w:start w:val="1"/>
+      <w:numFmt w:val="lowerLetter"/>
+      <w:lvlText w:val="%5."/>
+      <w:lvlJc w:val="left"/>
+      <w:pPr>
+        <w:ind w:left="3600" w:hanging="360"/>
+      </w:pPr>
+    </w:lvl>
+    <w:lvl w:ilvl="5" w:tplc="FFFFFFFF" w:tentative="1">
+      <w:start w:val="1"/>
+      <w:numFmt w:val="lowerRoman"/>
+      <w:lvlText w:val="%6."/>
+      <w:lvlJc w:val="right"/>
+      <w:pPr>
+        <w:ind w:left="4320" w:hanging="180"/>
+      </w:pPr>
+    </w:lvl>
+    <w:lvl w:ilvl="6" w:tplc="FFFFFFFF" w:tentative="1">
+      <w:start w:val="1"/>
+      <w:numFmt w:val="decimal"/>
+      <w:lvlText w:val="%7."/>
+      <w:lvlJc w:val="left"/>
+      <w:pPr>
+        <w:ind w:left="5040" w:hanging="360"/>
+      </w:pPr>
+    </w:lvl>
+    <w:lvl w:ilvl="7" w:tplc="FFFFFFFF" w:tentative="1">
+      <w:start w:val="1"/>
+      <w:numFmt w:val="lowerLetter"/>
+      <w:lvlText w:val="%8."/>
+      <w:lvlJc w:val="left"/>
+      <w:pPr>
+        <w:ind w:left="5760" w:hanging="360"/>
+      </w:pPr>
+    </w:lvl>
+    <w:lvl w:ilvl="8" w:tplc="FFFFFFFF" w:tentative="1">
+      <w:start w:val="1"/>
+      <w:numFmt w:val="lowerRoman"/>
+      <w:lvlText w:val="%9."/>
+      <w:lvlJc w:val="right"/>
+      <w:pPr>
+        <w:ind w:left="6480" w:hanging="180"/>
+      </w:pPr>
+    </w:lvl>
+  </w:abstractNum>
+  <w:abstractNum w:abstractNumId="11" w15:restartNumberingAfterBreak="0">
+    <w:nsid w:val="2A610A9F"/>
+    <w:multiLevelType w:val="hybridMultilevel"/>
+    <w:tmpl w:val="62E674BE"/>
+    <w:lvl w:ilvl="0" w:tplc="FFFFFFFF">
+      <w:start w:val="1"/>
+      <w:numFmt w:val="decimal"/>
+      <w:lvlText w:val="%1."/>
+      <w:lvlJc w:val="left"/>
+      <w:pPr>
+        <w:ind w:left="720" w:hanging="360"/>
+      </w:pPr>
+      <w:rPr>
+        <w:rFonts w:hint="default"/>
+      </w:rPr>
+    </w:lvl>
+    <w:lvl w:ilvl="1" w:tplc="FFFFFFFF" w:tentative="1">
+      <w:start w:val="1"/>
+      <w:numFmt w:val="lowerLetter"/>
+      <w:lvlText w:val="%2."/>
+      <w:lvlJc w:val="left"/>
+      <w:pPr>
+        <w:ind w:left="1440" w:hanging="360"/>
+      </w:pPr>
+    </w:lvl>
+    <w:lvl w:ilvl="2" w:tplc="FFFFFFFF" w:tentative="1">
+      <w:start w:val="1"/>
+      <w:numFmt w:val="lowerRoman"/>
+      <w:lvlText w:val="%3."/>
+      <w:lvlJc w:val="right"/>
+      <w:pPr>
+        <w:ind w:left="2160" w:hanging="180"/>
+      </w:pPr>
+    </w:lvl>
+    <w:lvl w:ilvl="3" w:tplc="FFFFFFFF" w:tentative="1">
+      <w:start w:val="1"/>
+      <w:numFmt w:val="decimal"/>
+      <w:lvlText w:val="%4."/>
+      <w:lvlJc w:val="left"/>
+      <w:pPr>
+        <w:ind w:left="2880" w:hanging="360"/>
+      </w:pPr>
+    </w:lvl>
+    <w:lvl w:ilvl="4" w:tplc="FFFFFFFF" w:tentative="1">
+      <w:start w:val="1"/>
+      <w:numFmt w:val="lowerLetter"/>
+      <w:lvlText w:val="%5."/>
+      <w:lvlJc w:val="left"/>
+      <w:pPr>
+        <w:ind w:left="3600" w:hanging="360"/>
+      </w:pPr>
+    </w:lvl>
+    <w:lvl w:ilvl="5" w:tplc="FFFFFFFF" w:tentative="1">
+      <w:start w:val="1"/>
+      <w:numFmt w:val="lowerRoman"/>
+      <w:lvlText w:val="%6."/>
+      <w:lvlJc w:val="right"/>
+      <w:pPr>
+        <w:ind w:left="4320" w:hanging="180"/>
+      </w:pPr>
+    </w:lvl>
+    <w:lvl w:ilvl="6" w:tplc="FFFFFFFF" w:tentative="1">
+      <w:start w:val="1"/>
+      <w:numFmt w:val="decimal"/>
+      <w:lvlText w:val="%7."/>
+      <w:lvlJc w:val="left"/>
+      <w:pPr>
+        <w:ind w:left="5040" w:hanging="360"/>
+      </w:pPr>
+    </w:lvl>
+    <w:lvl w:ilvl="7" w:tplc="FFFFFFFF" w:tentative="1">
+      <w:start w:val="1"/>
+      <w:numFmt w:val="lowerLetter"/>
+      <w:lvlText w:val="%8."/>
+      <w:lvlJc w:val="left"/>
+      <w:pPr>
+        <w:ind w:left="5760" w:hanging="360"/>
+      </w:pPr>
+    </w:lvl>
+    <w:lvl w:ilvl="8" w:tplc="FFFFFFFF" w:tentative="1">
+      <w:start w:val="1"/>
+      <w:numFmt w:val="lowerRoman"/>
+      <w:lvlText w:val="%9."/>
+      <w:lvlJc w:val="right"/>
+      <w:pPr>
+        <w:ind w:left="6480" w:hanging="180"/>
+      </w:pPr>
+    </w:lvl>
+  </w:abstractNum>
+  <w:abstractNum w:abstractNumId="12" w15:restartNumberingAfterBreak="0">
+    <w:nsid w:val="2A9432BD"/>
+    <w:multiLevelType w:val="multilevel"/>
+    <w:tmpl w:val="6DB09200"/>
+    <w:lvl w:ilvl="0">
+      <w:start w:val="1"/>
+      <w:numFmt w:val="bullet"/>
+      <w:lvlText w:val=""/>
+      <w:lvlJc w:val="left"/>
+      <w:pPr>
+        <w:tabs>
+          <w:tab w:val="num" w:pos="720"/>
+        </w:tabs>
+        <w:ind w:left="720" w:hanging="360"/>
+      </w:pPr>
+      <w:rPr>
+        <w:rFonts w:ascii="Symbol" w:hAnsi="Symbol" w:hint="default"/>
+        <w:sz w:val="20"/>
+      </w:rPr>
+    </w:lvl>
+    <w:lvl w:ilvl="1" w:tentative="1">
+      <w:start w:val="1"/>
+      <w:numFmt w:val="bullet"/>
+      <w:lvlText w:val="o"/>
+      <w:lvlJc w:val="left"/>
+      <w:pPr>
+        <w:tabs>
+          <w:tab w:val="num" w:pos="1440"/>
+        </w:tabs>
+        <w:ind w:left="1440" w:hanging="360"/>
+      </w:pPr>
+      <w:rPr>
+        <w:rFonts w:ascii="Courier New" w:hAnsi="Courier New" w:hint="default"/>
+        <w:sz w:val="20"/>
+      </w:rPr>
+    </w:lvl>
+    <w:lvl w:ilvl="2" w:tentative="1">
+      <w:start w:val="1"/>
+      <w:numFmt w:val="bullet"/>
+      <w:lvlText w:val=""/>
+      <w:lvlJc w:val="left"/>
+      <w:pPr>
+        <w:tabs>
+          <w:tab w:val="num" w:pos="2160"/>
+        </w:tabs>
+        <w:ind w:left="2160" w:hanging="360"/>
+      </w:pPr>
+      <w:rPr>
+        <w:rFonts w:ascii="Wingdings" w:hAnsi="Wingdings" w:hint="default"/>
+        <w:sz w:val="20"/>
+      </w:rPr>
+    </w:lvl>
+    <w:lvl w:ilvl="3" w:tentative="1">
+      <w:start w:val="1"/>
+      <w:numFmt w:val="bullet"/>
+      <w:lvlText w:val=""/>
+      <w:lvlJc w:val="left"/>
+      <w:pPr>
+        <w:tabs>
+          <w:tab w:val="num" w:pos="2880"/>
+        </w:tabs>
+        <w:ind w:left="2880" w:hanging="360"/>
+      </w:pPr>
+      <w:rPr>
+        <w:rFonts w:ascii="Wingdings" w:hAnsi="Wingdings" w:hint="default"/>
+        <w:sz w:val="20"/>
+      </w:rPr>
+    </w:lvl>
+    <w:lvl w:ilvl="4" w:tentative="1">
+      <w:start w:val="1"/>
+      <w:numFmt w:val="bullet"/>
+      <w:lvlText w:val=""/>
+      <w:lvlJc w:val="left"/>
+      <w:pPr>
+        <w:tabs>
+          <w:tab w:val="num" w:pos="3600"/>
+        </w:tabs>
+        <w:ind w:left="3600" w:hanging="360"/>
+      </w:pPr>
+      <w:rPr>
+        <w:rFonts w:ascii="Wingdings" w:hAnsi="Wingdings" w:hint="default"/>
+        <w:sz w:val="20"/>
+      </w:rPr>
+    </w:lvl>
+    <w:lvl w:ilvl="5" w:tentative="1">
+      <w:start w:val="1"/>
+      <w:numFmt w:val="bullet"/>
+      <w:lvlText w:val=""/>
+      <w:lvlJc w:val="left"/>
+      <w:pPr>
+        <w:tabs>
+          <w:tab w:val="num" w:pos="4320"/>
+        </w:tabs>
+        <w:ind w:left="4320" w:hanging="360"/>
+      </w:pPr>
+      <w:rPr>
+        <w:rFonts w:ascii="Wingdings" w:hAnsi="Wingdings" w:hint="default"/>
+        <w:sz w:val="20"/>
+      </w:rPr>
+    </w:lvl>
+    <w:lvl w:ilvl="6" w:tentative="1">
+      <w:start w:val="1"/>
+      <w:numFmt w:val="bullet"/>
+      <w:lvlText w:val=""/>
+      <w:lvlJc w:val="left"/>
+      <w:pPr>
+        <w:tabs>
+          <w:tab w:val="num" w:pos="5040"/>
+        </w:tabs>
+        <w:ind w:left="5040" w:hanging="360"/>
+      </w:pPr>
+      <w:rPr>
+        <w:rFonts w:ascii="Wingdings" w:hAnsi="Wingdings" w:hint="default"/>
+        <w:sz w:val="20"/>
+      </w:rPr>
+    </w:lvl>
+    <w:lvl w:ilvl="7" w:tentative="1">
+      <w:start w:val="1"/>
+      <w:numFmt w:val="bullet"/>
+      <w:lvlText w:val=""/>
+      <w:lvlJc w:val="left"/>
+      <w:pPr>
+        <w:tabs>
+          <w:tab w:val="num" w:pos="5760"/>
+        </w:tabs>
+        <w:ind w:left="5760" w:hanging="360"/>
+      </w:pPr>
+      <w:rPr>
+        <w:rFonts w:ascii="Wingdings" w:hAnsi="Wingdings" w:hint="default"/>
+        <w:sz w:val="20"/>
+      </w:rPr>
+    </w:lvl>
+    <w:lvl w:ilvl="8" w:tentative="1">
+      <w:start w:val="1"/>
+      <w:numFmt w:val="bullet"/>
+      <w:lvlText w:val=""/>
+      <w:lvlJc w:val="left"/>
+      <w:pPr>
+        <w:tabs>
+          <w:tab w:val="num" w:pos="6480"/>
+        </w:tabs>
+        <w:ind w:left="6480" w:hanging="360"/>
+      </w:pPr>
+      <w:rPr>
+        <w:rFonts w:ascii="Wingdings" w:hAnsi="Wingdings" w:hint="default"/>
+        <w:sz w:val="20"/>
+      </w:rPr>
+    </w:lvl>
+  </w:abstractNum>
+  <w:abstractNum w:abstractNumId="13" w15:restartNumberingAfterBreak="0">
+    <w:nsid w:val="34630930"/>
+    <w:multiLevelType w:val="multilevel"/>
+    <w:tmpl w:val="3D984C56"/>
+    <w:lvl w:ilvl="0">
+      <w:start w:val="1"/>
+      <w:numFmt w:val="bullet"/>
+      <w:lvlText w:val=""/>
+      <w:lvlJc w:val="left"/>
+      <w:pPr>
+        <w:tabs>
+          <w:tab w:val="num" w:pos="720"/>
+        </w:tabs>
+        <w:ind w:left="720" w:hanging="360"/>
+      </w:pPr>
+      <w:rPr>
+        <w:rFonts w:ascii="Symbol" w:hAnsi="Symbol" w:hint="default"/>
+        <w:sz w:val="20"/>
+      </w:rPr>
+    </w:lvl>
+    <w:lvl w:ilvl="1" w:tentative="1">
+      <w:start w:val="1"/>
+      <w:numFmt w:val="bullet"/>
+      <w:lvlText w:val="o"/>
+      <w:lvlJc w:val="left"/>
+      <w:pPr>
+        <w:tabs>
+          <w:tab w:val="num" w:pos="1440"/>
+        </w:tabs>
+        <w:ind w:left="1440" w:hanging="360"/>
+      </w:pPr>
+      <w:rPr>
+        <w:rFonts w:ascii="Courier New" w:hAnsi="Courier New" w:hint="default"/>
+        <w:sz w:val="20"/>
+      </w:rPr>
+    </w:lvl>
+    <w:lvl w:ilvl="2" w:tentative="1">
+      <w:start w:val="1"/>
+      <w:numFmt w:val="bullet"/>
+      <w:lvlText w:val=""/>
+      <w:lvlJc w:val="left"/>
+      <w:pPr>
+        <w:tabs>
+          <w:tab w:val="num" w:pos="2160"/>
+        </w:tabs>
+        <w:ind w:left="2160" w:hanging="360"/>
+      </w:pPr>
+      <w:rPr>
+        <w:rFonts w:ascii="Wingdings" w:hAnsi="Wingdings" w:hint="default"/>
+        <w:sz w:val="20"/>
+      </w:rPr>
+    </w:lvl>
+    <w:lvl w:ilvl="3" w:tentative="1">
+      <w:start w:val="1"/>
+      <w:numFmt w:val="bullet"/>
+      <w:lvlText w:val=""/>
+      <w:lvlJc w:val="left"/>
+      <w:pPr>
+        <w:tabs>
+          <w:tab w:val="num" w:pos="2880"/>
+        </w:tabs>
+        <w:ind w:left="2880" w:hanging="360"/>
+      </w:pPr>
+      <w:rPr>
+        <w:rFonts w:ascii="Wingdings" w:hAnsi="Wingdings" w:hint="default"/>
+        <w:sz w:val="20"/>
+      </w:rPr>
+    </w:lvl>
+    <w:lvl w:ilvl="4" w:tentative="1">
+      <w:start w:val="1"/>
+      <w:numFmt w:val="bullet"/>
+      <w:lvlText w:val=""/>
+      <w:lvlJc w:val="left"/>
+      <w:pPr>
+        <w:tabs>
+          <w:tab w:val="num" w:pos="3600"/>
+        </w:tabs>
+        <w:ind w:left="3600" w:hanging="360"/>
+      </w:pPr>
+      <w:rPr>
+        <w:rFonts w:ascii="Wingdings" w:hAnsi="Wingdings" w:hint="default"/>
+        <w:sz w:val="20"/>
+      </w:rPr>
+    </w:lvl>
+    <w:lvl w:ilvl="5" w:tentative="1">
+      <w:start w:val="1"/>
+      <w:numFmt w:val="bullet"/>
+      <w:lvlText w:val=""/>
+      <w:lvlJc w:val="left"/>
+      <w:pPr>
+        <w:tabs>
+          <w:tab w:val="num" w:pos="4320"/>
+        </w:tabs>
+        <w:ind w:left="4320" w:hanging="360"/>
+      </w:pPr>
+      <w:rPr>
+        <w:rFonts w:ascii="Wingdings" w:hAnsi="Wingdings" w:hint="default"/>
+        <w:sz w:val="20"/>
+      </w:rPr>
+    </w:lvl>
+    <w:lvl w:ilvl="6" w:tentative="1">
+      <w:start w:val="1"/>
+      <w:numFmt w:val="bullet"/>
+      <w:lvlText w:val=""/>
+      <w:lvlJc w:val="left"/>
+      <w:pPr>
+        <w:tabs>
+          <w:tab w:val="num" w:pos="5040"/>
+        </w:tabs>
+        <w:ind w:left="5040" w:hanging="360"/>
+      </w:pPr>
+      <w:rPr>
+        <w:rFonts w:ascii="Wingdings" w:hAnsi="Wingdings" w:hint="default"/>
+        <w:sz w:val="20"/>
+      </w:rPr>
+    </w:lvl>
+    <w:lvl w:ilvl="7" w:tentative="1">
+      <w:start w:val="1"/>
+      <w:numFmt w:val="bullet"/>
+      <w:lvlText w:val=""/>
+      <w:lvlJc w:val="left"/>
+      <w:pPr>
+        <w:tabs>
+          <w:tab w:val="num" w:pos="5760"/>
+        </w:tabs>
+        <w:ind w:left="5760" w:hanging="360"/>
+      </w:pPr>
+      <w:rPr>
+        <w:rFonts w:ascii="Wingdings" w:hAnsi="Wingdings" w:hint="default"/>
+        <w:sz w:val="20"/>
+      </w:rPr>
+    </w:lvl>
+    <w:lvl w:ilvl="8" w:tentative="1">
+      <w:start w:val="1"/>
+      <w:numFmt w:val="bullet"/>
+      <w:lvlText w:val=""/>
+      <w:lvlJc w:val="left"/>
+      <w:pPr>
+        <w:tabs>
+          <w:tab w:val="num" w:pos="6480"/>
+        </w:tabs>
+        <w:ind w:left="6480" w:hanging="360"/>
+      </w:pPr>
+      <w:rPr>
+        <w:rFonts w:ascii="Wingdings" w:hAnsi="Wingdings" w:hint="default"/>
+        <w:sz w:val="20"/>
+      </w:rPr>
+    </w:lvl>
+  </w:abstractNum>
+  <w:abstractNum w:abstractNumId="14" w15:restartNumberingAfterBreak="0">
+    <w:nsid w:val="366571A3"/>
+    <w:multiLevelType w:val="multilevel"/>
+    <w:tmpl w:val="8E34E6EA"/>
+    <w:lvl w:ilvl="0">
+      <w:start w:val="1"/>
+      <w:numFmt w:val="decimal"/>
+      <w:lvlText w:val="%1."/>
+      <w:lvlJc w:val="left"/>
+      <w:pPr>
+        <w:tabs>
+          <w:tab w:val="num" w:pos="720"/>
+        </w:tabs>
+        <w:ind w:left="720" w:hanging="360"/>
+      </w:pPr>
+    </w:lvl>
+    <w:lvl w:ilvl="1" w:tentative="1">
+      <w:start w:val="1"/>
+      <w:numFmt w:val="decimal"/>
+      <w:lvlText w:val="%2."/>
+      <w:lvlJc w:val="left"/>
+      <w:pPr>
+        <w:tabs>
+          <w:tab w:val="num" w:pos="1440"/>
+        </w:tabs>
+        <w:ind w:left="1440" w:hanging="360"/>
+      </w:pPr>
+    </w:lvl>
+    <w:lvl w:ilvl="2" w:tentative="1">
+      <w:start w:val="1"/>
+      <w:numFmt w:val="decimal"/>
+      <w:lvlText w:val="%3."/>
+      <w:lvlJc w:val="left"/>
+      <w:pPr>
+        <w:tabs>
+          <w:tab w:val="num" w:pos="2160"/>
+        </w:tabs>
+        <w:ind w:left="2160" w:hanging="360"/>
+      </w:pPr>
+    </w:lvl>
+    <w:lvl w:ilvl="3" w:tentative="1">
+      <w:start w:val="1"/>
+      <w:numFmt w:val="decimal"/>
+      <w:lvlText w:val="%4."/>
+      <w:lvlJc w:val="left"/>
+      <w:pPr>
+        <w:tabs>
+          <w:tab w:val="num" w:pos="2880"/>
+        </w:tabs>
+        <w:ind w:left="2880" w:hanging="360"/>
+      </w:pPr>
+    </w:lvl>
+    <w:lvl w:ilvl="4" w:tentative="1">
+      <w:start w:val="1"/>
+      <w:numFmt w:val="decimal"/>
+      <w:lvlText w:val="%5."/>
+      <w:lvlJc w:val="left"/>
+      <w:pPr>
+        <w:tabs>
+          <w:tab w:val="num" w:pos="3600"/>
+        </w:tabs>
+        <w:ind w:left="3600" w:hanging="360"/>
+      </w:pPr>
+    </w:lvl>
+    <w:lvl w:ilvl="5" w:tentative="1">
+      <w:start w:val="1"/>
+      <w:numFmt w:val="decimal"/>
+      <w:lvlText w:val="%6."/>
+      <w:lvlJc w:val="left"/>
+      <w:pPr>
+        <w:tabs>
+          <w:tab w:val="num" w:pos="4320"/>
+        </w:tabs>
+        <w:ind w:left="4320" w:hanging="360"/>
+      </w:pPr>
+    </w:lvl>
+    <w:lvl w:ilvl="6" w:tentative="1">
+      <w:start w:val="1"/>
+      <w:numFmt w:val="decimal"/>
+      <w:lvlText w:val="%7."/>
+      <w:lvlJc w:val="left"/>
+      <w:pPr>
+        <w:tabs>
+          <w:tab w:val="num" w:pos="5040"/>
+        </w:tabs>
+        <w:ind w:left="5040" w:hanging="360"/>
+      </w:pPr>
+    </w:lvl>
+    <w:lvl w:ilvl="7" w:tentative="1">
+      <w:start w:val="1"/>
+      <w:numFmt w:val="decimal"/>
+      <w:lvlText w:val="%8."/>
+      <w:lvlJc w:val="left"/>
+      <w:pPr>
+        <w:tabs>
+          <w:tab w:val="num" w:pos="5760"/>
+        </w:tabs>
+        <w:ind w:left="5760" w:hanging="360"/>
+      </w:pPr>
+    </w:lvl>
+    <w:lvl w:ilvl="8" w:tentative="1">
+      <w:start w:val="1"/>
+      <w:numFmt w:val="decimal"/>
+      <w:lvlText w:val="%9."/>
+      <w:lvlJc w:val="left"/>
+      <w:pPr>
+        <w:tabs>
+          <w:tab w:val="num" w:pos="6480"/>
+        </w:tabs>
+        <w:ind w:left="6480" w:hanging="360"/>
+      </w:pPr>
+    </w:lvl>
+  </w:abstractNum>
+  <w:abstractNum w:abstractNumId="15" w15:restartNumberingAfterBreak="0">
+    <w:nsid w:val="3BE9212C"/>
+    <w:multiLevelType w:val="hybridMultilevel"/>
+    <w:tmpl w:val="3A1A4A28"/>
+    <w:lvl w:ilvl="0" w:tplc="040C000F">
+      <w:start w:val="1"/>
+      <w:numFmt w:val="decimal"/>
+      <w:lvlText w:val="%1."/>
+      <w:lvlJc w:val="left"/>
+      <w:pPr>
+        <w:ind w:left="720" w:hanging="360"/>
+      </w:pPr>
+      <w:rPr>
+        <w:rFonts w:hint="default"/>
+      </w:rPr>
+    </w:lvl>
+    <w:lvl w:ilvl="1" w:tplc="040C0019" w:tentative="1">
+      <w:start w:val="1"/>
+      <w:numFmt w:val="lowerLetter"/>
+      <w:lvlText w:val="%2."/>
+      <w:lvlJc w:val="left"/>
+      <w:pPr>
+        <w:ind w:left="1440" w:hanging="360"/>
+      </w:pPr>
+    </w:lvl>
+    <w:lvl w:ilvl="2" w:tplc="040C001B" w:tentative="1">
+      <w:start w:val="1"/>
+      <w:numFmt w:val="lowerRoman"/>
+      <w:lvlText w:val="%3."/>
+      <w:lvlJc w:val="right"/>
+      <w:pPr>
+        <w:ind w:left="2160" w:hanging="180"/>
+      </w:pPr>
+    </w:lvl>
+    <w:lvl w:ilvl="3" w:tplc="040C000F" w:tentative="1">
+      <w:start w:val="1"/>
+      <w:numFmt w:val="decimal"/>
+      <w:lvlText w:val="%4."/>
+      <w:lvlJc w:val="left"/>
+      <w:pPr>
+        <w:ind w:left="2880" w:hanging="360"/>
+      </w:pPr>
+    </w:lvl>
+    <w:lvl w:ilvl="4" w:tplc="040C0019" w:tentative="1">
+      <w:start w:val="1"/>
+      <w:numFmt w:val="lowerLetter"/>
+      <w:lvlText w:val="%5."/>
+      <w:lvlJc w:val="left"/>
+      <w:pPr>
+        <w:ind w:left="3600" w:hanging="360"/>
+      </w:pPr>
+    </w:lvl>
+    <w:lvl w:ilvl="5" w:tplc="040C001B" w:tentative="1">
+      <w:start w:val="1"/>
+      <w:numFmt w:val="lowerRoman"/>
+      <w:lvlText w:val="%6."/>
+      <w:lvlJc w:val="right"/>
+      <w:pPr>
+        <w:ind w:left="4320" w:hanging="180"/>
+      </w:pPr>
+    </w:lvl>
+    <w:lvl w:ilvl="6" w:tplc="040C000F" w:tentative="1">
+      <w:start w:val="1"/>
+      <w:numFmt w:val="decimal"/>
+      <w:lvlText w:val="%7."/>
+      <w:lvlJc w:val="left"/>
+      <w:pPr>
+        <w:ind w:left="5040" w:hanging="360"/>
+      </w:pPr>
+    </w:lvl>
+    <w:lvl w:ilvl="7" w:tplc="040C0019" w:tentative="1">
+      <w:start w:val="1"/>
+      <w:numFmt w:val="lowerLetter"/>
+      <w:lvlText w:val="%8."/>
+      <w:lvlJc w:val="left"/>
+      <w:pPr>
+        <w:ind w:left="5760" w:hanging="360"/>
+      </w:pPr>
+    </w:lvl>
+    <w:lvl w:ilvl="8" w:tplc="040C001B" w:tentative="1">
+      <w:start w:val="1"/>
+      <w:numFmt w:val="lowerRoman"/>
+      <w:lvlText w:val="%9."/>
+      <w:lvlJc w:val="right"/>
+      <w:pPr>
+        <w:ind w:left="6480" w:hanging="180"/>
+      </w:pPr>
+    </w:lvl>
+  </w:abstractNum>
+  <w:abstractNum w:abstractNumId="16" w15:restartNumberingAfterBreak="0">
+    <w:nsid w:val="49272581"/>
+    <w:multiLevelType w:val="hybridMultilevel"/>
+    <w:tmpl w:val="075A4ECA"/>
+    <w:lvl w:ilvl="0" w:tplc="29D8B3E6">
+      <w:start w:val="1"/>
+      <w:numFmt w:val="upperRoman"/>
+      <w:lvlText w:val="%1-"/>
+      <w:lvlJc w:val="left"/>
+      <w:pPr>
+        <w:ind w:left="1080" w:hanging="720"/>
+      </w:pPr>
+      <w:rPr>
+        <w:rFonts w:hint="default"/>
+      </w:rPr>
+    </w:lvl>
+    <w:lvl w:ilvl="1" w:tplc="040C0019" w:tentative="1">
+      <w:start w:val="1"/>
+      <w:numFmt w:val="lowerLetter"/>
+      <w:lvlText w:val="%2."/>
+      <w:lvlJc w:val="left"/>
+      <w:pPr>
+        <w:ind w:left="1440" w:hanging="360"/>
+      </w:pPr>
+    </w:lvl>
+    <w:lvl w:ilvl="2" w:tplc="040C001B" w:tentative="1">
+      <w:start w:val="1"/>
+      <w:numFmt w:val="lowerRoman"/>
+      <w:lvlText w:val="%3."/>
+      <w:lvlJc w:val="right"/>
+      <w:pPr>
+        <w:ind w:left="2160" w:hanging="180"/>
+      </w:pPr>
+    </w:lvl>
+    <w:lvl w:ilvl="3" w:tplc="040C000F" w:tentative="1">
+      <w:start w:val="1"/>
+      <w:numFmt w:val="decimal"/>
+      <w:lvlText w:val="%4."/>
+      <w:lvlJc w:val="left"/>
+      <w:pPr>
+        <w:ind w:left="2880" w:hanging="360"/>
+      </w:pPr>
+    </w:lvl>
+    <w:lvl w:ilvl="4" w:tplc="040C0019" w:tentative="1">
+      <w:start w:val="1"/>
+      <w:numFmt w:val="lowerLetter"/>
+      <w:lvlText w:val="%5."/>
+      <w:lvlJc w:val="left"/>
+      <w:pPr>
+        <w:ind w:left="3600" w:hanging="360"/>
+      </w:pPr>
+    </w:lvl>
+    <w:lvl w:ilvl="5" w:tplc="040C001B" w:tentative="1">
+      <w:start w:val="1"/>
+      <w:numFmt w:val="lowerRoman"/>
+      <w:lvlText w:val="%6."/>
+      <w:lvlJc w:val="right"/>
+      <w:pPr>
+        <w:ind w:left="4320" w:hanging="180"/>
+      </w:pPr>
+    </w:lvl>
+    <w:lvl w:ilvl="6" w:tplc="040C000F" w:tentative="1">
+      <w:start w:val="1"/>
+      <w:numFmt w:val="decimal"/>
+      <w:lvlText w:val="%7."/>
+      <w:lvlJc w:val="left"/>
+      <w:pPr>
+        <w:ind w:left="5040" w:hanging="360"/>
+      </w:pPr>
+    </w:lvl>
+    <w:lvl w:ilvl="7" w:tplc="040C0019" w:tentative="1">
+      <w:start w:val="1"/>
+      <w:numFmt w:val="lowerLetter"/>
+      <w:lvlText w:val="%8."/>
+      <w:lvlJc w:val="left"/>
+      <w:pPr>
+        <w:ind w:left="5760" w:hanging="360"/>
+      </w:pPr>
+    </w:lvl>
+    <w:lvl w:ilvl="8" w:tplc="040C001B" w:tentative="1">
+      <w:start w:val="1"/>
+      <w:numFmt w:val="lowerRoman"/>
+      <w:lvlText w:val="%9."/>
+      <w:lvlJc w:val="right"/>
+      <w:pPr>
+        <w:ind w:left="6480" w:hanging="180"/>
+      </w:pPr>
+    </w:lvl>
+  </w:abstractNum>
+  <w:abstractNum w:abstractNumId="17" w15:restartNumberingAfterBreak="0">
+    <w:nsid w:val="54452AEA"/>
+    <w:multiLevelType w:val="hybridMultilevel"/>
+    <w:tmpl w:val="62E674BE"/>
+    <w:lvl w:ilvl="0" w:tplc="FFFFFFFF">
+      <w:start w:val="1"/>
+      <w:numFmt w:val="decimal"/>
+      <w:lvlText w:val="%1."/>
+      <w:lvlJc w:val="left"/>
+      <w:pPr>
+        <w:ind w:left="720" w:hanging="360"/>
+      </w:pPr>
+      <w:rPr>
+        <w:rFonts w:hint="default"/>
+      </w:rPr>
+    </w:lvl>
+    <w:lvl w:ilvl="1" w:tplc="FFFFFFFF" w:tentative="1">
+      <w:start w:val="1"/>
+      <w:numFmt w:val="lowerLetter"/>
+      <w:lvlText w:val="%2."/>
+      <w:lvlJc w:val="left"/>
+      <w:pPr>
+        <w:ind w:left="1440" w:hanging="360"/>
+      </w:pPr>
+    </w:lvl>
+    <w:lvl w:ilvl="2" w:tplc="FFFFFFFF" w:tentative="1">
+      <w:start w:val="1"/>
+      <w:numFmt w:val="lowerRoman"/>
+      <w:lvlText w:val="%3."/>
+      <w:lvlJc w:val="right"/>
+      <w:pPr>
+        <w:ind w:left="2160" w:hanging="180"/>
+      </w:pPr>
+    </w:lvl>
+    <w:lvl w:ilvl="3" w:tplc="FFFFFFFF" w:tentative="1">
+      <w:start w:val="1"/>
+      <w:numFmt w:val="decimal"/>
+      <w:lvlText w:val="%4."/>
+      <w:lvlJc w:val="left"/>
+      <w:pPr>
+        <w:ind w:left="2880" w:hanging="360"/>
+      </w:pPr>
+    </w:lvl>
+    <w:lvl w:ilvl="4" w:tplc="FFFFFFFF" w:tentative="1">
+      <w:start w:val="1"/>
+      <w:numFmt w:val="lowerLetter"/>
+      <w:lvlText w:val="%5."/>
+      <w:lvlJc w:val="left"/>
+      <w:pPr>
+        <w:ind w:left="3600" w:hanging="360"/>
+      </w:pPr>
+    </w:lvl>
+    <w:lvl w:ilvl="5" w:tplc="FFFFFFFF" w:tentative="1">
+      <w:start w:val="1"/>
+      <w:numFmt w:val="lowerRoman"/>
+      <w:lvlText w:val="%6."/>
+      <w:lvlJc w:val="right"/>
+      <w:pPr>
+        <w:ind w:left="4320" w:hanging="180"/>
+      </w:pPr>
+    </w:lvl>
+    <w:lvl w:ilvl="6" w:tplc="FFFFFFFF" w:tentative="1">
+      <w:start w:val="1"/>
+      <w:numFmt w:val="decimal"/>
+      <w:lvlText w:val="%7."/>
+      <w:lvlJc w:val="left"/>
+      <w:pPr>
+        <w:ind w:left="5040" w:hanging="360"/>
+      </w:pPr>
+    </w:lvl>
+    <w:lvl w:ilvl="7" w:tplc="FFFFFFFF" w:tentative="1">
+      <w:start w:val="1"/>
+      <w:numFmt w:val="lowerLetter"/>
+      <w:lvlText w:val="%8."/>
+      <w:lvlJc w:val="left"/>
+      <w:pPr>
+        <w:ind w:left="5760" w:hanging="360"/>
+      </w:pPr>
+    </w:lvl>
+    <w:lvl w:ilvl="8" w:tplc="FFFFFFFF" w:tentative="1">
+      <w:start w:val="1"/>
+      <w:numFmt w:val="lowerRoman"/>
+      <w:lvlText w:val="%9."/>
+      <w:lvlJc w:val="right"/>
+      <w:pPr>
+        <w:ind w:left="6480" w:hanging="180"/>
+      </w:pPr>
+    </w:lvl>
+  </w:abstractNum>
+  <w:abstractNum w:abstractNumId="18" w15:restartNumberingAfterBreak="0">
+    <w:nsid w:val="5D572855"/>
+    <w:multiLevelType w:val="hybridMultilevel"/>
+    <w:tmpl w:val="62E674BE"/>
+    <w:lvl w:ilvl="0" w:tplc="FFFFFFFF">
+      <w:start w:val="1"/>
+      <w:numFmt w:val="decimal"/>
+      <w:lvlText w:val="%1."/>
+      <w:lvlJc w:val="left"/>
+      <w:pPr>
+        <w:ind w:left="720" w:hanging="360"/>
+      </w:pPr>
+      <w:rPr>
+        <w:rFonts w:hint="default"/>
+      </w:rPr>
+    </w:lvl>
+    <w:lvl w:ilvl="1" w:tplc="FFFFFFFF" w:tentative="1">
+      <w:start w:val="1"/>
+      <w:numFmt w:val="lowerLetter"/>
+      <w:lvlText w:val="%2."/>
+      <w:lvlJc w:val="left"/>
+      <w:pPr>
+        <w:ind w:left="1440" w:hanging="360"/>
+      </w:pPr>
+    </w:lvl>
+    <w:lvl w:ilvl="2" w:tplc="FFFFFFFF" w:tentative="1">
+      <w:start w:val="1"/>
+      <w:numFmt w:val="lowerRoman"/>
+      <w:lvlText w:val="%3."/>
+      <w:lvlJc w:val="right"/>
+      <w:pPr>
+        <w:ind w:left="2160" w:hanging="180"/>
+      </w:pPr>
+    </w:lvl>
+    <w:lvl w:ilvl="3" w:tplc="FFFFFFFF" w:tentative="1">
+      <w:start w:val="1"/>
+      <w:numFmt w:val="decimal"/>
+      <w:lvlText w:val="%4."/>
+      <w:lvlJc w:val="left"/>
+      <w:pPr>
+        <w:ind w:left="2880" w:hanging="360"/>
+      </w:pPr>
+    </w:lvl>
+    <w:lvl w:ilvl="4" w:tplc="FFFFFFFF" w:tentative="1">
+      <w:start w:val="1"/>
+      <w:numFmt w:val="lowerLetter"/>
+      <w:lvlText w:val="%5."/>
+      <w:lvlJc w:val="left"/>
+      <w:pPr>
+        <w:ind w:left="3600" w:hanging="360"/>
+      </w:pPr>
+    </w:lvl>
+    <w:lvl w:ilvl="5" w:tplc="FFFFFFFF" w:tentative="1">
+      <w:start w:val="1"/>
+      <w:numFmt w:val="lowerRoman"/>
+      <w:lvlText w:val="%6."/>
+      <w:lvlJc w:val="right"/>
+      <w:pPr>
+        <w:ind w:left="4320" w:hanging="180"/>
+      </w:pPr>
+    </w:lvl>
+    <w:lvl w:ilvl="6" w:tplc="FFFFFFFF" w:tentative="1">
+      <w:start w:val="1"/>
+      <w:numFmt w:val="decimal"/>
+      <w:lvlText w:val="%7."/>
+      <w:lvlJc w:val="left"/>
+      <w:pPr>
+        <w:ind w:left="5040" w:hanging="360"/>
+      </w:pPr>
+    </w:lvl>
+    <w:lvl w:ilvl="7" w:tplc="FFFFFFFF" w:tentative="1">
+      <w:start w:val="1"/>
+      <w:numFmt w:val="lowerLetter"/>
+      <w:lvlText w:val="%8."/>
+      <w:lvlJc w:val="left"/>
+      <w:pPr>
+        <w:ind w:left="5760" w:hanging="360"/>
+      </w:pPr>
+    </w:lvl>
+    <w:lvl w:ilvl="8" w:tplc="FFFFFFFF" w:tentative="1">
+      <w:start w:val="1"/>
+      <w:numFmt w:val="lowerRoman"/>
+      <w:lvlText w:val="%9."/>
+      <w:lvlJc w:val="right"/>
+      <w:pPr>
+        <w:ind w:left="6480" w:hanging="180"/>
+      </w:pPr>
+    </w:lvl>
+  </w:abstractNum>
+  <w:abstractNum w:abstractNumId="19" w15:restartNumberingAfterBreak="0">
+    <w:nsid w:val="645E30FD"/>
+    <w:multiLevelType w:val="hybridMultilevel"/>
+    <w:tmpl w:val="B90EE3FC"/>
+    <w:lvl w:ilvl="0" w:tplc="040C000F">
+      <w:start w:val="1"/>
+      <w:numFmt w:val="decimal"/>
+      <w:lvlText w:val="%1."/>
+      <w:lvlJc w:val="left"/>
+      <w:pPr>
+        <w:ind w:left="720" w:hanging="360"/>
+      </w:pPr>
+      <w:rPr>
+        <w:rFonts w:hint="default"/>
+      </w:rPr>
+    </w:lvl>
+    <w:lvl w:ilvl="1" w:tplc="040C0019" w:tentative="1">
+      <w:start w:val="1"/>
+      <w:numFmt w:val="lowerLetter"/>
+      <w:lvlText w:val="%2."/>
+      <w:lvlJc w:val="left"/>
+      <w:pPr>
+        <w:ind w:left="1440" w:hanging="360"/>
+      </w:pPr>
+    </w:lvl>
+    <w:lvl w:ilvl="2" w:tplc="040C001B" w:tentative="1">
+      <w:start w:val="1"/>
+      <w:numFmt w:val="lowerRoman"/>
+      <w:lvlText w:val="%3."/>
+      <w:lvlJc w:val="right"/>
+      <w:pPr>
+        <w:ind w:left="2160" w:hanging="180"/>
+      </w:pPr>
+    </w:lvl>
+    <w:lvl w:ilvl="3" w:tplc="040C000F" w:tentative="1">
+      <w:start w:val="1"/>
+      <w:numFmt w:val="decimal"/>
+      <w:lvlText w:val="%4."/>
+      <w:lvlJc w:val="left"/>
+      <w:pPr>
+        <w:ind w:left="2880" w:hanging="360"/>
+      </w:pPr>
+    </w:lvl>
+    <w:lvl w:ilvl="4" w:tplc="040C0019" w:tentative="1">
+      <w:start w:val="1"/>
+      <w:numFmt w:val="lowerLetter"/>
+      <w:lvlText w:val="%5."/>
+      <w:lvlJc w:val="left"/>
+      <w:pPr>
+        <w:ind w:left="3600" w:hanging="360"/>
+      </w:pPr>
+    </w:lvl>
+    <w:lvl w:ilvl="5" w:tplc="040C001B" w:tentative="1">
+      <w:start w:val="1"/>
+      <w:numFmt w:val="lowerRoman"/>
+      <w:lvlText w:val="%6."/>
+      <w:lvlJc w:val="right"/>
+      <w:pPr>
+        <w:ind w:left="4320" w:hanging="180"/>
+      </w:pPr>
+    </w:lvl>
+    <w:lvl w:ilvl="6" w:tplc="040C000F" w:tentative="1">
+      <w:start w:val="1"/>
+      <w:numFmt w:val="decimal"/>
+      <w:lvlText w:val="%7."/>
+      <w:lvlJc w:val="left"/>
+      <w:pPr>
+        <w:ind w:left="5040" w:hanging="360"/>
+      </w:pPr>
+    </w:lvl>
+    <w:lvl w:ilvl="7" w:tplc="040C0019" w:tentative="1">
+      <w:start w:val="1"/>
+      <w:numFmt w:val="lowerLetter"/>
+      <w:lvlText w:val="%8."/>
+      <w:lvlJc w:val="left"/>
+      <w:pPr>
+        <w:ind w:left="5760" w:hanging="360"/>
+      </w:pPr>
+    </w:lvl>
+    <w:lvl w:ilvl="8" w:tplc="040C001B" w:tentative="1">
+      <w:start w:val="1"/>
+      <w:numFmt w:val="lowerRoman"/>
+      <w:lvlText w:val="%9."/>
+      <w:lvlJc w:val="right"/>
+      <w:pPr>
+        <w:ind w:left="6480" w:hanging="180"/>
+      </w:pPr>
+    </w:lvl>
+  </w:abstractNum>
+  <w:abstractNum w:abstractNumId="20" w15:restartNumberingAfterBreak="0">
+    <w:nsid w:val="64857C00"/>
+    <w:multiLevelType w:val="multilevel"/>
+    <w:tmpl w:val="A1CEF976"/>
+    <w:lvl w:ilvl="0">
+      <w:start w:val="1"/>
+      <w:numFmt w:val="bullet"/>
+      <w:lvlText w:val=""/>
+      <w:lvlJc w:val="left"/>
+      <w:pPr>
+        <w:tabs>
+          <w:tab w:val="num" w:pos="720"/>
+        </w:tabs>
+        <w:ind w:left="720" w:hanging="360"/>
+      </w:pPr>
+      <w:rPr>
+        <w:rFonts w:ascii="Symbol" w:hAnsi="Symbol" w:hint="default"/>
+        <w:sz w:val="20"/>
+      </w:rPr>
+    </w:lvl>
+    <w:lvl w:ilvl="1" w:tentative="1">
+      <w:start w:val="1"/>
+      <w:numFmt w:val="bullet"/>
+      <w:lvlText w:val="o"/>
+      <w:lvlJc w:val="left"/>
+      <w:pPr>
+        <w:tabs>
+          <w:tab w:val="num" w:pos="1440"/>
+        </w:tabs>
+        <w:ind w:left="1440" w:hanging="360"/>
+      </w:pPr>
+      <w:rPr>
+        <w:rFonts w:ascii="Courier New" w:hAnsi="Courier New" w:hint="default"/>
+        <w:sz w:val="20"/>
+      </w:rPr>
+    </w:lvl>
+    <w:lvl w:ilvl="2" w:tentative="1">
+      <w:start w:val="1"/>
+      <w:numFmt w:val="bullet"/>
+      <w:lvlText w:val=""/>
+      <w:lvlJc w:val="left"/>
+      <w:pPr>
+        <w:tabs>
+          <w:tab w:val="num" w:pos="2160"/>
+        </w:tabs>
+        <w:ind w:left="2160" w:hanging="360"/>
+      </w:pPr>
+      <w:rPr>
+        <w:rFonts w:ascii="Wingdings" w:hAnsi="Wingdings" w:hint="default"/>
+        <w:sz w:val="20"/>
+      </w:rPr>
+    </w:lvl>
+    <w:lvl w:ilvl="3" w:tentative="1">
+      <w:start w:val="1"/>
+      <w:numFmt w:val="bullet"/>
+      <w:lvlText w:val=""/>
+      <w:lvlJc w:val="left"/>
+      <w:pPr>
+        <w:tabs>
+          <w:tab w:val="num" w:pos="2880"/>
+        </w:tabs>
+        <w:ind w:left="2880" w:hanging="360"/>
+      </w:pPr>
+      <w:rPr>
+        <w:rFonts w:ascii="Wingdings" w:hAnsi="Wingdings" w:hint="default"/>
+        <w:sz w:val="20"/>
+      </w:rPr>
+    </w:lvl>
+    <w:lvl w:ilvl="4" w:tentative="1">
+      <w:start w:val="1"/>
+      <w:numFmt w:val="bullet"/>
+      <w:lvlText w:val=""/>
+      <w:lvlJc w:val="left"/>
+      <w:pPr>
+        <w:tabs>
+          <w:tab w:val="num" w:pos="3600"/>
+        </w:tabs>
+        <w:ind w:left="3600" w:hanging="360"/>
+      </w:pPr>
+      <w:rPr>
+        <w:rFonts w:ascii="Wingdings" w:hAnsi="Wingdings" w:hint="default"/>
+        <w:sz w:val="20"/>
+      </w:rPr>
+    </w:lvl>
+    <w:lvl w:ilvl="5" w:tentative="1">
+      <w:start w:val="1"/>
+      <w:numFmt w:val="bullet"/>
+      <w:lvlText w:val=""/>
+      <w:lvlJc w:val="left"/>
+      <w:pPr>
+        <w:tabs>
+          <w:tab w:val="num" w:pos="4320"/>
+        </w:tabs>
+        <w:ind w:left="4320" w:hanging="360"/>
+      </w:pPr>
+      <w:rPr>
+        <w:rFonts w:ascii="Wingdings" w:hAnsi="Wingdings" w:hint="default"/>
+        <w:sz w:val="20"/>
+      </w:rPr>
+    </w:lvl>
+    <w:lvl w:ilvl="6" w:tentative="1">
+      <w:start w:val="1"/>
+      <w:numFmt w:val="bullet"/>
+      <w:lvlText w:val=""/>
+      <w:lvlJc w:val="left"/>
+      <w:pPr>
+        <w:tabs>
+          <w:tab w:val="num" w:pos="5040"/>
+        </w:tabs>
+        <w:ind w:left="5040" w:hanging="360"/>
+      </w:pPr>
+      <w:rPr>
+        <w:rFonts w:ascii="Wingdings" w:hAnsi="Wingdings" w:hint="default"/>
+        <w:sz w:val="20"/>
+      </w:rPr>
+    </w:lvl>
+    <w:lvl w:ilvl="7" w:tentative="1">
+      <w:start w:val="1"/>
+      <w:numFmt w:val="bullet"/>
+      <w:lvlText w:val=""/>
+      <w:lvlJc w:val="left"/>
+      <w:pPr>
+        <w:tabs>
+          <w:tab w:val="num" w:pos="5760"/>
+        </w:tabs>
+        <w:ind w:left="5760" w:hanging="360"/>
+      </w:pPr>
+      <w:rPr>
+        <w:rFonts w:ascii="Wingdings" w:hAnsi="Wingdings" w:hint="default"/>
+        <w:sz w:val="20"/>
+      </w:rPr>
+    </w:lvl>
+    <w:lvl w:ilvl="8" w:tentative="1">
+      <w:start w:val="1"/>
+      <w:numFmt w:val="bullet"/>
+      <w:lvlText w:val=""/>
+      <w:lvlJc w:val="left"/>
+      <w:pPr>
+        <w:tabs>
+          <w:tab w:val="num" w:pos="6480"/>
+        </w:tabs>
+        <w:ind w:left="6480" w:hanging="360"/>
+      </w:pPr>
+      <w:rPr>
+        <w:rFonts w:ascii="Wingdings" w:hAnsi="Wingdings" w:hint="default"/>
+        <w:sz w:val="20"/>
+      </w:rPr>
+    </w:lvl>
+  </w:abstractNum>
+  <w:abstractNum w:abstractNumId="21" w15:restartNumberingAfterBreak="0">
+    <w:nsid w:val="6C5E164A"/>
+    <w:multiLevelType w:val="hybridMultilevel"/>
+    <w:tmpl w:val="62E674BE"/>
+    <w:lvl w:ilvl="0" w:tplc="FFFFFFFF">
+      <w:start w:val="1"/>
+      <w:numFmt w:val="decimal"/>
+      <w:lvlText w:val="%1."/>
+      <w:lvlJc w:val="left"/>
+      <w:pPr>
+        <w:ind w:left="720" w:hanging="360"/>
+      </w:pPr>
+      <w:rPr>
+        <w:rFonts w:hint="default"/>
+      </w:rPr>
+    </w:lvl>
+    <w:lvl w:ilvl="1" w:tplc="FFFFFFFF" w:tentative="1">
+      <w:start w:val="1"/>
+      <w:numFmt w:val="lowerLetter"/>
+      <w:lvlText w:val="%2."/>
+      <w:lvlJc w:val="left"/>
+      <w:pPr>
+        <w:ind w:left="1440" w:hanging="360"/>
+      </w:pPr>
+    </w:lvl>
+    <w:lvl w:ilvl="2" w:tplc="FFFFFFFF" w:tentative="1">
+      <w:start w:val="1"/>
+      <w:numFmt w:val="lowerRoman"/>
+      <w:lvlText w:val="%3."/>
+      <w:lvlJc w:val="right"/>
+      <w:pPr>
+        <w:ind w:left="2160" w:hanging="180"/>
+      </w:pPr>
+    </w:lvl>
+    <w:lvl w:ilvl="3" w:tplc="FFFFFFFF" w:tentative="1">
+      <w:start w:val="1"/>
+      <w:numFmt w:val="decimal"/>
+      <w:lvlText w:val="%4."/>
+      <w:lvlJc w:val="left"/>
+      <w:pPr>
+        <w:ind w:left="2880" w:hanging="360"/>
+      </w:pPr>
+    </w:lvl>
+    <w:lvl w:ilvl="4" w:tplc="FFFFFFFF" w:tentative="1">
+      <w:start w:val="1"/>
+      <w:numFmt w:val="lowerLetter"/>
+      <w:lvlText w:val="%5."/>
+      <w:lvlJc w:val="left"/>
+      <w:pPr>
+        <w:ind w:left="3600" w:hanging="360"/>
+      </w:pPr>
+    </w:lvl>
+    <w:lvl w:ilvl="5" w:tplc="FFFFFFFF" w:tentative="1">
+      <w:start w:val="1"/>
+      <w:numFmt w:val="lowerRoman"/>
+      <w:lvlText w:val="%6."/>
+      <w:lvlJc w:val="right"/>
+      <w:pPr>
+        <w:ind w:left="4320" w:hanging="180"/>
+      </w:pPr>
+    </w:lvl>
+    <w:lvl w:ilvl="6" w:tplc="FFFFFFFF" w:tentative="1">
+      <w:start w:val="1"/>
+      <w:numFmt w:val="decimal"/>
+      <w:lvlText w:val="%7."/>
+      <w:lvlJc w:val="left"/>
+      <w:pPr>
+        <w:ind w:left="5040" w:hanging="360"/>
+      </w:pPr>
+    </w:lvl>
+    <w:lvl w:ilvl="7" w:tplc="FFFFFFFF" w:tentative="1">
+      <w:start w:val="1"/>
+      <w:numFmt w:val="lowerLetter"/>
+      <w:lvlText w:val="%8."/>
+      <w:lvlJc w:val="left"/>
+      <w:pPr>
+        <w:ind w:left="5760" w:hanging="360"/>
+      </w:pPr>
+    </w:lvl>
+    <w:lvl w:ilvl="8" w:tplc="FFFFFFFF" w:tentative="1">
+      <w:start w:val="1"/>
+      <w:numFmt w:val="lowerRoman"/>
+      <w:lvlText w:val="%9."/>
+      <w:lvlJc w:val="right"/>
+      <w:pPr>
+        <w:ind w:left="6480" w:hanging="180"/>
+      </w:pPr>
+    </w:lvl>
+  </w:abstractNum>
+  <w:abstractNum w:abstractNumId="22" w15:restartNumberingAfterBreak="0">
+    <w:nsid w:val="6D2D3516"/>
+    <w:multiLevelType w:val="multilevel"/>
+    <w:tmpl w:val="A2202E3C"/>
+    <w:lvl w:ilvl="0">
+      <w:start w:val="1"/>
+      <w:numFmt w:val="bullet"/>
+      <w:lvlText w:val=""/>
+      <w:lvlJc w:val="left"/>
+      <w:pPr>
+        <w:tabs>
+          <w:tab w:val="num" w:pos="720"/>
+        </w:tabs>
+        <w:ind w:left="720" w:hanging="360"/>
+      </w:pPr>
+      <w:rPr>
+        <w:rFonts w:ascii="Symbol" w:hAnsi="Symbol" w:hint="default"/>
+        <w:sz w:val="20"/>
+      </w:rPr>
+    </w:lvl>
+    <w:lvl w:ilvl="1" w:tentative="1">
+      <w:start w:val="1"/>
+      <w:numFmt w:val="bullet"/>
+      <w:lvlText w:val="o"/>
+      <w:lvlJc w:val="left"/>
+      <w:pPr>
+        <w:tabs>
+          <w:tab w:val="num" w:pos="1440"/>
+        </w:tabs>
+        <w:ind w:left="1440" w:hanging="360"/>
+      </w:pPr>
+      <w:rPr>
+        <w:rFonts w:ascii="Courier New" w:hAnsi="Courier New" w:hint="default"/>
+        <w:sz w:val="20"/>
+      </w:rPr>
+    </w:lvl>
+    <w:lvl w:ilvl="2" w:tentative="1">
+      <w:start w:val="1"/>
+      <w:numFmt w:val="bullet"/>
+      <w:lvlText w:val=""/>
+      <w:lvlJc w:val="left"/>
+      <w:pPr>
+        <w:tabs>
+          <w:tab w:val="num" w:pos="2160"/>
+        </w:tabs>
+        <w:ind w:left="2160" w:hanging="360"/>
+      </w:pPr>
+      <w:rPr>
+        <w:rFonts w:ascii="Wingdings" w:hAnsi="Wingdings" w:hint="default"/>
+        <w:sz w:val="20"/>
+      </w:rPr>
+    </w:lvl>
+    <w:lvl w:ilvl="3" w:tentative="1">
+      <w:start w:val="1"/>
+      <w:numFmt w:val="bullet"/>
+      <w:lvlText w:val=""/>
+      <w:lvlJc w:val="left"/>
+      <w:pPr>
+        <w:tabs>
+          <w:tab w:val="num" w:pos="2880"/>
+        </w:tabs>
+        <w:ind w:left="2880" w:hanging="360"/>
+      </w:pPr>
+      <w:rPr>
+        <w:rFonts w:ascii="Wingdings" w:hAnsi="Wingdings" w:hint="default"/>
+        <w:sz w:val="20"/>
+      </w:rPr>
+    </w:lvl>
+    <w:lvl w:ilvl="4" w:tentative="1">
+      <w:start w:val="1"/>
+      <w:numFmt w:val="bullet"/>
+      <w:lvlText w:val=""/>
+      <w:lvlJc w:val="left"/>
+      <w:pPr>
+        <w:tabs>
+          <w:tab w:val="num" w:pos="3600"/>
+        </w:tabs>
+        <w:ind w:left="3600" w:hanging="360"/>
+      </w:pPr>
+      <w:rPr>
+        <w:rFonts w:ascii="Wingdings" w:hAnsi="Wingdings" w:hint="default"/>
+        <w:sz w:val="20"/>
+      </w:rPr>
+    </w:lvl>
+    <w:lvl w:ilvl="5" w:tentative="1">
+      <w:start w:val="1"/>
+      <w:numFmt w:val="bullet"/>
+      <w:lvlText w:val=""/>
+      <w:lvlJc w:val="left"/>
+      <w:pPr>
+        <w:tabs>
+          <w:tab w:val="num" w:pos="4320"/>
+        </w:tabs>
+        <w:ind w:left="4320" w:hanging="360"/>
+      </w:pPr>
+      <w:rPr>
+        <w:rFonts w:ascii="Wingdings" w:hAnsi="Wingdings" w:hint="default"/>
+        <w:sz w:val="20"/>
+      </w:rPr>
+    </w:lvl>
+    <w:lvl w:ilvl="6" w:tentative="1">
+      <w:start w:val="1"/>
+      <w:numFmt w:val="bullet"/>
+      <w:lvlText w:val=""/>
+      <w:lvlJc w:val="left"/>
+      <w:pPr>
+        <w:tabs>
+          <w:tab w:val="num" w:pos="5040"/>
+        </w:tabs>
+        <w:ind w:left="5040" w:hanging="360"/>
+      </w:pPr>
+      <w:rPr>
+        <w:rFonts w:ascii="Wingdings" w:hAnsi="Wingdings" w:hint="default"/>
+        <w:sz w:val="20"/>
+      </w:rPr>
+    </w:lvl>
+    <w:lvl w:ilvl="7" w:tentative="1">
+      <w:start w:val="1"/>
+      <w:numFmt w:val="bullet"/>
+      <w:lvlText w:val=""/>
+      <w:lvlJc w:val="left"/>
+      <w:pPr>
+        <w:tabs>
+          <w:tab w:val="num" w:pos="5760"/>
+        </w:tabs>
+        <w:ind w:left="5760" w:hanging="360"/>
+      </w:pPr>
+      <w:rPr>
+        <w:rFonts w:ascii="Wingdings" w:hAnsi="Wingdings" w:hint="default"/>
+        <w:sz w:val="20"/>
+      </w:rPr>
+    </w:lvl>
+    <w:lvl w:ilvl="8" w:tentative="1">
+      <w:start w:val="1"/>
+      <w:numFmt w:val="bullet"/>
+      <w:lvlText w:val=""/>
+      <w:lvlJc w:val="left"/>
+      <w:pPr>
+        <w:tabs>
+          <w:tab w:val="num" w:pos="6480"/>
+        </w:tabs>
+        <w:ind w:left="6480" w:hanging="360"/>
+      </w:pPr>
+      <w:rPr>
+        <w:rFonts w:ascii="Wingdings" w:hAnsi="Wingdings" w:hint="default"/>
+        <w:sz w:val="20"/>
+      </w:rPr>
+    </w:lvl>
+  </w:abstractNum>
+  <w:abstractNum w:abstractNumId="23" w15:restartNumberingAfterBreak="0">
+    <w:nsid w:val="6F2771BC"/>
+    <w:multiLevelType w:val="hybridMultilevel"/>
+    <w:tmpl w:val="62E674BE"/>
+    <w:lvl w:ilvl="0" w:tplc="040C000F">
+      <w:start w:val="1"/>
+      <w:numFmt w:val="decimal"/>
+      <w:lvlText w:val="%1."/>
+      <w:lvlJc w:val="left"/>
+      <w:pPr>
+        <w:ind w:left="720" w:hanging="360"/>
+      </w:pPr>
+      <w:rPr>
+        <w:rFonts w:hint="default"/>
+      </w:rPr>
+    </w:lvl>
+    <w:lvl w:ilvl="1" w:tplc="040C0019" w:tentative="1">
+      <w:start w:val="1"/>
+      <w:numFmt w:val="lowerLetter"/>
+      <w:lvlText w:val="%2."/>
+      <w:lvlJc w:val="left"/>
+      <w:pPr>
+        <w:ind w:left="1440" w:hanging="360"/>
+      </w:pPr>
+    </w:lvl>
+    <w:lvl w:ilvl="2" w:tplc="040C001B" w:tentative="1">
+      <w:start w:val="1"/>
+      <w:numFmt w:val="lowerRoman"/>
+      <w:lvlText w:val="%3."/>
+      <w:lvlJc w:val="right"/>
+      <w:pPr>
+        <w:ind w:left="2160" w:hanging="180"/>
+      </w:pPr>
+    </w:lvl>
+    <w:lvl w:ilvl="3" w:tplc="040C000F" w:tentative="1">
+      <w:start w:val="1"/>
+      <w:numFmt w:val="decimal"/>
+      <w:lvlText w:val="%4."/>
+      <w:lvlJc w:val="left"/>
+      <w:pPr>
+        <w:ind w:left="2880" w:hanging="360"/>
+      </w:pPr>
+    </w:lvl>
+    <w:lvl w:ilvl="4" w:tplc="040C0019" w:tentative="1">
+      <w:start w:val="1"/>
+      <w:numFmt w:val="lowerLetter"/>
+      <w:lvlText w:val="%5."/>
+      <w:lvlJc w:val="left"/>
+      <w:pPr>
+        <w:ind w:left="3600" w:hanging="360"/>
+      </w:pPr>
+    </w:lvl>
+    <w:lvl w:ilvl="5" w:tplc="040C001B" w:tentative="1">
+      <w:start w:val="1"/>
+      <w:numFmt w:val="lowerRoman"/>
+      <w:lvlText w:val="%6."/>
+      <w:lvlJc w:val="right"/>
+      <w:pPr>
+        <w:ind w:left="4320" w:hanging="180"/>
+      </w:pPr>
+    </w:lvl>
+    <w:lvl w:ilvl="6" w:tplc="040C000F" w:tentative="1">
+      <w:start w:val="1"/>
+      <w:numFmt w:val="decimal"/>
+      <w:lvlText w:val="%7."/>
+      <w:lvlJc w:val="left"/>
+      <w:pPr>
+        <w:ind w:left="5040" w:hanging="360"/>
+      </w:pPr>
+    </w:lvl>
+    <w:lvl w:ilvl="7" w:tplc="040C0019" w:tentative="1">
+      <w:start w:val="1"/>
+      <w:numFmt w:val="lowerLetter"/>
+      <w:lvlText w:val="%8."/>
+      <w:lvlJc w:val="left"/>
+      <w:pPr>
+        <w:ind w:left="5760" w:hanging="360"/>
+      </w:pPr>
+    </w:lvl>
+    <w:lvl w:ilvl="8" w:tplc="040C001B" w:tentative="1">
+      <w:start w:val="1"/>
+      <w:numFmt w:val="lowerRoman"/>
+      <w:lvlText w:val="%9."/>
+      <w:lvlJc w:val="right"/>
+      <w:pPr>
+        <w:ind w:left="6480" w:hanging="180"/>
+      </w:pPr>
+    </w:lvl>
+  </w:abstractNum>
+  <w:abstractNum w:abstractNumId="24" w15:restartNumberingAfterBreak="0">
+    <w:nsid w:val="6FD63C33"/>
+    <w:multiLevelType w:val="hybridMultilevel"/>
+    <w:tmpl w:val="FC0281EC"/>
+    <w:lvl w:ilvl="0" w:tplc="57DABA78">
+      <w:start w:val="1"/>
+      <w:numFmt w:val="upperRoman"/>
+      <w:lvlText w:val="%1-"/>
+      <w:lvlJc w:val="left"/>
+      <w:pPr>
+        <w:ind w:left="1080" w:hanging="720"/>
+      </w:pPr>
+      <w:rPr>
+        <w:rFonts w:hint="default"/>
+      </w:rPr>
+    </w:lvl>
+    <w:lvl w:ilvl="1" w:tplc="040C0019" w:tentative="1">
+      <w:start w:val="1"/>
+      <w:numFmt w:val="lowerLetter"/>
+      <w:lvlText w:val="%2."/>
+      <w:lvlJc w:val="left"/>
+      <w:pPr>
+        <w:ind w:left="1440" w:hanging="360"/>
+      </w:pPr>
+    </w:lvl>
+    <w:lvl w:ilvl="2" w:tplc="040C001B" w:tentative="1">
+      <w:start w:val="1"/>
+      <w:numFmt w:val="lowerRoman"/>
+      <w:lvlText w:val="%3."/>
+      <w:lvlJc w:val="right"/>
+      <w:pPr>
+        <w:ind w:left="2160" w:hanging="180"/>
+      </w:pPr>
+    </w:lvl>
+    <w:lvl w:ilvl="3" w:tplc="040C000F" w:tentative="1">
+      <w:start w:val="1"/>
+      <w:numFmt w:val="decimal"/>
+      <w:lvlText w:val="%4."/>
+      <w:lvlJc w:val="left"/>
+      <w:pPr>
+        <w:ind w:left="2880" w:hanging="360"/>
+      </w:pPr>
+    </w:lvl>
+    <w:lvl w:ilvl="4" w:tplc="040C0019" w:tentative="1">
+      <w:start w:val="1"/>
+      <w:numFmt w:val="lowerLetter"/>
+      <w:lvlText w:val="%5."/>
+      <w:lvlJc w:val="left"/>
+      <w:pPr>
+        <w:ind w:left="3600" w:hanging="360"/>
+      </w:pPr>
+    </w:lvl>
+    <w:lvl w:ilvl="5" w:tplc="040C001B" w:tentative="1">
+      <w:start w:val="1"/>
+      <w:numFmt w:val="lowerRoman"/>
+      <w:lvlText w:val="%6."/>
+      <w:lvlJc w:val="right"/>
+      <w:pPr>
+        <w:ind w:left="4320" w:hanging="180"/>
+      </w:pPr>
+    </w:lvl>
+    <w:lvl w:ilvl="6" w:tplc="040C000F" w:tentative="1">
+      <w:start w:val="1"/>
+      <w:numFmt w:val="decimal"/>
+      <w:lvlText w:val="%7."/>
+      <w:lvlJc w:val="left"/>
+      <w:pPr>
+        <w:ind w:left="5040" w:hanging="360"/>
+      </w:pPr>
+    </w:lvl>
+    <w:lvl w:ilvl="7" w:tplc="040C0019" w:tentative="1">
+      <w:start w:val="1"/>
+      <w:numFmt w:val="lowerLetter"/>
+      <w:lvlText w:val="%8."/>
+      <w:lvlJc w:val="left"/>
+      <w:pPr>
+        <w:ind w:left="5760" w:hanging="360"/>
+      </w:pPr>
+    </w:lvl>
+    <w:lvl w:ilvl="8" w:tplc="040C001B" w:tentative="1">
+      <w:start w:val="1"/>
+      <w:numFmt w:val="lowerRoman"/>
+      <w:lvlText w:val="%9."/>
+      <w:lvlJc w:val="right"/>
+      <w:pPr>
+        <w:ind w:left="6480" w:hanging="180"/>
+      </w:pPr>
+    </w:lvl>
+  </w:abstractNum>
+  <w:abstractNum w:abstractNumId="25" w15:restartNumberingAfterBreak="0">
+    <w:nsid w:val="75A338FD"/>
+    <w:multiLevelType w:val="multilevel"/>
+    <w:tmpl w:val="1F6E0F86"/>
+    <w:lvl w:ilvl="0">
+      <w:start w:val="1"/>
+      <w:numFmt w:val="bullet"/>
+      <w:lvlText w:val=""/>
+      <w:lvlJc w:val="left"/>
+      <w:pPr>
+        <w:tabs>
+          <w:tab w:val="num" w:pos="720"/>
+        </w:tabs>
+        <w:ind w:left="720" w:hanging="360"/>
+      </w:pPr>
+      <w:rPr>
+        <w:rFonts w:ascii="Symbol" w:hAnsi="Symbol" w:hint="default"/>
+        <w:sz w:val="20"/>
+      </w:rPr>
+    </w:lvl>
+    <w:lvl w:ilvl="1">
+      <w:start w:val="1"/>
+      <w:numFmt w:val="bullet"/>
+      <w:lvlText w:val="o"/>
+      <w:lvlJc w:val="left"/>
+      <w:pPr>
+        <w:tabs>
+          <w:tab w:val="num" w:pos="1440"/>
+        </w:tabs>
+        <w:ind w:left="1440" w:hanging="360"/>
+      </w:pPr>
+      <w:rPr>
+        <w:rFonts w:ascii="Courier New" w:hAnsi="Courier New" w:hint="default"/>
+        <w:sz w:val="20"/>
+      </w:rPr>
+    </w:lvl>
+    <w:lvl w:ilvl="2" w:tentative="1">
+      <w:start w:val="1"/>
+      <w:numFmt w:val="bullet"/>
+      <w:lvlText w:val=""/>
+      <w:lvlJc w:val="left"/>
+      <w:pPr>
+        <w:tabs>
+          <w:tab w:val="num" w:pos="2160"/>
+        </w:tabs>
+        <w:ind w:left="2160" w:hanging="360"/>
+      </w:pPr>
+      <w:rPr>
+        <w:rFonts w:ascii="Wingdings" w:hAnsi="Wingdings" w:hint="default"/>
+        <w:sz w:val="20"/>
+      </w:rPr>
+    </w:lvl>
+    <w:lvl w:ilvl="3" w:tentative="1">
+      <w:start w:val="1"/>
+      <w:numFmt w:val="bullet"/>
+      <w:lvlText w:val=""/>
+      <w:lvlJc w:val="left"/>
+      <w:pPr>
+        <w:tabs>
+          <w:tab w:val="num" w:pos="2880"/>
+        </w:tabs>
+        <w:ind w:left="2880" w:hanging="360"/>
+      </w:pPr>
+      <w:rPr>
+        <w:rFonts w:ascii="Wingdings" w:hAnsi="Wingdings" w:hint="default"/>
+        <w:sz w:val="20"/>
+      </w:rPr>
+    </w:lvl>
+    <w:lvl w:ilvl="4" w:tentative="1">
+      <w:start w:val="1"/>
+      <w:numFmt w:val="bullet"/>
+      <w:lvlText w:val=""/>
+      <w:lvlJc w:val="left"/>
+      <w:pPr>
+        <w:tabs>
+          <w:tab w:val="num" w:pos="3600"/>
+        </w:tabs>
+        <w:ind w:left="3600" w:hanging="360"/>
+      </w:pPr>
+      <w:rPr>
+        <w:rFonts w:ascii="Wingdings" w:hAnsi="Wingdings" w:hint="default"/>
+        <w:sz w:val="20"/>
+      </w:rPr>
+    </w:lvl>
+    <w:lvl w:ilvl="5" w:tentative="1">
+      <w:start w:val="1"/>
+      <w:numFmt w:val="bullet"/>
+      <w:lvlText w:val=""/>
+      <w:lvlJc w:val="left"/>
+      <w:pPr>
+        <w:tabs>
+          <w:tab w:val="num" w:pos="4320"/>
+        </w:tabs>
+        <w:ind w:left="4320" w:hanging="360"/>
+      </w:pPr>
+      <w:rPr>
+        <w:rFonts w:ascii="Wingdings" w:hAnsi="Wingdings" w:hint="default"/>
+        <w:sz w:val="20"/>
+      </w:rPr>
+    </w:lvl>
+    <w:lvl w:ilvl="6" w:tentative="1">
+      <w:start w:val="1"/>
+      <w:numFmt w:val="bullet"/>
+      <w:lvlText w:val=""/>
+      <w:lvlJc w:val="left"/>
+      <w:pPr>
+        <w:tabs>
+          <w:tab w:val="num" w:pos="5040"/>
+        </w:tabs>
+        <w:ind w:left="5040" w:hanging="360"/>
+      </w:pPr>
+      <w:rPr>
+        <w:rFonts w:ascii="Wingdings" w:hAnsi="Wingdings" w:hint="default"/>
+        <w:sz w:val="20"/>
+      </w:rPr>
+    </w:lvl>
+    <w:lvl w:ilvl="7" w:tentative="1">
+      <w:start w:val="1"/>
+      <w:numFmt w:val="bullet"/>
+      <w:lvlText w:val=""/>
+      <w:lvlJc w:val="left"/>
+      <w:pPr>
+        <w:tabs>
+          <w:tab w:val="num" w:pos="5760"/>
+        </w:tabs>
+        <w:ind w:left="5760" w:hanging="360"/>
+      </w:pPr>
+      <w:rPr>
+        <w:rFonts w:ascii="Wingdings" w:hAnsi="Wingdings" w:hint="default"/>
+        <w:sz w:val="20"/>
+      </w:rPr>
+    </w:lvl>
+    <w:lvl w:ilvl="8" w:tentative="1">
+      <w:start w:val="1"/>
+      <w:numFmt w:val="bullet"/>
+      <w:lvlText w:val=""/>
+      <w:lvlJc w:val="left"/>
+      <w:pPr>
+        <w:tabs>
+          <w:tab w:val="num" w:pos="6480"/>
+        </w:tabs>
+        <w:ind w:left="6480" w:hanging="360"/>
+      </w:pPr>
+      <w:rPr>
+        <w:rFonts w:ascii="Wingdings" w:hAnsi="Wingdings" w:hint="default"/>
+        <w:sz w:val="20"/>
+      </w:rPr>
+    </w:lvl>
+  </w:abstractNum>
+  <w:num w:numId="1" w16cid:durableId="1711221613">
+    <w:abstractNumId w:val="24"/>
+  </w:num>
+  <w:num w:numId="2" w16cid:durableId="93327294">
+    <w:abstractNumId w:val="23"/>
+  </w:num>
+  <w:num w:numId="3" w16cid:durableId="2098554888">
+    <w:abstractNumId w:val="18"/>
+  </w:num>
+  <w:num w:numId="4" w16cid:durableId="312412349">
+    <w:abstractNumId w:val="17"/>
+  </w:num>
+  <w:num w:numId="5" w16cid:durableId="605046107">
+    <w:abstractNumId w:val="11"/>
+  </w:num>
+  <w:num w:numId="6" w16cid:durableId="1346520464">
+    <w:abstractNumId w:val="6"/>
+  </w:num>
+  <w:num w:numId="7" w16cid:durableId="1238828619">
+    <w:abstractNumId w:val="21"/>
+  </w:num>
+  <w:num w:numId="8" w16cid:durableId="2070109953">
+    <w:abstractNumId w:val="10"/>
+  </w:num>
+  <w:num w:numId="9" w16cid:durableId="1361973916">
+    <w:abstractNumId w:val="16"/>
+  </w:num>
+  <w:num w:numId="10" w16cid:durableId="2045132357">
+    <w:abstractNumId w:val="15"/>
+  </w:num>
+  <w:num w:numId="11" w16cid:durableId="235745806">
+    <w:abstractNumId w:val="5"/>
+  </w:num>
+  <w:num w:numId="12" w16cid:durableId="1125538208">
+    <w:abstractNumId w:val="7"/>
+  </w:num>
+  <w:num w:numId="13" w16cid:durableId="974485535">
+    <w:abstractNumId w:val="2"/>
+  </w:num>
+  <w:num w:numId="14" w16cid:durableId="659306279">
+    <w:abstractNumId w:val="3"/>
+  </w:num>
+  <w:num w:numId="15" w16cid:durableId="859852735">
+    <w:abstractNumId w:val="0"/>
+  </w:num>
+  <w:num w:numId="16" w16cid:durableId="825433431">
+    <w:abstractNumId w:val="9"/>
+  </w:num>
+  <w:num w:numId="17" w16cid:durableId="509569331">
+    <w:abstractNumId w:val="22"/>
+  </w:num>
+  <w:num w:numId="18" w16cid:durableId="910311613">
+    <w:abstractNumId w:val="12"/>
+  </w:num>
+  <w:num w:numId="19" w16cid:durableId="201133512">
+    <w:abstractNumId w:val="19"/>
+  </w:num>
+  <w:num w:numId="20" w16cid:durableId="311637126">
+    <w:abstractNumId w:val="1"/>
+  </w:num>
+  <w:num w:numId="21" w16cid:durableId="2022703811">
+    <w:abstractNumId w:val="20"/>
+  </w:num>
+  <w:num w:numId="22" w16cid:durableId="204947747">
+    <w:abstractNumId w:val="13"/>
+  </w:num>
+  <w:num w:numId="23" w16cid:durableId="1508133572">
+    <w:abstractNumId w:val="4"/>
+  </w:num>
+  <w:num w:numId="24" w16cid:durableId="1695226105">
+    <w:abstractNumId w:val="25"/>
+  </w:num>
+  <w:num w:numId="25" w16cid:durableId="698509713">
+    <w:abstractNumId w:val="8"/>
+  </w:num>
+  <w:num w:numId="26" w16cid:durableId="648629945">
+    <w:abstractNumId w:val="14"/>
+  </w:num>
+</w:numbering>
 </file>
 
 <file path=word/styles.xml><?xml version="1.0" encoding="utf-8"?>
@@ -460,7 +5467,10 @@
   <w:style w:type="paragraph" w:default="1" w:styleId="Normal">
     <w:name w:val="Normal"/>
     <w:qFormat/>
-    <w:rsid w:val="00765386"/>
+    <w:rsid w:val="00F84405"/>
+    <w:pPr>
+      <w:jc w:val="both"/>
+    </w:pPr>
     <w:rPr>
       <w:kern w:val="0"/>
       <w14:ligatures w14:val="none"/>
@@ -493,7 +5503,6 @@
     <w:next w:val="Normal"/>
     <w:link w:val="Titre2Car"/>
     <w:uiPriority w:val="9"/>
-    <w:semiHidden/>
     <w:unhideWhenUsed/>
     <w:qFormat/>
     <w:rsid w:val="00591464"/>
@@ -516,7 +5525,6 @@
     <w:next w:val="Normal"/>
     <w:link w:val="Titre3Car"/>
     <w:uiPriority w:val="9"/>
-    <w:semiHidden/>
     <w:unhideWhenUsed/>
     <w:qFormat/>
     <w:rsid w:val="00591464"/>
@@ -668,7 +5676,6 @@
   <w:style w:type="character" w:default="1" w:styleId="Policepardfaut">
     <w:name w:val="Default Paragraph Font"/>
     <w:uiPriority w:val="1"/>
-    <w:semiHidden/>
     <w:unhideWhenUsed/>
   </w:style>
   <w:style w:type="table" w:default="1" w:styleId="TableauNormal">
@@ -712,7 +5719,6 @@
     <w:basedOn w:val="Policepardfaut"/>
     <w:link w:val="Titre2"/>
     <w:uiPriority w:val="9"/>
-    <w:semiHidden/>
     <w:rsid w:val="00591464"/>
     <w:rPr>
       <w:rFonts w:asciiTheme="majorHAnsi" w:eastAsiaTheme="majorEastAsia" w:hAnsiTheme="majorHAnsi" w:cstheme="majorBidi"/>
@@ -728,7 +5734,6 @@
     <w:basedOn w:val="Policepardfaut"/>
     <w:link w:val="Titre3"/>
     <w:uiPriority w:val="9"/>
-    <w:semiHidden/>
     <w:rsid w:val="00591464"/>
     <w:rPr>
       <w:rFonts w:eastAsiaTheme="majorEastAsia" w:cstheme="majorBidi"/>
@@ -1005,6 +6010,48 @@
       <w:smallCaps/>
       <w:color w:val="0F4761" w:themeColor="accent1" w:themeShade="BF"/>
       <w:spacing w:val="5"/>
+    </w:rPr>
+  </w:style>
+  <w:style w:type="table" w:styleId="Grilledutableau">
+    <w:name w:val="Table Grid"/>
+    <w:basedOn w:val="TableauNormal"/>
+    <w:uiPriority w:val="39"/>
+    <w:rsid w:val="00177899"/>
+    <w:pPr>
+      <w:spacing w:after="0" w:line="240" w:lineRule="auto"/>
+    </w:pPr>
+    <w:tblPr>
+      <w:tblBorders>
+        <w:top w:val="single" w:sz="4" w:space="0" w:color="auto"/>
+        <w:left w:val="single" w:sz="4" w:space="0" w:color="auto"/>
+        <w:bottom w:val="single" w:sz="4" w:space="0" w:color="auto"/>
+        <w:right w:val="single" w:sz="4" w:space="0" w:color="auto"/>
+        <w:insideH w:val="single" w:sz="4" w:space="0" w:color="auto"/>
+        <w:insideV w:val="single" w:sz="4" w:space="0" w:color="auto"/>
+      </w:tblBorders>
+    </w:tblPr>
+  </w:style>
+  <w:style w:type="character" w:styleId="Lienhypertexte">
+    <w:name w:val="Hyperlink"/>
+    <w:basedOn w:val="Policepardfaut"/>
+    <w:uiPriority w:val="99"/>
+    <w:unhideWhenUsed/>
+    <w:rsid w:val="00F52EB9"/>
+    <w:rPr>
+      <w:color w:val="467886" w:themeColor="hyperlink"/>
+      <w:u w:val="single"/>
+    </w:rPr>
+  </w:style>
+  <w:style w:type="character" w:styleId="Mentionnonrsolue">
+    <w:name w:val="Unresolved Mention"/>
+    <w:basedOn w:val="Policepardfaut"/>
+    <w:uiPriority w:val="99"/>
+    <w:semiHidden/>
+    <w:unhideWhenUsed/>
+    <w:rsid w:val="00F52EB9"/>
+    <w:rPr>
+      <w:color w:val="605E5C"/>
+      <w:shd w:val="clear" w:color="auto" w:fill="E1DFDD"/>
     </w:rPr>
   </w:style>
 </w:styles>
